--- a/sem2/anthro104/readingResponses/answers/FWP1 Project Journal TEMPLATE.docx
+++ b/sem2/anthro104/readingResponses/answers/FWP1 Project Journal TEMPLATE.docx
@@ -162,13 +162,6 @@
         </w:rPr>
         <w:t>Name:</w:t>
         <w:tab/>
-      </w:r>
-      <w:r>
-        <w:rPr>
-          <w:rFonts w:cs="Calibri" w:ascii="Calibri" w:hAnsi="Calibri" w:asciiTheme="minorHAnsi" w:cstheme="minorHAnsi" w:hAnsiTheme="minorHAnsi"/>
-          <w:b/>
-          <w:bCs/>
-        </w:rPr>
         <w:t>Svadrut Kukunooru</w:t>
       </w:r>
     </w:p>
@@ -201,13 +194,6 @@
         </w:rPr>
         <w:t>TA Name:</w:t>
         <w:tab/>
-      </w:r>
-      <w:r>
-        <w:rPr>
-          <w:rFonts w:cs="Calibri" w:ascii="Calibri" w:hAnsi="Calibri" w:asciiTheme="minorHAnsi" w:cstheme="minorHAnsi" w:hAnsiTheme="minorHAnsi"/>
-          <w:b/>
-          <w:bCs/>
-        </w:rPr>
         <w:t>Juniper Lewis</w:t>
       </w:r>
     </w:p>
@@ -240,13 +226,6 @@
         </w:rPr>
         <w:t>Discussion Section Number:</w:t>
         <w:tab/>
-      </w:r>
-      <w:r>
-        <w:rPr>
-          <w:rFonts w:cs="Calibri" w:ascii="Calibri" w:hAnsi="Calibri" w:asciiTheme="minorHAnsi" w:cstheme="minorHAnsi" w:hAnsiTheme="minorHAnsi"/>
-          <w:b/>
-          <w:bCs/>
-        </w:rPr>
         <w:t>320</w:t>
       </w:r>
     </w:p>
@@ -279,13 +258,6 @@
         </w:rPr>
         <w:t>Semester and Year:</w:t>
         <w:tab/>
-      </w:r>
-      <w:r>
-        <w:rPr>
-          <w:rFonts w:cs="Calibri" w:ascii="Calibri" w:hAnsi="Calibri" w:asciiTheme="minorHAnsi" w:cstheme="minorHAnsi" w:hAnsiTheme="minorHAnsi"/>
-          <w:b/>
-          <w:bCs/>
-        </w:rPr>
         <w:t>2</w:t>
       </w:r>
       <w:r>
@@ -679,7 +651,8 @@
           <w:p>
             <w:pPr>
               <w:pStyle w:val="Normal"/>
-              <w:widowControl/>
+              <w:widowControl w:val="false"/>
+              <w:suppressAutoHyphens w:val="true"/>
               <w:spacing w:before="0" w:after="120"/>
               <w:jc w:val="left"/>
               <w:rPr>
@@ -726,7 +699,8 @@
           <w:p>
             <w:pPr>
               <w:pStyle w:val="Normal"/>
-              <w:widowControl/>
+              <w:widowControl w:val="false"/>
+              <w:suppressAutoHyphens w:val="true"/>
               <w:spacing w:before="0" w:after="120"/>
               <w:jc w:val="left"/>
               <w:rPr>
@@ -753,11 +727,12 @@
           <w:p>
             <w:pPr>
               <w:pStyle w:val="ListParagraph"/>
-              <w:widowControl/>
+              <w:widowControl w:val="false"/>
               <w:numPr>
                 <w:ilvl w:val="0"/>
                 <w:numId w:val="1"/>
               </w:numPr>
+              <w:suppressAutoHyphens w:val="true"/>
               <w:spacing w:before="0" w:after="120"/>
               <w:ind w:left="360" w:hanging="360"/>
               <w:contextualSpacing/>
@@ -794,7 +769,8 @@
           <w:p>
             <w:pPr>
               <w:pStyle w:val="Normal"/>
-              <w:widowControl/>
+              <w:widowControl w:val="false"/>
+              <w:suppressAutoHyphens w:val="true"/>
               <w:spacing w:before="0" w:after="120"/>
               <w:ind w:left="360" w:hanging="360"/>
               <w:jc w:val="left"/>
@@ -825,11 +801,12 @@
           <w:p>
             <w:pPr>
               <w:pStyle w:val="ListParagraph"/>
-              <w:widowControl/>
+              <w:widowControl w:val="false"/>
               <w:numPr>
                 <w:ilvl w:val="0"/>
                 <w:numId w:val="1"/>
               </w:numPr>
+              <w:suppressAutoHyphens w:val="true"/>
               <w:spacing w:before="0" w:after="120"/>
               <w:ind w:left="360" w:hanging="360"/>
               <w:contextualSpacing/>
@@ -866,7 +843,8 @@
           <w:p>
             <w:pPr>
               <w:pStyle w:val="Normal"/>
-              <w:widowControl/>
+              <w:widowControl w:val="false"/>
+              <w:suppressAutoHyphens w:val="true"/>
               <w:spacing w:before="0" w:after="120"/>
               <w:ind w:left="360" w:hanging="360"/>
               <w:jc w:val="left"/>
@@ -895,11 +873,12 @@
           <w:p>
             <w:pPr>
               <w:pStyle w:val="ListParagraph"/>
-              <w:widowControl/>
+              <w:widowControl w:val="false"/>
               <w:numPr>
                 <w:ilvl w:val="0"/>
                 <w:numId w:val="1"/>
               </w:numPr>
+              <w:suppressAutoHyphens w:val="true"/>
               <w:spacing w:before="0" w:after="120"/>
               <w:ind w:left="360" w:hanging="360"/>
               <w:contextualSpacing/>
@@ -936,7 +915,8 @@
           <w:p>
             <w:pPr>
               <w:pStyle w:val="Normal"/>
-              <w:widowControl/>
+              <w:widowControl w:val="false"/>
+              <w:suppressAutoHyphens w:val="true"/>
               <w:spacing w:before="0" w:after="120"/>
               <w:ind w:left="360" w:hanging="360"/>
               <w:jc w:val="left"/>
@@ -965,11 +945,12 @@
           <w:p>
             <w:pPr>
               <w:pStyle w:val="ListParagraph"/>
-              <w:widowControl/>
+              <w:widowControl w:val="false"/>
               <w:numPr>
                 <w:ilvl w:val="0"/>
                 <w:numId w:val="1"/>
               </w:numPr>
+              <w:suppressAutoHyphens w:val="true"/>
               <w:spacing w:before="0" w:after="120"/>
               <w:ind w:left="360" w:hanging="360"/>
               <w:contextualSpacing/>
@@ -1006,7 +987,8 @@
           <w:p>
             <w:pPr>
               <w:pStyle w:val="Normal"/>
-              <w:widowControl/>
+              <w:widowControl w:val="false"/>
+              <w:suppressAutoHyphens w:val="true"/>
               <w:spacing w:before="0" w:after="120"/>
               <w:ind w:left="360" w:hanging="360"/>
               <w:jc w:val="left"/>
@@ -1035,11 +1017,12 @@
           <w:p>
             <w:pPr>
               <w:pStyle w:val="ListParagraph"/>
-              <w:widowControl/>
+              <w:widowControl w:val="false"/>
               <w:numPr>
                 <w:ilvl w:val="0"/>
                 <w:numId w:val="1"/>
               </w:numPr>
+              <w:suppressAutoHyphens w:val="true"/>
               <w:spacing w:before="0" w:after="120"/>
               <w:ind w:left="360" w:hanging="360"/>
               <w:contextualSpacing/>
@@ -1076,7 +1059,8 @@
           <w:p>
             <w:pPr>
               <w:pStyle w:val="Normal"/>
-              <w:widowControl/>
+              <w:widowControl w:val="false"/>
+              <w:suppressAutoHyphens w:val="true"/>
               <w:spacing w:before="0" w:after="120"/>
               <w:ind w:left="360" w:hanging="360"/>
               <w:jc w:val="left"/>
@@ -1107,11 +1091,12 @@
           <w:p>
             <w:pPr>
               <w:pStyle w:val="ListParagraph"/>
-              <w:widowControl/>
+              <w:widowControl w:val="false"/>
               <w:numPr>
                 <w:ilvl w:val="0"/>
                 <w:numId w:val="1"/>
               </w:numPr>
+              <w:suppressAutoHyphens w:val="true"/>
               <w:spacing w:before="0" w:after="120"/>
               <w:ind w:left="360" w:hanging="360"/>
               <w:contextualSpacing/>
@@ -1148,7 +1133,8 @@
           <w:p>
             <w:pPr>
               <w:pStyle w:val="Normal"/>
-              <w:widowControl/>
+              <w:widowControl w:val="false"/>
+              <w:suppressAutoHyphens w:val="true"/>
               <w:spacing w:before="0" w:after="120"/>
               <w:ind w:left="360" w:hanging="360"/>
               <w:jc w:val="left"/>
@@ -1479,7 +1465,8 @@
           <w:p>
             <w:pPr>
               <w:pStyle w:val="Normal"/>
-              <w:widowControl/>
+              <w:widowControl w:val="false"/>
+              <w:suppressAutoHyphens w:val="true"/>
               <w:spacing w:before="0" w:after="120"/>
               <w:jc w:val="right"/>
               <w:rPr>
@@ -1508,7 +1495,8 @@
           <w:p>
             <w:pPr>
               <w:pStyle w:val="Normal"/>
-              <w:widowControl/>
+              <w:widowControl w:val="false"/>
+              <w:suppressAutoHyphens w:val="true"/>
               <w:spacing w:before="0" w:after="120"/>
               <w:jc w:val="left"/>
               <w:rPr>
@@ -1521,6 +1509,7 @@
                 <w:kern w:val="0"/>
                 <w:lang w:val="en-US" w:eastAsia="en-US" w:bidi="ar-SA"/>
               </w:rPr>
+              <w:t>Smartphone</w:t>
             </w:r>
           </w:p>
         </w:tc>
@@ -1537,7 +1526,8 @@
           <w:p>
             <w:pPr>
               <w:pStyle w:val="Normal"/>
-              <w:widowControl/>
+              <w:widowControl w:val="false"/>
+              <w:suppressAutoHyphens w:val="true"/>
               <w:spacing w:before="0" w:after="120"/>
               <w:jc w:val="right"/>
               <w:rPr>
@@ -1565,7 +1555,8 @@
           <w:p>
             <w:pPr>
               <w:pStyle w:val="Normal"/>
-              <w:widowControl/>
+              <w:widowControl w:val="false"/>
+              <w:suppressAutoHyphens w:val="true"/>
               <w:spacing w:before="0" w:after="120"/>
               <w:jc w:val="left"/>
               <w:rPr>
@@ -1578,6 +1569,7 @@
                 <w:kern w:val="0"/>
                 <w:lang w:val="en-US" w:eastAsia="en-US" w:bidi="ar-SA"/>
               </w:rPr>
+              <w:t>Apple</w:t>
             </w:r>
           </w:p>
         </w:tc>
@@ -1592,7 +1584,8 @@
           <w:p>
             <w:pPr>
               <w:pStyle w:val="Normal"/>
-              <w:widowControl/>
+              <w:widowControl w:val="false"/>
+              <w:suppressAutoHyphens w:val="true"/>
               <w:spacing w:before="0" w:after="120"/>
               <w:jc w:val="right"/>
               <w:rPr>
@@ -1614,7 +1607,8 @@
           <w:p>
             <w:pPr>
               <w:pStyle w:val="Normal"/>
-              <w:widowControl/>
+              <w:widowControl w:val="false"/>
+              <w:suppressAutoHyphens w:val="true"/>
               <w:spacing w:before="0" w:after="120"/>
               <w:jc w:val="right"/>
               <w:rPr>
@@ -1642,7 +1636,8 @@
           <w:p>
             <w:pPr>
               <w:pStyle w:val="Normal"/>
-              <w:widowControl/>
+              <w:widowControl w:val="false"/>
+              <w:suppressAutoHyphens w:val="true"/>
               <w:spacing w:before="0" w:after="120"/>
               <w:jc w:val="left"/>
               <w:rPr>
@@ -1655,6 +1650,7 @@
                 <w:kern w:val="0"/>
                 <w:lang w:val="en-US" w:eastAsia="en-US" w:bidi="ar-SA"/>
               </w:rPr>
+              <w:t xml:space="preserve">I chose this commodity because the iPhone is one of the most well-known products in the world from a single company. It also has parts that come from all over the world, so it will be an interesting product to analyze. </w:t>
             </w:r>
           </w:p>
         </w:tc>
@@ -1983,7 +1979,8 @@
           <w:p>
             <w:pPr>
               <w:pStyle w:val="Normal"/>
-              <w:widowControl/>
+              <w:widowControl w:val="false"/>
+              <w:suppressAutoHyphens w:val="true"/>
               <w:spacing w:before="0" w:after="120"/>
               <w:jc w:val="left"/>
               <w:rPr>
@@ -2005,7 +2002,8 @@
           <w:p>
             <w:pPr>
               <w:pStyle w:val="Normal"/>
-              <w:widowControl/>
+              <w:widowControl w:val="false"/>
+              <w:suppressAutoHyphens w:val="true"/>
               <w:spacing w:before="0" w:after="120"/>
               <w:jc w:val="left"/>
               <w:rPr>
@@ -2034,7 +2032,8 @@
           <w:p>
             <w:pPr>
               <w:pStyle w:val="Normal"/>
-              <w:widowControl/>
+              <w:widowControl w:val="false"/>
+              <w:suppressAutoHyphens w:val="true"/>
               <w:spacing w:before="0" w:after="120"/>
               <w:jc w:val="left"/>
               <w:rPr>
@@ -2066,7 +2065,8 @@
           <w:p>
             <w:pPr>
               <w:pStyle w:val="Normal"/>
-              <w:widowControl/>
+              <w:widowControl w:val="false"/>
+              <w:suppressAutoHyphens w:val="true"/>
               <w:spacing w:before="0" w:after="120"/>
               <w:jc w:val="left"/>
               <w:rPr>
@@ -2093,7 +2093,8 @@
           <w:p>
             <w:pPr>
               <w:pStyle w:val="Normal"/>
-              <w:widowControl/>
+              <w:widowControl w:val="false"/>
+              <w:suppressAutoHyphens w:val="true"/>
               <w:spacing w:before="0" w:after="120"/>
               <w:jc w:val="left"/>
               <w:rPr>
@@ -2119,7 +2120,8 @@
           <w:p>
             <w:pPr>
               <w:pStyle w:val="Normal"/>
-              <w:widowControl/>
+              <w:widowControl w:val="false"/>
+              <w:suppressAutoHyphens w:val="true"/>
               <w:spacing w:before="0" w:after="120"/>
               <w:jc w:val="left"/>
               <w:rPr>
@@ -2146,7 +2148,8 @@
           <w:p>
             <w:pPr>
               <w:pStyle w:val="Normal"/>
-              <w:widowControl/>
+              <w:widowControl w:val="false"/>
+              <w:suppressAutoHyphens w:val="true"/>
               <w:spacing w:before="0" w:after="120"/>
               <w:jc w:val="left"/>
               <w:rPr>
@@ -2174,7 +2177,8 @@
           <w:p>
             <w:pPr>
               <w:pStyle w:val="Normal"/>
-              <w:widowControl/>
+              <w:widowControl w:val="false"/>
+              <w:suppressAutoHyphens w:val="true"/>
               <w:spacing w:before="0" w:after="120"/>
               <w:jc w:val="left"/>
               <w:rPr>
@@ -2198,7 +2202,8 @@
           <w:p>
             <w:pPr>
               <w:pStyle w:val="Normal"/>
-              <w:widowControl/>
+              <w:widowControl w:val="false"/>
+              <w:suppressAutoHyphens w:val="true"/>
               <w:spacing w:before="0" w:after="120"/>
               <w:jc w:val="left"/>
               <w:rPr>
@@ -2225,7 +2230,8 @@
           <w:p>
             <w:pPr>
               <w:pStyle w:val="Normal"/>
-              <w:widowControl/>
+              <w:widowControl w:val="false"/>
+              <w:suppressAutoHyphens w:val="true"/>
               <w:spacing w:before="0" w:after="120"/>
               <w:jc w:val="left"/>
               <w:rPr>
@@ -2249,7 +2255,8 @@
           <w:p>
             <w:pPr>
               <w:pStyle w:val="Normal"/>
-              <w:widowControl/>
+              <w:widowControl w:val="false"/>
+              <w:suppressAutoHyphens w:val="true"/>
               <w:spacing w:before="0" w:after="120"/>
               <w:jc w:val="left"/>
               <w:rPr>
@@ -2276,7 +2283,8 @@
           <w:p>
             <w:pPr>
               <w:pStyle w:val="Normal"/>
-              <w:widowControl/>
+              <w:widowControl w:val="false"/>
+              <w:suppressAutoHyphens w:val="true"/>
               <w:spacing w:before="0" w:after="120"/>
               <w:jc w:val="left"/>
               <w:rPr>
@@ -2300,7 +2308,8 @@
           <w:p>
             <w:pPr>
               <w:pStyle w:val="Normal"/>
-              <w:widowControl/>
+              <w:widowControl w:val="false"/>
+              <w:suppressAutoHyphens w:val="true"/>
               <w:spacing w:before="0" w:after="120"/>
               <w:jc w:val="left"/>
               <w:rPr>
@@ -2327,7 +2336,8 @@
           <w:p>
             <w:pPr>
               <w:pStyle w:val="Normal"/>
-              <w:widowControl/>
+              <w:widowControl w:val="false"/>
+              <w:suppressAutoHyphens w:val="true"/>
               <w:spacing w:before="0" w:after="120"/>
               <w:jc w:val="left"/>
               <w:rPr>
@@ -2351,7 +2361,8 @@
           <w:p>
             <w:pPr>
               <w:pStyle w:val="Normal"/>
-              <w:widowControl/>
+              <w:widowControl w:val="false"/>
+              <w:suppressAutoHyphens w:val="true"/>
               <w:spacing w:before="0" w:after="120"/>
               <w:jc w:val="left"/>
               <w:rPr>
@@ -2378,7 +2389,8 @@
           <w:p>
             <w:pPr>
               <w:pStyle w:val="Normal"/>
-              <w:widowControl/>
+              <w:widowControl w:val="false"/>
+              <w:suppressAutoHyphens w:val="true"/>
               <w:spacing w:before="0" w:after="120"/>
               <w:jc w:val="left"/>
               <w:rPr>
@@ -2402,7 +2414,8 @@
           <w:p>
             <w:pPr>
               <w:pStyle w:val="Normal"/>
-              <w:widowControl/>
+              <w:widowControl w:val="false"/>
+              <w:suppressAutoHyphens w:val="true"/>
               <w:spacing w:before="0" w:after="120"/>
               <w:jc w:val="left"/>
               <w:rPr>
@@ -2429,7 +2442,8 @@
           <w:p>
             <w:pPr>
               <w:pStyle w:val="Normal"/>
-              <w:widowControl/>
+              <w:widowControl w:val="false"/>
+              <w:suppressAutoHyphens w:val="true"/>
               <w:spacing w:before="0" w:after="120"/>
               <w:jc w:val="left"/>
               <w:rPr>
@@ -2453,7 +2467,8 @@
           <w:p>
             <w:pPr>
               <w:pStyle w:val="Normal"/>
-              <w:widowControl/>
+              <w:widowControl w:val="false"/>
+              <w:suppressAutoHyphens w:val="true"/>
               <w:spacing w:before="0" w:after="120"/>
               <w:jc w:val="left"/>
               <w:rPr>
@@ -2480,7 +2495,8 @@
           <w:p>
             <w:pPr>
               <w:pStyle w:val="Normal"/>
-              <w:widowControl/>
+              <w:widowControl w:val="false"/>
+              <w:suppressAutoHyphens w:val="true"/>
               <w:spacing w:before="0" w:after="120"/>
               <w:jc w:val="left"/>
               <w:rPr>
@@ -2504,7 +2520,8 @@
           <w:p>
             <w:pPr>
               <w:pStyle w:val="Normal"/>
-              <w:widowControl/>
+              <w:widowControl w:val="false"/>
+              <w:suppressAutoHyphens w:val="true"/>
               <w:spacing w:before="0" w:after="120"/>
               <w:jc w:val="left"/>
               <w:rPr>
@@ -2786,11 +2803,12 @@
           <w:p>
             <w:pPr>
               <w:pStyle w:val="ListParagraph"/>
-              <w:widowControl/>
+              <w:widowControl w:val="false"/>
               <w:numPr>
                 <w:ilvl w:val="0"/>
                 <w:numId w:val="2"/>
               </w:numPr>
+              <w:suppressAutoHyphens w:val="true"/>
               <w:spacing w:before="0" w:after="120"/>
               <w:ind w:left="360" w:hanging="360"/>
               <w:contextualSpacing/>
@@ -2827,7 +2845,8 @@
           <w:p>
             <w:pPr>
               <w:pStyle w:val="Normal"/>
-              <w:widowControl/>
+              <w:widowControl w:val="false"/>
+              <w:suppressAutoHyphens w:val="true"/>
               <w:spacing w:before="0" w:after="120"/>
               <w:ind w:left="360" w:hanging="360"/>
               <w:jc w:val="left"/>
@@ -2855,11 +2874,12 @@
           <w:p>
             <w:pPr>
               <w:pStyle w:val="ListParagraph"/>
-              <w:widowControl/>
+              <w:widowControl w:val="false"/>
               <w:numPr>
                 <w:ilvl w:val="0"/>
                 <w:numId w:val="2"/>
               </w:numPr>
+              <w:suppressAutoHyphens w:val="true"/>
               <w:spacing w:before="0" w:after="120"/>
               <w:ind w:left="360" w:hanging="360"/>
               <w:contextualSpacing/>
@@ -2896,7 +2916,8 @@
           <w:p>
             <w:pPr>
               <w:pStyle w:val="Normal"/>
-              <w:widowControl/>
+              <w:widowControl w:val="false"/>
+              <w:suppressAutoHyphens w:val="true"/>
               <w:spacing w:before="0" w:after="120"/>
               <w:ind w:left="360" w:hanging="360"/>
               <w:jc w:val="left"/>
@@ -2926,11 +2947,12 @@
           <w:p>
             <w:pPr>
               <w:pStyle w:val="ListParagraph"/>
-              <w:widowControl/>
+              <w:widowControl w:val="false"/>
               <w:numPr>
                 <w:ilvl w:val="0"/>
                 <w:numId w:val="2"/>
               </w:numPr>
+              <w:suppressAutoHyphens w:val="true"/>
               <w:spacing w:before="0" w:after="120"/>
               <w:ind w:left="360" w:hanging="360"/>
               <w:contextualSpacing/>
@@ -2977,7 +2999,8 @@
           <w:p>
             <w:pPr>
               <w:pStyle w:val="Normal"/>
-              <w:widowControl/>
+              <w:widowControl w:val="false"/>
+              <w:suppressAutoHyphens w:val="true"/>
               <w:spacing w:before="0" w:after="120"/>
               <w:ind w:left="360" w:hanging="360"/>
               <w:jc w:val="left"/>
@@ -3005,11 +3028,12 @@
           <w:p>
             <w:pPr>
               <w:pStyle w:val="ListParagraph"/>
-              <w:widowControl/>
+              <w:widowControl w:val="false"/>
               <w:numPr>
                 <w:ilvl w:val="0"/>
                 <w:numId w:val="2"/>
               </w:numPr>
+              <w:suppressAutoHyphens w:val="true"/>
               <w:spacing w:before="0" w:after="120"/>
               <w:ind w:left="360" w:hanging="360"/>
               <w:contextualSpacing/>
@@ -3078,7 +3102,8 @@
           <w:p>
             <w:pPr>
               <w:pStyle w:val="Normal"/>
-              <w:widowControl/>
+              <w:widowControl w:val="false"/>
+              <w:suppressAutoHyphens w:val="true"/>
               <w:spacing w:before="0" w:after="120"/>
               <w:ind w:left="360" w:hanging="360"/>
               <w:jc w:val="left"/>
@@ -3106,11 +3131,12 @@
           <w:p>
             <w:pPr>
               <w:pStyle w:val="ListParagraph"/>
-              <w:widowControl/>
+              <w:widowControl w:val="false"/>
               <w:numPr>
                 <w:ilvl w:val="0"/>
                 <w:numId w:val="2"/>
               </w:numPr>
+              <w:suppressAutoHyphens w:val="true"/>
               <w:spacing w:before="0" w:after="120"/>
               <w:ind w:left="360" w:hanging="360"/>
               <w:contextualSpacing/>
@@ -3157,7 +3183,8 @@
           <w:p>
             <w:pPr>
               <w:pStyle w:val="Normal"/>
-              <w:widowControl/>
+              <w:widowControl w:val="false"/>
+              <w:suppressAutoHyphens w:val="true"/>
               <w:spacing w:before="0" w:after="120"/>
               <w:ind w:left="360" w:hanging="360"/>
               <w:jc w:val="left"/>
@@ -3185,11 +3212,12 @@
           <w:p>
             <w:pPr>
               <w:pStyle w:val="ListParagraph"/>
-              <w:widowControl/>
+              <w:widowControl w:val="false"/>
               <w:numPr>
                 <w:ilvl w:val="0"/>
                 <w:numId w:val="2"/>
               </w:numPr>
+              <w:suppressAutoHyphens w:val="true"/>
               <w:spacing w:before="0" w:after="120"/>
               <w:ind w:left="360" w:hanging="360"/>
               <w:contextualSpacing/>
@@ -3258,7 +3286,8 @@
           <w:p>
             <w:pPr>
               <w:pStyle w:val="Normal"/>
-              <w:widowControl/>
+              <w:widowControl w:val="false"/>
+              <w:suppressAutoHyphens w:val="true"/>
               <w:spacing w:before="0" w:after="120"/>
               <w:ind w:left="360" w:hanging="360"/>
               <w:jc w:val="left"/>
@@ -3286,11 +3315,12 @@
           <w:p>
             <w:pPr>
               <w:pStyle w:val="ListParagraph"/>
-              <w:widowControl/>
+              <w:widowControl w:val="false"/>
               <w:numPr>
                 <w:ilvl w:val="0"/>
                 <w:numId w:val="2"/>
               </w:numPr>
+              <w:suppressAutoHyphens w:val="true"/>
               <w:spacing w:before="0" w:after="120"/>
               <w:ind w:left="360" w:hanging="360"/>
               <w:contextualSpacing/>
@@ -3337,7 +3367,8 @@
           <w:p>
             <w:pPr>
               <w:pStyle w:val="Normal"/>
-              <w:widowControl/>
+              <w:widowControl w:val="false"/>
+              <w:suppressAutoHyphens w:val="true"/>
               <w:spacing w:before="0" w:after="120"/>
               <w:ind w:left="360" w:hanging="360"/>
               <w:jc w:val="left"/>
@@ -3367,11 +3398,12 @@
           <w:p>
             <w:pPr>
               <w:pStyle w:val="ListParagraph"/>
-              <w:widowControl/>
+              <w:widowControl w:val="false"/>
               <w:numPr>
                 <w:ilvl w:val="0"/>
                 <w:numId w:val="2"/>
               </w:numPr>
+              <w:suppressAutoHyphens w:val="true"/>
               <w:spacing w:before="0" w:after="120"/>
               <w:ind w:left="360" w:hanging="360"/>
               <w:contextualSpacing/>
@@ -3418,7 +3450,8 @@
           <w:p>
             <w:pPr>
               <w:pStyle w:val="Normal"/>
-              <w:widowControl/>
+              <w:widowControl w:val="false"/>
+              <w:suppressAutoHyphens w:val="true"/>
               <w:spacing w:before="0" w:after="120"/>
               <w:ind w:left="360" w:hanging="360"/>
               <w:jc w:val="left"/>
@@ -3429,8 +3462,6 @@
             <w:r>
               <w:rPr>
                 <w:rFonts w:cs="Calibri" w:cstheme="minorHAnsi"/>
-                <w:kern w:val="0"/>
-                <w:lang w:val="en-US" w:eastAsia="en-US" w:bidi="ar-SA"/>
               </w:rPr>
             </w:r>
           </w:p>
@@ -3448,11 +3479,12 @@
           <w:p>
             <w:pPr>
               <w:pStyle w:val="ListParagraph"/>
-              <w:widowControl/>
+              <w:widowControl w:val="false"/>
               <w:numPr>
                 <w:ilvl w:val="0"/>
                 <w:numId w:val="2"/>
               </w:numPr>
+              <w:suppressAutoHyphens w:val="true"/>
               <w:spacing w:before="0" w:after="120"/>
               <w:ind w:left="360" w:hanging="360"/>
               <w:contextualSpacing/>
@@ -3499,7 +3531,8 @@
           <w:p>
             <w:pPr>
               <w:pStyle w:val="Normal"/>
-              <w:widowControl/>
+              <w:widowControl w:val="false"/>
+              <w:suppressAutoHyphens w:val="true"/>
               <w:spacing w:before="0" w:after="120"/>
               <w:ind w:left="360" w:hanging="360"/>
               <w:jc w:val="left"/>
@@ -3510,8 +3543,6 @@
             <w:r>
               <w:rPr>
                 <w:rFonts w:cs="Calibri" w:cstheme="minorHAnsi"/>
-                <w:kern w:val="0"/>
-                <w:lang w:val="en-US" w:eastAsia="en-US" w:bidi="ar-SA"/>
               </w:rPr>
             </w:r>
           </w:p>
@@ -3529,11 +3560,12 @@
           <w:p>
             <w:pPr>
               <w:pStyle w:val="ListParagraph"/>
-              <w:widowControl/>
+              <w:widowControl w:val="false"/>
               <w:numPr>
                 <w:ilvl w:val="0"/>
                 <w:numId w:val="2"/>
               </w:numPr>
+              <w:suppressAutoHyphens w:val="true"/>
               <w:spacing w:before="0" w:after="120"/>
               <w:ind w:left="360" w:hanging="360"/>
               <w:contextualSpacing/>
@@ -3585,7 +3617,8 @@
           <w:p>
             <w:pPr>
               <w:pStyle w:val="Normal"/>
-              <w:widowControl/>
+              <w:widowControl w:val="false"/>
+              <w:suppressAutoHyphens w:val="true"/>
               <w:spacing w:before="0" w:after="120"/>
               <w:ind w:left="360" w:hanging="360"/>
               <w:jc w:val="left"/>
@@ -3596,8 +3629,6 @@
             <w:r>
               <w:rPr>
                 <w:rFonts w:cs="Calibri" w:cstheme="minorHAnsi"/>
-                <w:kern w:val="0"/>
-                <w:lang w:val="en-US" w:eastAsia="en-US" w:bidi="ar-SA"/>
               </w:rPr>
             </w:r>
           </w:p>
@@ -3615,11 +3646,12 @@
           <w:p>
             <w:pPr>
               <w:pStyle w:val="ListParagraph"/>
-              <w:widowControl/>
+              <w:widowControl w:val="false"/>
               <w:numPr>
                 <w:ilvl w:val="0"/>
                 <w:numId w:val="2"/>
               </w:numPr>
+              <w:suppressAutoHyphens w:val="true"/>
               <w:spacing w:before="0" w:after="120"/>
               <w:ind w:left="360" w:hanging="360"/>
               <w:contextualSpacing/>
@@ -3681,7 +3713,8 @@
           <w:p>
             <w:pPr>
               <w:pStyle w:val="Normal"/>
-              <w:widowControl/>
+              <w:widowControl w:val="false"/>
+              <w:suppressAutoHyphens w:val="true"/>
               <w:spacing w:before="0" w:after="120"/>
               <w:ind w:left="360" w:hanging="360"/>
               <w:jc w:val="left"/>
@@ -3692,8 +3725,6 @@
             <w:r>
               <w:rPr>
                 <w:rFonts w:cs="Calibri" w:cstheme="minorHAnsi"/>
-                <w:kern w:val="0"/>
-                <w:lang w:val="en-US" w:eastAsia="en-US" w:bidi="ar-SA"/>
               </w:rPr>
             </w:r>
           </w:p>
@@ -3711,11 +3742,12 @@
           <w:p>
             <w:pPr>
               <w:pStyle w:val="ListParagraph"/>
-              <w:widowControl/>
+              <w:widowControl w:val="false"/>
               <w:numPr>
                 <w:ilvl w:val="0"/>
                 <w:numId w:val="2"/>
               </w:numPr>
+              <w:suppressAutoHyphens w:val="true"/>
               <w:spacing w:before="0" w:after="120"/>
               <w:ind w:left="360" w:hanging="360"/>
               <w:contextualSpacing/>
@@ -3759,7 +3791,8 @@
           <w:p>
             <w:pPr>
               <w:pStyle w:val="Normal"/>
-              <w:widowControl/>
+              <w:widowControl w:val="false"/>
+              <w:suppressAutoHyphens w:val="true"/>
               <w:spacing w:before="0" w:after="120"/>
               <w:ind w:left="360" w:hanging="360"/>
               <w:jc w:val="left"/>
@@ -3770,8 +3803,6 @@
             <w:r>
               <w:rPr>
                 <w:rFonts w:cs="Calibri" w:cstheme="minorHAnsi"/>
-                <w:kern w:val="0"/>
-                <w:lang w:val="en-US" w:eastAsia="en-US" w:bidi="ar-SA"/>
               </w:rPr>
             </w:r>
           </w:p>
@@ -3821,7 +3852,7 @@
         <w:docPartGallery w:val="Page Numbers (Bottom of Page)"/>
         <w:docPartUnique w:val="true"/>
       </w:docPartObj>
-      <w:id w:val="1409812956"/>
+      <w:id w:val="924236269"/>
     </w:sdtPr>
     <w:sdtContent>
       <w:p>
@@ -3909,7 +3940,7 @@
         <w:docPartGallery w:val="Page Numbers (Bottom of Page)"/>
         <w:docPartUnique w:val="true"/>
       </w:docPartObj>
-      <w:id w:val="1749290260"/>
+      <w:id w:val="1466343770"/>
     </w:sdtPr>
     <w:sdtContent>
       <w:p>
@@ -3993,7 +4024,7 @@
         <w:docPartGallery w:val="Page Numbers (Bottom of Page)"/>
         <w:docPartUnique w:val="true"/>
       </w:docPartObj>
-      <w:id w:val="185419494"/>
+      <w:id w:val="322715327"/>
     </w:sdtPr>
     <w:sdtContent>
       <w:p>
@@ -5544,6 +5575,7 @@
     <w:rsid w:val="00f47a8a"/>
     <w:pPr>
       <w:widowControl/>
+      <w:suppressAutoHyphens w:val="true"/>
       <w:bidi w:val="0"/>
       <w:spacing w:before="0" w:after="120"/>
       <w:jc w:val="left"/>

--- a/sem2/anthro104/readingResponses/answers/FWP1 Project Journal TEMPLATE.docx
+++ b/sem2/anthro104/readingResponses/answers/FWP1 Project Journal TEMPLATE.docx
@@ -5,7 +5,9 @@
     <w:p>
       <w:pPr>
         <w:pStyle w:val="Subtitle"/>
-        <w:rPr/>
+        <w:rPr>
+          <w:rFonts w:ascii="C059" w:hAnsi="C059"/>
+        </w:rPr>
       </w:pPr>
       <w:r>
         <mc:AlternateContent>
@@ -95,28 +97,36 @@
         </mc:AlternateContent>
       </w:r>
       <w:r>
-        <w:rPr/>
+        <w:rPr>
+          <w:rFonts w:ascii="C059" w:hAnsi="C059"/>
+        </w:rPr>
         <w:t>Anthropology 104</w:t>
       </w:r>
     </w:p>
     <w:p>
       <w:pPr>
         <w:pStyle w:val="Heading1"/>
-        <w:rPr/>
-      </w:pPr>
-      <w:r>
-        <w:rPr>
+        <w:rPr>
+          <w:rFonts w:ascii="C059" w:hAnsi="C059"/>
+        </w:rPr>
+      </w:pPr>
+      <w:r>
+        <w:rPr>
+          <w:rFonts w:ascii="C059" w:hAnsi="C059"/>
           <w:b/>
           <w:bCs/>
         </w:rPr>
         <w:t>Fieldwork Project 1</w:t>
       </w:r>
       <w:r>
-        <w:rPr/>
+        <w:rPr>
+          <w:rFonts w:ascii="C059" w:hAnsi="C059"/>
+        </w:rPr>
         <w:t xml:space="preserve"> | </w:t>
       </w:r>
       <w:r>
         <w:rPr>
+          <w:rFonts w:ascii="C059" w:hAnsi="C059"/>
           <w:i/>
           <w:iCs/>
         </w:rPr>
@@ -126,10 +136,14 @@
     <w:p>
       <w:pPr>
         <w:pStyle w:val="Title"/>
-        <w:rPr/>
-      </w:pPr>
-      <w:r>
-        <w:rPr/>
+        <w:rPr>
+          <w:rFonts w:ascii="C059" w:hAnsi="C059"/>
+        </w:rPr>
+      </w:pPr>
+      <w:r>
+        <w:rPr>
+          <w:rFonts w:ascii="C059" w:hAnsi="C059"/>
+        </w:rPr>
         <w:t>Project Journal</w:t>
       </w:r>
     </w:p>
@@ -142,21 +156,18 @@
           <w:tab w:val="left" w:pos="3600" w:leader="none"/>
         </w:tabs>
         <w:rPr>
-          <w:rFonts w:ascii="Calibri" w:hAnsi="Calibri" w:cs="Calibri" w:asciiTheme="minorHAnsi" w:cstheme="minorHAnsi" w:hAnsiTheme="minorHAnsi"/>
-          <w:b/>
-          <w:b/>
-          <w:bCs/>
-        </w:rPr>
-      </w:pPr>
-      <w:r>
-        <w:rPr>
-          <w:rFonts w:cs="Calibri" w:ascii="Calibri" w:hAnsi="Calibri" w:asciiTheme="minorHAnsi" w:cstheme="minorHAnsi" w:hAnsiTheme="minorHAnsi"/>
+          <w:rFonts w:ascii="C059" w:hAnsi="C059"/>
+        </w:rPr>
+      </w:pPr>
+      <w:r>
+        <w:rPr>
+          <w:rFonts w:cs="Calibri" w:ascii="C059" w:hAnsi="C059" w:cstheme="minorHAnsi"/>
         </w:rPr>
         <w:tab/>
       </w:r>
       <w:r>
         <w:rPr>
-          <w:rFonts w:cs="Calibri" w:ascii="Calibri" w:hAnsi="Calibri" w:asciiTheme="minorHAnsi" w:cstheme="minorHAnsi" w:hAnsiTheme="minorHAnsi"/>
+          <w:rFonts w:cs="Calibri" w:ascii="C059" w:hAnsi="C059" w:cstheme="minorHAnsi"/>
           <w:b/>
           <w:bCs/>
         </w:rPr>
@@ -174,21 +185,18 @@
           <w:tab w:val="left" w:pos="3600" w:leader="none"/>
         </w:tabs>
         <w:rPr>
-          <w:rFonts w:ascii="Calibri" w:hAnsi="Calibri" w:cs="Calibri" w:asciiTheme="minorHAnsi" w:cstheme="minorHAnsi" w:hAnsiTheme="minorHAnsi"/>
-          <w:b/>
-          <w:b/>
-          <w:bCs/>
-        </w:rPr>
-      </w:pPr>
-      <w:r>
-        <w:rPr>
-          <w:rFonts w:cs="Calibri" w:ascii="Calibri" w:hAnsi="Calibri" w:asciiTheme="minorHAnsi" w:cstheme="minorHAnsi" w:hAnsiTheme="minorHAnsi"/>
+          <w:rFonts w:ascii="C059" w:hAnsi="C059"/>
+        </w:rPr>
+      </w:pPr>
+      <w:r>
+        <w:rPr>
+          <w:rFonts w:cs="Calibri" w:ascii="C059" w:hAnsi="C059" w:cstheme="minorHAnsi"/>
         </w:rPr>
         <w:tab/>
       </w:r>
       <w:r>
         <w:rPr>
-          <w:rFonts w:cs="Calibri" w:ascii="Calibri" w:hAnsi="Calibri" w:asciiTheme="minorHAnsi" w:cstheme="minorHAnsi" w:hAnsiTheme="minorHAnsi"/>
+          <w:rFonts w:cs="Calibri" w:ascii="C059" w:hAnsi="C059" w:cstheme="minorHAnsi"/>
           <w:b/>
           <w:bCs/>
         </w:rPr>
@@ -206,21 +214,18 @@
           <w:tab w:val="left" w:pos="3600" w:leader="none"/>
         </w:tabs>
         <w:rPr>
-          <w:rFonts w:ascii="Calibri" w:hAnsi="Calibri" w:cs="Calibri" w:asciiTheme="minorHAnsi" w:cstheme="minorHAnsi" w:hAnsiTheme="minorHAnsi"/>
-          <w:b/>
-          <w:b/>
-          <w:bCs/>
-        </w:rPr>
-      </w:pPr>
-      <w:r>
-        <w:rPr>
-          <w:rFonts w:cs="Calibri" w:ascii="Calibri" w:hAnsi="Calibri" w:asciiTheme="minorHAnsi" w:cstheme="minorHAnsi" w:hAnsiTheme="minorHAnsi"/>
+          <w:rFonts w:ascii="C059" w:hAnsi="C059"/>
+        </w:rPr>
+      </w:pPr>
+      <w:r>
+        <w:rPr>
+          <w:rFonts w:cs="Calibri" w:ascii="C059" w:hAnsi="C059" w:cstheme="minorHAnsi"/>
         </w:rPr>
         <w:tab/>
       </w:r>
       <w:r>
         <w:rPr>
-          <w:rFonts w:cs="Calibri" w:ascii="Calibri" w:hAnsi="Calibri" w:asciiTheme="minorHAnsi" w:cstheme="minorHAnsi" w:hAnsiTheme="minorHAnsi"/>
+          <w:rFonts w:cs="Calibri" w:ascii="C059" w:hAnsi="C059" w:cstheme="minorHAnsi"/>
           <w:b/>
           <w:bCs/>
         </w:rPr>
@@ -238,21 +243,18 @@
           <w:tab w:val="left" w:pos="3600" w:leader="none"/>
         </w:tabs>
         <w:rPr>
-          <w:rFonts w:ascii="Calibri" w:hAnsi="Calibri" w:cs="Calibri" w:asciiTheme="minorHAnsi" w:cstheme="minorHAnsi" w:hAnsiTheme="minorHAnsi"/>
-          <w:b/>
-          <w:b/>
-          <w:bCs/>
-        </w:rPr>
-      </w:pPr>
-      <w:r>
-        <w:rPr>
-          <w:rFonts w:cs="Calibri" w:ascii="Calibri" w:hAnsi="Calibri" w:asciiTheme="minorHAnsi" w:cstheme="minorHAnsi" w:hAnsiTheme="minorHAnsi"/>
+          <w:rFonts w:ascii="C059" w:hAnsi="C059"/>
+        </w:rPr>
+      </w:pPr>
+      <w:r>
+        <w:rPr>
+          <w:rFonts w:cs="Calibri" w:ascii="C059" w:hAnsi="C059" w:cstheme="minorHAnsi"/>
         </w:rPr>
         <w:tab/>
       </w:r>
       <w:r>
         <w:rPr>
-          <w:rFonts w:cs="Calibri" w:ascii="Calibri" w:hAnsi="Calibri" w:asciiTheme="minorHAnsi" w:cstheme="minorHAnsi" w:hAnsiTheme="minorHAnsi"/>
+          <w:rFonts w:cs="Calibri" w:ascii="C059" w:hAnsi="C059" w:cstheme="minorHAnsi"/>
           <w:b/>
           <w:bCs/>
         </w:rPr>
@@ -262,7 +264,7 @@
       </w:r>
       <w:r>
         <w:rPr>
-          <w:rFonts w:cs="Calibri" w:ascii="Calibri" w:hAnsi="Calibri" w:asciiTheme="minorHAnsi" w:cstheme="minorHAnsi" w:hAnsiTheme="minorHAnsi"/>
+          <w:rFonts w:cs="Calibri" w:ascii="C059" w:hAnsi="C059" w:cstheme="minorHAnsi"/>
           <w:b/>
           <w:bCs/>
           <w:vertAlign w:val="superscript"/>
@@ -271,7 +273,7 @@
       </w:r>
       <w:r>
         <w:rPr>
-          <w:rFonts w:cs="Calibri" w:ascii="Calibri" w:hAnsi="Calibri" w:asciiTheme="minorHAnsi" w:cstheme="minorHAnsi" w:hAnsiTheme="minorHAnsi"/>
+          <w:rFonts w:cs="Calibri" w:ascii="C059" w:hAnsi="C059" w:cstheme="minorHAnsi"/>
           <w:b/>
           <w:bCs/>
         </w:rPr>
@@ -279,7 +281,7 @@
       </w:r>
       <w:r>
         <w:rPr>
-          <w:rFonts w:cs="Calibri" w:ascii="Calibri" w:hAnsi="Calibri" w:asciiTheme="minorHAnsi" w:cstheme="minorHAnsi" w:hAnsiTheme="minorHAnsi"/>
+          <w:rFonts w:cs="Calibri" w:ascii="C059" w:hAnsi="C059" w:cstheme="minorHAnsi"/>
           <w:b/>
           <w:bCs/>
           <w:vertAlign w:val="superscript"/>
@@ -288,7 +290,7 @@
       </w:r>
       <w:r>
         <w:rPr>
-          <w:rFonts w:cs="Calibri" w:ascii="Calibri" w:hAnsi="Calibri" w:asciiTheme="minorHAnsi" w:cstheme="minorHAnsi" w:hAnsiTheme="minorHAnsi"/>
+          <w:rFonts w:cs="Calibri" w:ascii="C059" w:hAnsi="C059" w:cstheme="minorHAnsi"/>
           <w:b/>
           <w:bCs/>
         </w:rPr>
@@ -298,10 +300,14 @@
     <w:p>
       <w:pPr>
         <w:pStyle w:val="Heading1"/>
-        <w:rPr/>
-      </w:pPr>
-      <w:r>
-        <w:rPr/>
+        <w:rPr>
+          <w:rFonts w:ascii="C059" w:hAnsi="C059"/>
+        </w:rPr>
+      </w:pPr>
+      <w:r>
+        <w:rPr>
+          <w:rFonts w:ascii="C059" w:hAnsi="C059"/>
+        </w:rPr>
         <w:t>Getting Started</w:t>
       </w:r>
     </w:p>
@@ -309,18 +315,18 @@
       <w:pPr>
         <w:pStyle w:val="Normal"/>
         <w:rPr>
-          <w:rFonts w:ascii="Calibri" w:hAnsi="Calibri" w:cs="Calibri" w:asciiTheme="minorHAnsi" w:cstheme="minorHAnsi" w:hAnsiTheme="minorHAnsi"/>
-        </w:rPr>
-      </w:pPr>
-      <w:r>
-        <w:rPr>
-          <w:rFonts w:cs="Calibri" w:ascii="Calibri" w:hAnsi="Calibri" w:asciiTheme="minorHAnsi" w:cstheme="minorHAnsi" w:hAnsiTheme="minorHAnsi"/>
+          <w:rFonts w:ascii="C059" w:hAnsi="C059"/>
+        </w:rPr>
+      </w:pPr>
+      <w:r>
+        <w:rPr>
+          <w:rFonts w:cs="Calibri" w:ascii="C059" w:hAnsi="C059" w:cstheme="minorHAnsi"/>
         </w:rPr>
         <w:t xml:space="preserve">Welcome to your journal assignments for Fieldwork Project 1!  Please add your information to this template (above), rename and save it in Microsoft Word </w:t>
       </w:r>
       <w:r>
         <w:rPr>
-          <w:rFonts w:cs="Calibri" w:ascii="Calibri" w:hAnsi="Calibri" w:asciiTheme="minorHAnsi" w:cstheme="minorHAnsi" w:hAnsiTheme="minorHAnsi"/>
+          <w:rFonts w:cs="Calibri" w:ascii="C059" w:hAnsi="C059" w:cstheme="minorHAnsi"/>
           <w:b/>
           <w:bCs/>
         </w:rPr>
@@ -328,13 +334,13 @@
       </w:r>
       <w:r>
         <w:rPr>
-          <w:rFonts w:cs="Calibri" w:ascii="Calibri" w:hAnsi="Calibri" w:asciiTheme="minorHAnsi" w:cstheme="minorHAnsi" w:hAnsiTheme="minorHAnsi"/>
+          <w:rFonts w:cs="Calibri" w:ascii="C059" w:hAnsi="C059" w:cstheme="minorHAnsi"/>
         </w:rPr>
         <w:t xml:space="preserve"> or </w:t>
       </w:r>
       <w:r>
         <w:rPr>
-          <w:rFonts w:cs="Calibri" w:ascii="Calibri" w:hAnsi="Calibri" w:asciiTheme="minorHAnsi" w:cstheme="minorHAnsi" w:hAnsiTheme="minorHAnsi"/>
+          <w:rFonts w:cs="Calibri" w:ascii="C059" w:hAnsi="C059" w:cstheme="minorHAnsi"/>
           <w:b/>
           <w:bCs/>
         </w:rPr>
@@ -342,7 +348,7 @@
       </w:r>
       <w:r>
         <w:rPr>
-          <w:rFonts w:cs="Calibri" w:ascii="Calibri" w:hAnsi="Calibri" w:asciiTheme="minorHAnsi" w:cstheme="minorHAnsi" w:hAnsiTheme="minorHAnsi"/>
+          <w:rFonts w:cs="Calibri" w:ascii="C059" w:hAnsi="C059" w:cstheme="minorHAnsi"/>
         </w:rPr>
         <w:t xml:space="preserve"> format.</w:t>
       </w:r>
@@ -351,18 +357,18 @@
       <w:pPr>
         <w:pStyle w:val="Normal"/>
         <w:rPr>
-          <w:rFonts w:ascii="Calibri" w:hAnsi="Calibri" w:cs="Calibri" w:asciiTheme="minorHAnsi" w:cstheme="minorHAnsi" w:hAnsiTheme="minorHAnsi"/>
-        </w:rPr>
-      </w:pPr>
-      <w:r>
-        <w:rPr>
-          <w:rFonts w:cs="Calibri" w:ascii="Calibri" w:hAnsi="Calibri" w:asciiTheme="minorHAnsi" w:cstheme="minorHAnsi" w:hAnsiTheme="minorHAnsi"/>
+          <w:rFonts w:ascii="C059" w:hAnsi="C059"/>
+        </w:rPr>
+      </w:pPr>
+      <w:r>
+        <w:rPr>
+          <w:rFonts w:cs="Calibri" w:ascii="C059" w:hAnsi="C059" w:cstheme="minorHAnsi"/>
         </w:rPr>
         <w:t xml:space="preserve">Make sure the filename includes </w:t>
       </w:r>
       <w:r>
         <w:rPr>
-          <w:rFonts w:cs="Calibri" w:ascii="Calibri" w:hAnsi="Calibri" w:asciiTheme="minorHAnsi" w:cstheme="minorHAnsi" w:hAnsiTheme="minorHAnsi"/>
+          <w:rFonts w:cs="Calibri" w:ascii="C059" w:hAnsi="C059" w:cstheme="minorHAnsi"/>
           <w:b/>
           <w:bCs/>
         </w:rPr>
@@ -370,13 +376,13 @@
       </w:r>
       <w:r>
         <w:rPr>
-          <w:rFonts w:cs="Calibri" w:ascii="Calibri" w:hAnsi="Calibri" w:asciiTheme="minorHAnsi" w:cstheme="minorHAnsi" w:hAnsiTheme="minorHAnsi"/>
+          <w:rFonts w:cs="Calibri" w:ascii="C059" w:hAnsi="C059" w:cstheme="minorHAnsi"/>
         </w:rPr>
         <w:t xml:space="preserve"> and the </w:t>
       </w:r>
       <w:r>
         <w:rPr>
-          <w:rFonts w:cs="Calibri" w:ascii="Calibri" w:hAnsi="Calibri" w:asciiTheme="minorHAnsi" w:cstheme="minorHAnsi" w:hAnsiTheme="minorHAnsi"/>
+          <w:rFonts w:cs="Calibri" w:ascii="C059" w:hAnsi="C059" w:cstheme="minorHAnsi"/>
           <w:b/>
           <w:bCs/>
         </w:rPr>
@@ -384,7 +390,7 @@
       </w:r>
       <w:r>
         <w:rPr>
-          <w:rFonts w:cs="Calibri" w:ascii="Calibri" w:hAnsi="Calibri" w:asciiTheme="minorHAnsi" w:cstheme="minorHAnsi" w:hAnsiTheme="minorHAnsi"/>
+          <w:rFonts w:cs="Calibri" w:ascii="C059" w:hAnsi="C059" w:cstheme="minorHAnsi"/>
         </w:rPr>
         <w:t xml:space="preserve"> (FWP1). </w:t>
       </w:r>
@@ -394,12 +400,12 @@
         <w:pStyle w:val="Normal"/>
         <w:ind w:left="720" w:hanging="0"/>
         <w:rPr>
-          <w:rFonts w:ascii="Calibri" w:hAnsi="Calibri" w:cs="Calibri" w:asciiTheme="minorHAnsi" w:cstheme="minorHAnsi" w:hAnsiTheme="minorHAnsi"/>
-        </w:rPr>
-      </w:pPr>
-      <w:r>
-        <w:rPr>
-          <w:rFonts w:cs="Calibri" w:ascii="Calibri" w:hAnsi="Calibri" w:asciiTheme="minorHAnsi" w:cstheme="minorHAnsi" w:hAnsiTheme="minorHAnsi"/>
+          <w:rFonts w:ascii="C059" w:hAnsi="C059"/>
+        </w:rPr>
+      </w:pPr>
+      <w:r>
+        <w:rPr>
+          <w:rFonts w:cs="Calibri" w:ascii="C059" w:hAnsi="C059" w:cstheme="minorHAnsi"/>
           <w:i/>
           <w:iCs/>
         </w:rPr>
@@ -407,7 +413,7 @@
       </w:r>
       <w:r>
         <w:rPr>
-          <w:rFonts w:cs="Calibri" w:ascii="Calibri" w:hAnsi="Calibri" w:asciiTheme="minorHAnsi" w:cstheme="minorHAnsi" w:hAnsiTheme="minorHAnsi"/>
+          <w:rFonts w:cs="Calibri" w:ascii="C059" w:hAnsi="C059" w:cstheme="minorHAnsi"/>
         </w:rPr>
         <w:t xml:space="preserve">  FWP1 Wendy Liu.docx</w:t>
       </w:r>
@@ -416,12 +422,12 @@
       <w:pPr>
         <w:pStyle w:val="Normal"/>
         <w:rPr>
-          <w:rFonts w:ascii="Calibri" w:hAnsi="Calibri" w:cs="Calibri" w:asciiTheme="minorHAnsi" w:cstheme="minorHAnsi" w:hAnsiTheme="minorHAnsi"/>
-        </w:rPr>
-      </w:pPr>
-      <w:r>
-        <w:rPr>
-          <w:rFonts w:cs="Calibri" w:ascii="Calibri" w:hAnsi="Calibri" w:asciiTheme="minorHAnsi" w:cstheme="minorHAnsi" w:hAnsiTheme="minorHAnsi"/>
+          <w:rFonts w:ascii="C059" w:hAnsi="C059"/>
+        </w:rPr>
+      </w:pPr>
+      <w:r>
+        <w:rPr>
+          <w:rFonts w:cs="Calibri" w:ascii="C059" w:hAnsi="C059" w:cstheme="minorHAnsi"/>
           <w:i/>
           <w:iCs/>
         </w:rPr>
@@ -429,7 +435,7 @@
       </w:r>
       <w:r>
         <w:rPr>
-          <w:rFonts w:cs="Calibri" w:ascii="Calibri" w:hAnsi="Calibri" w:asciiTheme="minorHAnsi" w:cstheme="minorHAnsi" w:hAnsiTheme="minorHAnsi"/>
+          <w:rFonts w:cs="Calibri" w:ascii="C059" w:hAnsi="C059" w:cstheme="minorHAnsi"/>
         </w:rPr>
         <w:t xml:space="preserve"> The project journal will be completed in several steps. You will be submitting this same journal file multiple times in different stages of writing, in response to each journal assignment below.  If you do not submit the file to Canvas by the deadline you will not be awarded points for that journal assignment.  For the first assignment you are only expected to complete Journal 1.1 (the others will still be blank).  By the end of the project, all the assignments in your journal will be filled in.</w:t>
       </w:r>
@@ -437,27 +443,36 @@
     <w:p>
       <w:pPr>
         <w:pStyle w:val="Heading2"/>
-        <w:rPr/>
-      </w:pPr>
-      <w:r>
-        <w:rPr>
+        <w:rPr>
+          <w:rFonts w:ascii="C059" w:hAnsi="C059"/>
+        </w:rPr>
+      </w:pPr>
+      <w:r>
+        <w:rPr>
+          <w:rFonts w:ascii="C059" w:hAnsi="C059"/>
           <w:b/>
           <w:bCs/>
         </w:rPr>
         <w:t>Journal 1.1</w:t>
       </w:r>
       <w:r>
-        <w:rPr/>
+        <w:rPr>
+          <w:rFonts w:ascii="C059" w:hAnsi="C059"/>
+        </w:rPr>
         <w:t xml:space="preserve"> | Reading Response </w:t>
       </w:r>
     </w:p>
     <w:p>
       <w:pPr>
         <w:pStyle w:val="Heading3"/>
-        <w:rPr/>
-      </w:pPr>
-      <w:r>
-        <w:rPr/>
+        <w:rPr>
+          <w:rFonts w:ascii="C059" w:hAnsi="C059"/>
+        </w:rPr>
+      </w:pPr>
+      <w:r>
+        <w:rPr>
+          <w:rFonts w:ascii="C059" w:hAnsi="C059"/>
+        </w:rPr>
         <w:t xml:space="preserve">Instructions &amp; Expectations </w:t>
       </w:r>
     </w:p>
@@ -465,12 +480,12 @@
       <w:pPr>
         <w:pStyle w:val="Normal"/>
         <w:rPr>
-          <w:rFonts w:ascii="Calibri" w:hAnsi="Calibri" w:cs="Calibri" w:asciiTheme="minorHAnsi" w:cstheme="minorHAnsi" w:hAnsiTheme="minorHAnsi"/>
-        </w:rPr>
-      </w:pPr>
-      <w:r>
-        <w:rPr>
-          <w:rFonts w:cs="Calibri" w:ascii="Calibri" w:hAnsi="Calibri" w:asciiTheme="minorHAnsi" w:cstheme="minorHAnsi" w:hAnsiTheme="minorHAnsi"/>
+          <w:rFonts w:ascii="C059" w:hAnsi="C059"/>
+        </w:rPr>
+      </w:pPr>
+      <w:r>
+        <w:rPr>
+          <w:rFonts w:cs="Calibri" w:ascii="C059" w:hAnsi="C059" w:cstheme="minorHAnsi"/>
         </w:rPr>
         <w:t>Before you begin this writing assignment:</w:t>
       </w:r>
@@ -483,21 +498,18 @@
           <w:numId w:val="4"/>
         </w:numPr>
         <w:rPr>
-          <w:rFonts w:cs="Calibri" w:cstheme="minorHAnsi"/>
-          <w:i/>
-          <w:i/>
-          <w:iCs/>
-        </w:rPr>
-      </w:pPr>
-      <w:r>
-        <w:rPr>
-          <w:rFonts w:cs="Calibri" w:cstheme="minorHAnsi"/>
+          <w:rFonts w:ascii="C059" w:hAnsi="C059"/>
+        </w:rPr>
+      </w:pPr>
+      <w:r>
+        <w:rPr>
+          <w:rFonts w:cs="Calibri" w:ascii="C059" w:hAnsi="C059" w:cstheme="minorHAnsi"/>
         </w:rPr>
         <w:t xml:space="preserve">Read the article </w:t>
       </w:r>
       <w:r>
         <w:rPr>
-          <w:rFonts w:cs="Calibri" w:cstheme="minorHAnsi"/>
+          <w:rFonts w:cs="Calibri" w:ascii="C059" w:hAnsi="C059" w:cstheme="minorHAnsi"/>
           <w:b/>
           <w:bCs/>
         </w:rPr>
@@ -505,13 +517,13 @@
       </w:r>
       <w:r>
         <w:rPr>
-          <w:rFonts w:cs="Calibri" w:cstheme="minorHAnsi"/>
+          <w:rFonts w:cs="Calibri" w:ascii="C059" w:hAnsi="C059" w:cstheme="minorHAnsi"/>
         </w:rPr>
         <w:t xml:space="preserve">r. </w:t>
       </w:r>
       <w:r>
         <w:rPr>
-          <w:rFonts w:cs="Calibri" w:cstheme="minorHAnsi"/>
+          <w:rFonts w:cs="Calibri" w:ascii="C059" w:hAnsi="C059" w:cstheme="minorHAnsi"/>
           <w:i/>
           <w:iCs/>
         </w:rPr>
@@ -526,26 +538,32 @@
           <w:numId w:val="4"/>
         </w:numPr>
         <w:rPr>
-          <w:rFonts w:cs="Calibri" w:cstheme="minorHAnsi"/>
-        </w:rPr>
-      </w:pPr>
-      <w:r>
-        <w:rPr/>
+          <w:rFonts w:ascii="C059" w:hAnsi="C059"/>
+        </w:rPr>
+      </w:pPr>
+      <w:r>
+        <w:rPr>
+          <w:rFonts w:ascii="C059" w:hAnsi="C059"/>
+        </w:rPr>
         <w:t xml:space="preserve">Watch the </w:t>
       </w:r>
       <w:r>
         <w:rPr>
+          <w:rFonts w:ascii="C059" w:hAnsi="C059"/>
           <w:b/>
           <w:bCs/>
         </w:rPr>
         <w:t>NPR video series “Planet Money Makes A T-Shirt”.</w:t>
       </w:r>
       <w:r>
-        <w:rPr/>
+        <w:rPr>
+          <w:rFonts w:ascii="C059" w:hAnsi="C059"/>
+        </w:rPr>
         <w:t xml:space="preserve"> </w:t>
       </w:r>
       <w:r>
         <w:rPr>
+          <w:rFonts w:ascii="C059" w:hAnsi="C059"/>
           <w:i/>
           <w:iCs/>
         </w:rPr>
@@ -553,7 +571,7 @@
       </w:r>
       <w:r>
         <w:rPr>
-          <w:rFonts w:cs="Calibri" w:cstheme="minorHAnsi"/>
+          <w:rFonts w:cs="Calibri" w:ascii="C059" w:hAnsi="C059" w:cstheme="minorHAnsi"/>
           <w:i/>
           <w:iCs/>
         </w:rPr>
@@ -564,12 +582,12 @@
       <w:pPr>
         <w:pStyle w:val="Normal"/>
         <w:rPr>
-          <w:rFonts w:ascii="Calibri" w:hAnsi="Calibri" w:cs="Calibri" w:asciiTheme="minorHAnsi" w:cstheme="minorHAnsi" w:hAnsiTheme="minorHAnsi"/>
-        </w:rPr>
-      </w:pPr>
-      <w:r>
-        <w:rPr>
-          <w:rFonts w:cs="Calibri" w:ascii="Calibri" w:hAnsi="Calibri" w:asciiTheme="minorHAnsi" w:cstheme="minorHAnsi" w:hAnsiTheme="minorHAnsi"/>
+          <w:rFonts w:ascii="C059" w:hAnsi="C059"/>
+        </w:rPr>
+      </w:pPr>
+      <w:r>
+        <w:rPr>
+          <w:rFonts w:cs="Calibri" w:ascii="C059" w:hAnsi="C059" w:cstheme="minorHAnsi"/>
         </w:rPr>
         <w:t>Write 2-4 sentences in response to each of the question below. The first question has been completed as an example.</w:t>
       </w:r>
@@ -578,12 +596,12 @@
       <w:pPr>
         <w:pStyle w:val="Normal"/>
         <w:rPr>
-          <w:rFonts w:ascii="Calibri" w:hAnsi="Calibri" w:cs="Calibri" w:asciiTheme="minorHAnsi" w:cstheme="minorHAnsi" w:hAnsiTheme="minorHAnsi"/>
-        </w:rPr>
-      </w:pPr>
-      <w:r>
-        <w:rPr>
-          <w:rFonts w:eastAsia="" w:cs="MoolBoran" w:ascii="Calibri Light" w:hAnsi="Calibri Light" w:asciiTheme="majorHAnsi" w:cstheme="majorBidi" w:eastAsiaTheme="majorEastAsia" w:hAnsiTheme="majorHAnsi"/>
+          <w:rFonts w:ascii="C059" w:hAnsi="C059"/>
+        </w:rPr>
+      </w:pPr>
+      <w:r>
+        <w:rPr>
+          <w:rFonts w:eastAsia="" w:cs="MoolBoran" w:ascii="C059" w:hAnsi="C059" w:cstheme="majorBidi" w:eastAsiaTheme="majorEastAsia"/>
           <w:color w:val="1F3763" w:themeColor="accent1" w:themeShade="7f"/>
           <w:sz w:val="24"/>
           <w:szCs w:val="24"/>
@@ -592,13 +610,13 @@
       </w:r>
       <w:r>
         <w:rPr>
-          <w:rFonts w:cs="Calibri" w:ascii="Calibri" w:hAnsi="Calibri" w:asciiTheme="minorHAnsi" w:cstheme="minorHAnsi" w:hAnsiTheme="minorHAnsi"/>
+          <w:rFonts w:cs="Calibri" w:ascii="C059" w:hAnsi="C059" w:cstheme="minorHAnsi"/>
         </w:rPr>
         <w:t xml:space="preserve"> This assignment needs to be completed by </w:t>
       </w:r>
       <w:r>
         <w:rPr>
-          <w:rFonts w:cs="Calibri" w:ascii="Calibri" w:hAnsi="Calibri" w:asciiTheme="minorHAnsi" w:cstheme="minorHAnsi" w:hAnsiTheme="minorHAnsi"/>
+          <w:rFonts w:cs="Calibri" w:ascii="C059" w:hAnsi="C059" w:cstheme="minorHAnsi"/>
           <w:b/>
           <w:bCs/>
         </w:rPr>
@@ -606,7 +624,7 @@
       </w:r>
       <w:r>
         <w:rPr>
-          <w:rFonts w:cs="Calibri" w:ascii="Calibri" w:hAnsi="Calibri" w:asciiTheme="minorHAnsi" w:cstheme="minorHAnsi" w:hAnsiTheme="minorHAnsi"/>
+          <w:rFonts w:cs="Calibri" w:ascii="C059" w:hAnsi="C059" w:cstheme="minorHAnsi"/>
         </w:rPr>
         <w:t>.</w:t>
       </w:r>
@@ -614,10 +632,14 @@
     <w:p>
       <w:pPr>
         <w:pStyle w:val="Normal"/>
-        <w:rPr/>
-      </w:pPr>
-      <w:r>
-        <w:rPr/>
+        <w:rPr>
+          <w:rFonts w:ascii="C059" w:hAnsi="C059"/>
+        </w:rPr>
+      </w:pPr>
+      <w:r>
+        <w:rPr>
+          <w:rFonts w:ascii="C059" w:hAnsi="C059"/>
+        </w:rPr>
       </w:r>
     </w:p>
     <w:tbl>
@@ -656,11 +678,12 @@
               <w:spacing w:before="0" w:after="120"/>
               <w:jc w:val="left"/>
               <w:rPr>
-                <w:highlight w:val="yellow"/>
-              </w:rPr>
-            </w:pPr>
-            <w:r>
-              <w:rPr>
+                <w:rFonts w:ascii="C059" w:hAnsi="C059"/>
+              </w:rPr>
+            </w:pPr>
+            <w:r>
+              <w:rPr>
+                <w:rFonts w:ascii="C059" w:hAnsi="C059"/>
                 <w:i/>
                 <w:iCs/>
                 <w:kern w:val="0"/>
@@ -670,6 +693,7 @@
             </w:r>
             <w:r>
               <w:rPr>
+                <w:rFonts w:ascii="C059" w:hAnsi="C059"/>
                 <w:kern w:val="0"/>
                 <w:lang w:val="en-US" w:eastAsia="en-US" w:bidi="ar-SA"/>
               </w:rPr>
@@ -677,6 +701,7 @@
             </w:r>
             <w:r>
               <w:rPr>
+                <w:rFonts w:ascii="C059" w:hAnsi="C059"/>
                 <w:b/>
                 <w:bCs/>
                 <w:kern w:val="0"/>
@@ -704,11 +729,12 @@
               <w:spacing w:before="0" w:after="120"/>
               <w:jc w:val="left"/>
               <w:rPr>
-                <w:highlight w:val="yellow"/>
-              </w:rPr>
-            </w:pPr>
-            <w:r>
-              <w:rPr>
+                <w:rFonts w:ascii="C059" w:hAnsi="C059"/>
+              </w:rPr>
+            </w:pPr>
+            <w:r>
+              <w:rPr>
+                <w:rFonts w:ascii="C059" w:hAnsi="C059"/>
                 <w:kern w:val="0"/>
                 <w:lang w:val="en-US" w:eastAsia="en-US" w:bidi="ar-SA"/>
               </w:rPr>
@@ -738,15 +764,12 @@
               <w:contextualSpacing/>
               <w:jc w:val="left"/>
               <w:rPr>
-                <w:rFonts w:ascii="Cambria" w:hAnsi="Cambria"/>
-                <w:b/>
-                <w:b/>
-                <w:bCs/>
-              </w:rPr>
-            </w:pPr>
-            <w:r>
-              <w:rPr>
-                <w:rFonts w:ascii="Cambria" w:hAnsi="Cambria"/>
+                <w:rFonts w:ascii="C059" w:hAnsi="C059"/>
+              </w:rPr>
+            </w:pPr>
+            <w:r>
+              <w:rPr>
+                <w:rFonts w:ascii="C059" w:hAnsi="C059"/>
                 <w:b/>
                 <w:bCs/>
                 <w:kern w:val="0"/>
@@ -775,12 +798,12 @@
               <w:ind w:left="360" w:hanging="360"/>
               <w:jc w:val="left"/>
               <w:rPr>
-                <w:kern w:val="0"/>
-                <w:lang w:val="en-US" w:eastAsia="en-US" w:bidi="ar-SA"/>
-              </w:rPr>
-            </w:pPr>
-            <w:r>
-              <w:rPr>
+                <w:rFonts w:ascii="C059" w:hAnsi="C059"/>
+              </w:rPr>
+            </w:pPr>
+            <w:r>
+              <w:rPr>
+                <w:rFonts w:ascii="C059" w:hAnsi="C059"/>
                 <w:kern w:val="0"/>
                 <w:lang w:val="en-US" w:eastAsia="en-US" w:bidi="ar-SA"/>
               </w:rPr>
@@ -812,15 +835,12 @@
               <w:contextualSpacing/>
               <w:jc w:val="left"/>
               <w:rPr>
-                <w:rFonts w:ascii="Cambria" w:hAnsi="Cambria"/>
-                <w:b/>
-                <w:b/>
-                <w:bCs/>
-              </w:rPr>
-            </w:pPr>
-            <w:r>
-              <w:rPr>
-                <w:rFonts w:ascii="Cambria" w:hAnsi="Cambria"/>
+                <w:rFonts w:ascii="C059" w:hAnsi="C059"/>
+              </w:rPr>
+            </w:pPr>
+            <w:r>
+              <w:rPr>
+                <w:rFonts w:ascii="C059" w:hAnsi="C059"/>
                 <w:b/>
                 <w:bCs/>
                 <w:kern w:val="0"/>
@@ -849,12 +869,12 @@
               <w:ind w:left="360" w:hanging="360"/>
               <w:jc w:val="left"/>
               <w:rPr>
-                <w:kern w:val="0"/>
-                <w:lang w:val="en-US" w:eastAsia="en-US" w:bidi="ar-SA"/>
-              </w:rPr>
-            </w:pPr>
-            <w:r>
-              <w:rPr>
+                <w:rFonts w:ascii="C059" w:hAnsi="C059"/>
+              </w:rPr>
+            </w:pPr>
+            <w:r>
+              <w:rPr>
+                <w:rFonts w:ascii="C059" w:hAnsi="C059"/>
                 <w:kern w:val="0"/>
                 <w:lang w:val="en-US" w:eastAsia="en-US" w:bidi="ar-SA"/>
               </w:rPr>
@@ -884,15 +904,12 @@
               <w:contextualSpacing/>
               <w:jc w:val="left"/>
               <w:rPr>
-                <w:rFonts w:ascii="Cambria" w:hAnsi="Cambria"/>
-                <w:b/>
-                <w:b/>
-                <w:bCs/>
-              </w:rPr>
-            </w:pPr>
-            <w:r>
-              <w:rPr>
-                <w:rFonts w:ascii="Cambria" w:hAnsi="Cambria"/>
+                <w:rFonts w:ascii="C059" w:hAnsi="C059"/>
+              </w:rPr>
+            </w:pPr>
+            <w:r>
+              <w:rPr>
+                <w:rFonts w:ascii="C059" w:hAnsi="C059"/>
                 <w:b/>
                 <w:bCs/>
                 <w:kern w:val="0"/>
@@ -921,12 +938,12 @@
               <w:ind w:left="360" w:hanging="360"/>
               <w:jc w:val="left"/>
               <w:rPr>
-                <w:kern w:val="0"/>
-                <w:lang w:val="en-US" w:eastAsia="en-US" w:bidi="ar-SA"/>
-              </w:rPr>
-            </w:pPr>
-            <w:r>
-              <w:rPr>
+                <w:rFonts w:ascii="C059" w:hAnsi="C059"/>
+              </w:rPr>
+            </w:pPr>
+            <w:r>
+              <w:rPr>
+                <w:rFonts w:ascii="C059" w:hAnsi="C059"/>
                 <w:kern w:val="0"/>
                 <w:lang w:val="en-US" w:eastAsia="en-US" w:bidi="ar-SA"/>
               </w:rPr>
@@ -956,15 +973,12 @@
               <w:contextualSpacing/>
               <w:jc w:val="left"/>
               <w:rPr>
-                <w:rFonts w:ascii="Cambria" w:hAnsi="Cambria"/>
-                <w:b/>
-                <w:b/>
-                <w:bCs/>
-              </w:rPr>
-            </w:pPr>
-            <w:r>
-              <w:rPr>
-                <w:rFonts w:ascii="Cambria" w:hAnsi="Cambria"/>
+                <w:rFonts w:ascii="C059" w:hAnsi="C059"/>
+              </w:rPr>
+            </w:pPr>
+            <w:r>
+              <w:rPr>
+                <w:rFonts w:ascii="C059" w:hAnsi="C059"/>
                 <w:b/>
                 <w:bCs/>
                 <w:kern w:val="0"/>
@@ -993,12 +1007,12 @@
               <w:ind w:left="360" w:hanging="360"/>
               <w:jc w:val="left"/>
               <w:rPr>
-                <w:kern w:val="0"/>
-                <w:lang w:val="en-US" w:eastAsia="en-US" w:bidi="ar-SA"/>
-              </w:rPr>
-            </w:pPr>
-            <w:r>
-              <w:rPr>
+                <w:rFonts w:ascii="C059" w:hAnsi="C059"/>
+              </w:rPr>
+            </w:pPr>
+            <w:r>
+              <w:rPr>
+                <w:rFonts w:ascii="C059" w:hAnsi="C059"/>
                 <w:kern w:val="0"/>
                 <w:lang w:val="en-US" w:eastAsia="en-US" w:bidi="ar-SA"/>
               </w:rPr>
@@ -1028,15 +1042,12 @@
               <w:contextualSpacing/>
               <w:jc w:val="left"/>
               <w:rPr>
-                <w:rFonts w:ascii="Cambria" w:hAnsi="Cambria"/>
-                <w:b/>
-                <w:b/>
-                <w:bCs/>
-              </w:rPr>
-            </w:pPr>
-            <w:r>
-              <w:rPr>
-                <w:rFonts w:ascii="Cambria" w:hAnsi="Cambria"/>
+                <w:rFonts w:ascii="C059" w:hAnsi="C059"/>
+              </w:rPr>
+            </w:pPr>
+            <w:r>
+              <w:rPr>
+                <w:rFonts w:ascii="C059" w:hAnsi="C059"/>
                 <w:b/>
                 <w:bCs/>
                 <w:kern w:val="0"/>
@@ -1065,12 +1076,12 @@
               <w:ind w:left="360" w:hanging="360"/>
               <w:jc w:val="left"/>
               <w:rPr>
-                <w:kern w:val="0"/>
-                <w:lang w:val="en-US" w:eastAsia="en-US" w:bidi="ar-SA"/>
-              </w:rPr>
-            </w:pPr>
-            <w:r>
-              <w:rPr>
+                <w:rFonts w:ascii="C059" w:hAnsi="C059"/>
+              </w:rPr>
+            </w:pPr>
+            <w:r>
+              <w:rPr>
+                <w:rFonts w:ascii="C059" w:hAnsi="C059"/>
                 <w:kern w:val="0"/>
                 <w:lang w:val="en-US" w:eastAsia="en-US" w:bidi="ar-SA"/>
               </w:rPr>
@@ -1102,15 +1113,12 @@
               <w:contextualSpacing/>
               <w:jc w:val="left"/>
               <w:rPr>
-                <w:rFonts w:ascii="Cambria" w:hAnsi="Cambria"/>
-                <w:b/>
-                <w:b/>
-                <w:bCs/>
-              </w:rPr>
-            </w:pPr>
-            <w:r>
-              <w:rPr>
-                <w:rFonts w:ascii="Cambria" w:hAnsi="Cambria"/>
+                <w:rFonts w:ascii="C059" w:hAnsi="C059"/>
+              </w:rPr>
+            </w:pPr>
+            <w:r>
+              <w:rPr>
+                <w:rFonts w:ascii="C059" w:hAnsi="C059"/>
                 <w:b/>
                 <w:bCs/>
                 <w:kern w:val="0"/>
@@ -1139,12 +1147,12 @@
               <w:ind w:left="360" w:hanging="360"/>
               <w:jc w:val="left"/>
               <w:rPr>
-                <w:kern w:val="0"/>
-                <w:lang w:val="en-US" w:eastAsia="en-US" w:bidi="ar-SA"/>
-              </w:rPr>
-            </w:pPr>
-            <w:r>
-              <w:rPr>
+                <w:rFonts w:ascii="C059" w:hAnsi="C059"/>
+              </w:rPr>
+            </w:pPr>
+            <w:r>
+              <w:rPr>
+                <w:rFonts w:ascii="C059" w:hAnsi="C059"/>
                 <w:kern w:val="0"/>
                 <w:lang w:val="en-US" w:eastAsia="en-US" w:bidi="ar-SA"/>
               </w:rPr>
@@ -1157,36 +1165,49 @@
     <w:p>
       <w:pPr>
         <w:pStyle w:val="Normal"/>
-        <w:rPr/>
-      </w:pPr>
-      <w:r>
-        <w:rPr/>
+        <w:rPr>
+          <w:rFonts w:ascii="C059" w:hAnsi="C059"/>
+        </w:rPr>
+      </w:pPr>
+      <w:r>
+        <w:rPr>
+          <w:rFonts w:ascii="C059" w:hAnsi="C059"/>
+        </w:rPr>
       </w:r>
     </w:p>
     <w:p>
       <w:pPr>
         <w:pStyle w:val="Heading2"/>
-        <w:rPr/>
-      </w:pPr>
-      <w:r>
-        <w:rPr>
+        <w:rPr>
+          <w:rFonts w:ascii="C059" w:hAnsi="C059"/>
+        </w:rPr>
+      </w:pPr>
+      <w:r>
+        <w:rPr>
+          <w:rFonts w:ascii="C059" w:hAnsi="C059"/>
           <w:b/>
           <w:bCs/>
         </w:rPr>
         <w:t>Journal 1.2</w:t>
       </w:r>
       <w:r>
-        <w:rPr/>
+        <w:rPr>
+          <w:rFonts w:ascii="C059" w:hAnsi="C059"/>
+        </w:rPr>
         <w:t xml:space="preserve"> | Commodity Choice</w:t>
       </w:r>
     </w:p>
     <w:p>
       <w:pPr>
         <w:pStyle w:val="Heading3"/>
-        <w:rPr/>
-      </w:pPr>
-      <w:r>
-        <w:rPr/>
+        <w:rPr>
+          <w:rFonts w:ascii="C059" w:hAnsi="C059"/>
+        </w:rPr>
+      </w:pPr>
+      <w:r>
+        <w:rPr>
+          <w:rFonts w:ascii="C059" w:hAnsi="C059"/>
+        </w:rPr>
         <w:t>Instructions &amp; Expectations</w:t>
       </w:r>
     </w:p>
@@ -1194,12 +1215,12 @@
       <w:pPr>
         <w:pStyle w:val="Normal"/>
         <w:rPr>
-          <w:rFonts w:ascii="Calibri" w:hAnsi="Calibri" w:cs="Calibri" w:asciiTheme="minorHAnsi" w:cstheme="minorHAnsi" w:hAnsiTheme="minorHAnsi"/>
-        </w:rPr>
-      </w:pPr>
-      <w:r>
-        <w:rPr>
-          <w:rFonts w:cs="Calibri" w:ascii="Calibri" w:hAnsi="Calibri" w:asciiTheme="minorHAnsi" w:cstheme="minorHAnsi" w:hAnsiTheme="minorHAnsi"/>
+          <w:rFonts w:ascii="C059" w:hAnsi="C059"/>
+        </w:rPr>
+      </w:pPr>
+      <w:r>
+        <w:rPr>
+          <w:rFonts w:cs="Calibri" w:ascii="C059" w:hAnsi="C059" w:cstheme="minorHAnsi"/>
         </w:rPr>
         <w:t xml:space="preserve">You are going to do your own commodity chain analysis about one of the types of commodities from the list below. During your discussion section, you should have started thinking about which type of commodity will be most interesting for you to research. </w:t>
       </w:r>
@@ -1212,12 +1233,12 @@
           <w:numId w:val="7"/>
         </w:numPr>
         <w:rPr>
-          <w:rFonts w:cs="Calibri" w:cstheme="minorHAnsi"/>
-        </w:rPr>
-      </w:pPr>
-      <w:r>
-        <w:rPr>
-          <w:rFonts w:cs="Calibri" w:cstheme="minorHAnsi"/>
+          <w:rFonts w:ascii="C059" w:hAnsi="C059"/>
+        </w:rPr>
+      </w:pPr>
+      <w:r>
+        <w:rPr>
+          <w:rFonts w:cs="Calibri" w:ascii="C059" w:hAnsi="C059" w:cstheme="minorHAnsi"/>
         </w:rPr>
         <w:t>chocolate bar</w:t>
       </w:r>
@@ -1230,12 +1251,12 @@
           <w:numId w:val="7"/>
         </w:numPr>
         <w:rPr>
-          <w:rFonts w:cs="Calibri" w:cstheme="minorHAnsi"/>
-        </w:rPr>
-      </w:pPr>
-      <w:r>
-        <w:rPr>
-          <w:rFonts w:cs="Calibri" w:cstheme="minorHAnsi"/>
+          <w:rFonts w:ascii="C059" w:hAnsi="C059"/>
+        </w:rPr>
+      </w:pPr>
+      <w:r>
+        <w:rPr>
+          <w:rFonts w:cs="Calibri" w:ascii="C059" w:hAnsi="C059" w:cstheme="minorHAnsi"/>
         </w:rPr>
         <w:t>smart phone</w:t>
       </w:r>
@@ -1248,12 +1269,12 @@
           <w:numId w:val="7"/>
         </w:numPr>
         <w:rPr>
-          <w:rFonts w:cs="Calibri" w:cstheme="minorHAnsi"/>
-        </w:rPr>
-      </w:pPr>
-      <w:r>
-        <w:rPr>
-          <w:rFonts w:cs="Calibri" w:cstheme="minorHAnsi"/>
+          <w:rFonts w:ascii="C059" w:hAnsi="C059"/>
+        </w:rPr>
+      </w:pPr>
+      <w:r>
+        <w:rPr>
+          <w:rFonts w:cs="Calibri" w:ascii="C059" w:hAnsi="C059" w:cstheme="minorHAnsi"/>
         </w:rPr>
         <w:t>pair of sneakers</w:t>
       </w:r>
@@ -1262,12 +1283,12 @@
       <w:pPr>
         <w:pStyle w:val="Normal"/>
         <w:rPr>
-          <w:rFonts w:ascii="Calibri" w:hAnsi="Calibri" w:cs="Calibri" w:asciiTheme="minorHAnsi" w:cstheme="minorHAnsi" w:hAnsiTheme="minorHAnsi"/>
-        </w:rPr>
-      </w:pPr>
-      <w:r>
-        <w:rPr>
-          <w:rFonts w:cs="Calibri" w:ascii="Calibri" w:hAnsi="Calibri" w:asciiTheme="minorHAnsi" w:cstheme="minorHAnsi" w:hAnsiTheme="minorHAnsi"/>
+          <w:rFonts w:ascii="C059" w:hAnsi="C059"/>
+        </w:rPr>
+      </w:pPr>
+      <w:r>
+        <w:rPr>
+          <w:rFonts w:cs="Calibri" w:ascii="C059" w:hAnsi="C059" w:cstheme="minorHAnsi"/>
         </w:rPr>
         <w:t>After you have selected the type of commodity, pick a specific brand of that commodity (e.g. a Hershey’s chocolate bar, a pair of Nike sneakers, etc.). Make sure to choose a specific brand that, based on your preliminary research in discussion section, appears to have relevant sources about its production available online.</w:t>
       </w:r>
@@ -1276,12 +1297,12 @@
       <w:pPr>
         <w:pStyle w:val="Normal"/>
         <w:rPr>
-          <w:rFonts w:ascii="Calibri" w:hAnsi="Calibri" w:cs="Calibri" w:asciiTheme="minorHAnsi" w:cstheme="minorHAnsi" w:hAnsiTheme="minorHAnsi"/>
-        </w:rPr>
-      </w:pPr>
-      <w:r>
-        <w:rPr>
-          <w:rFonts w:eastAsia="" w:cs="MoolBoran" w:ascii="Calibri Light" w:hAnsi="Calibri Light" w:asciiTheme="majorHAnsi" w:cstheme="majorBidi" w:eastAsiaTheme="majorEastAsia" w:hAnsiTheme="majorHAnsi"/>
+          <w:rFonts w:ascii="C059" w:hAnsi="C059"/>
+        </w:rPr>
+      </w:pPr>
+      <w:r>
+        <w:rPr>
+          <w:rFonts w:eastAsia="" w:cs="MoolBoran" w:ascii="C059" w:hAnsi="C059" w:cstheme="majorBidi" w:eastAsiaTheme="majorEastAsia"/>
           <w:color w:val="1F3763" w:themeColor="accent1" w:themeShade="7f"/>
           <w:sz w:val="24"/>
           <w:szCs w:val="24"/>
@@ -1290,7 +1311,7 @@
       </w:r>
       <w:r>
         <w:rPr>
-          <w:rFonts w:cs="Calibri" w:ascii="Calibri" w:hAnsi="Calibri" w:asciiTheme="minorHAnsi" w:cstheme="minorHAnsi" w:hAnsiTheme="minorHAnsi"/>
+          <w:rFonts w:cs="Calibri" w:ascii="C059" w:hAnsi="C059" w:cstheme="minorHAnsi"/>
         </w:rPr>
         <w:t xml:space="preserve"> </w:t>
         <w:tab/>
@@ -1308,12 +1329,12 @@
           <w:tab w:val="left" w:pos="2160" w:leader="none"/>
         </w:tabs>
         <w:rPr>
-          <w:rFonts w:cs="Calibri" w:cstheme="minorHAnsi"/>
-        </w:rPr>
-      </w:pPr>
-      <w:r>
-        <w:rPr>
-          <w:rFonts w:cs="Calibri" w:cstheme="minorHAnsi"/>
+          <w:rFonts w:ascii="C059" w:hAnsi="C059"/>
+        </w:rPr>
+      </w:pPr>
+      <w:r>
+        <w:rPr>
+          <w:rFonts w:cs="Calibri" w:ascii="C059" w:hAnsi="C059" w:cstheme="minorHAnsi"/>
         </w:rPr>
         <w:t>Choose a commodity that will be interesting for you to explore.</w:t>
       </w:r>
@@ -1330,12 +1351,12 @@
           <w:tab w:val="left" w:pos="2160" w:leader="none"/>
         </w:tabs>
         <w:rPr>
-          <w:rFonts w:cs="Calibri" w:cstheme="minorHAnsi"/>
-        </w:rPr>
-      </w:pPr>
-      <w:r>
-        <w:rPr>
-          <w:rFonts w:cs="Calibri" w:cstheme="minorHAnsi"/>
+          <w:rFonts w:ascii="C059" w:hAnsi="C059"/>
+        </w:rPr>
+      </w:pPr>
+      <w:r>
+        <w:rPr>
+          <w:rFonts w:cs="Calibri" w:ascii="C059" w:hAnsi="C059" w:cstheme="minorHAnsi"/>
         </w:rPr>
         <w:t>Choose a commodity that, based on your preliminary research, appears to have enough relevant sources.</w:t>
       </w:r>
@@ -1343,10 +1364,14 @@
     <w:p>
       <w:pPr>
         <w:pStyle w:val="Heading3"/>
-        <w:rPr/>
-      </w:pPr>
-      <w:r>
-        <w:rPr/>
+        <w:rPr>
+          <w:rFonts w:ascii="C059" w:hAnsi="C059"/>
+        </w:rPr>
+      </w:pPr>
+      <w:r>
+        <w:rPr>
+          <w:rFonts w:ascii="C059" w:hAnsi="C059"/>
+        </w:rPr>
         <w:t xml:space="preserve">Task </w:t>
       </w:r>
     </w:p>
@@ -1354,12 +1379,12 @@
       <w:pPr>
         <w:pStyle w:val="Normal"/>
         <w:rPr>
-          <w:rFonts w:ascii="Calibri" w:hAnsi="Calibri" w:cs="Calibri" w:asciiTheme="minorHAnsi" w:cstheme="minorHAnsi" w:hAnsiTheme="minorHAnsi"/>
-        </w:rPr>
-      </w:pPr>
-      <w:r>
-        <w:rPr>
-          <w:rFonts w:cs="Calibri" w:ascii="Calibri" w:hAnsi="Calibri" w:asciiTheme="minorHAnsi" w:cstheme="minorHAnsi" w:hAnsiTheme="minorHAnsi"/>
+          <w:rFonts w:ascii="C059" w:hAnsi="C059"/>
+        </w:rPr>
+      </w:pPr>
+      <w:r>
+        <w:rPr>
+          <w:rFonts w:cs="Calibri" w:ascii="C059" w:hAnsi="C059" w:cstheme="minorHAnsi"/>
         </w:rPr>
         <w:t xml:space="preserve">Based on the work you did in discussion section, write down your choice of commodity, the specific brand, and a brief explanation of why you chose it in the space provided below. Your TA will review these and advise you which one(s) likely to be successful for your research. </w:t>
       </w:r>
@@ -1369,18 +1394,15 @@
         <w:pStyle w:val="Normal"/>
         <w:jc w:val="center"/>
         <w:rPr>
-          <w:rFonts w:ascii="Calibri" w:hAnsi="Calibri" w:cs="Calibri" w:asciiTheme="minorHAnsi" w:cstheme="minorHAnsi" w:hAnsiTheme="minorHAnsi"/>
-          <w:b/>
+          <w:rFonts w:ascii="C059" w:hAnsi="C059"/>
+        </w:rPr>
+      </w:pPr>
+      <w:r>
+        <w:rPr>
+          <w:rFonts w:cs="Calibri" w:ascii="C059" w:hAnsi="C059" w:cstheme="minorHAnsi"/>
           <w:b/>
           <w:bCs/>
         </w:rPr>
-      </w:pPr>
-      <w:r>
-        <w:rPr>
-          <w:rFonts w:cs="Calibri" w:ascii="Calibri" w:hAnsi="Calibri" w:asciiTheme="minorHAnsi" w:cstheme="minorHAnsi" w:hAnsiTheme="minorHAnsi"/>
-          <w:b/>
-          <w:bCs/>
-        </w:rPr>
         <w:t>Please review your TA’s feedback on Canvas before proceeding with your project.</w:t>
       </w:r>
     </w:p>
@@ -1388,12 +1410,12 @@
       <w:pPr>
         <w:pStyle w:val="Normal"/>
         <w:rPr>
-          <w:rFonts w:ascii="Calibri" w:hAnsi="Calibri" w:cs="Calibri" w:asciiTheme="minorHAnsi" w:cstheme="minorHAnsi" w:hAnsiTheme="minorHAnsi"/>
-        </w:rPr>
-      </w:pPr>
-      <w:r>
-        <w:rPr>
-          <w:rFonts w:eastAsia="" w:cs="MoolBoran" w:ascii="Calibri Light" w:hAnsi="Calibri Light" w:asciiTheme="majorHAnsi" w:cstheme="majorBidi" w:eastAsiaTheme="majorEastAsia" w:hAnsiTheme="majorHAnsi"/>
+          <w:rFonts w:ascii="C059" w:hAnsi="C059"/>
+        </w:rPr>
+      </w:pPr>
+      <w:r>
+        <w:rPr>
+          <w:rFonts w:eastAsia="" w:cs="MoolBoran" w:ascii="C059" w:hAnsi="C059" w:cstheme="majorBidi" w:eastAsiaTheme="majorEastAsia"/>
           <w:color w:val="1F3763" w:themeColor="accent1" w:themeShade="7f"/>
           <w:sz w:val="24"/>
           <w:szCs w:val="24"/>
@@ -1402,13 +1424,13 @@
       </w:r>
       <w:r>
         <w:rPr>
-          <w:rFonts w:cs="Calibri" w:ascii="Calibri" w:hAnsi="Calibri" w:asciiTheme="minorHAnsi" w:cstheme="minorHAnsi" w:hAnsiTheme="minorHAnsi"/>
+          <w:rFonts w:cs="Calibri" w:ascii="C059" w:hAnsi="C059" w:cstheme="minorHAnsi"/>
         </w:rPr>
         <w:t xml:space="preserve"> This assignment needs to be completed by </w:t>
       </w:r>
       <w:r>
         <w:rPr>
-          <w:rFonts w:cs="Calibri" w:ascii="Calibri" w:hAnsi="Calibri" w:asciiTheme="minorHAnsi" w:cstheme="minorHAnsi" w:hAnsiTheme="minorHAnsi"/>
+          <w:rFonts w:cs="Calibri" w:ascii="C059" w:hAnsi="C059" w:cstheme="minorHAnsi"/>
           <w:b/>
           <w:bCs/>
         </w:rPr>
@@ -1416,7 +1438,7 @@
       </w:r>
       <w:r>
         <w:rPr>
-          <w:rFonts w:cs="Calibri" w:ascii="Calibri" w:hAnsi="Calibri" w:asciiTheme="minorHAnsi" w:cstheme="minorHAnsi" w:hAnsiTheme="minorHAnsi"/>
+          <w:rFonts w:cs="Calibri" w:ascii="C059" w:hAnsi="C059" w:cstheme="minorHAnsi"/>
         </w:rPr>
         <w:t>(e.g. if your discussion section meets on Monday, your Research Questions are due by 11:59pm on Tuesday).</w:t>
       </w:r>
@@ -1425,10 +1447,14 @@
       <w:pPr>
         <w:pStyle w:val="Heading3"/>
         <w:jc w:val="center"/>
-        <w:rPr/>
-      </w:pPr>
-      <w:r>
-        <w:rPr/>
+        <w:rPr>
+          <w:rFonts w:ascii="C059" w:hAnsi="C059"/>
+        </w:rPr>
+      </w:pPr>
+      <w:r>
+        <w:rPr>
+          <w:rFonts w:ascii="C059" w:hAnsi="C059"/>
+        </w:rPr>
         <w:t>Commodity Choice</w:t>
       </w:r>
     </w:p>
@@ -1470,13 +1496,12 @@
               <w:spacing w:before="0" w:after="120"/>
               <w:jc w:val="right"/>
               <w:rPr>
-                <w:b/>
-                <w:b/>
-                <w:bCs/>
-              </w:rPr>
-            </w:pPr>
-            <w:r>
-              <w:rPr>
+                <w:rFonts w:ascii="C059" w:hAnsi="C059"/>
+              </w:rPr>
+            </w:pPr>
+            <w:r>
+              <w:rPr>
+                <w:rFonts w:ascii="C059" w:hAnsi="C059"/>
                 <w:b/>
                 <w:bCs/>
                 <w:kern w:val="0"/>
@@ -1500,12 +1525,12 @@
               <w:spacing w:before="0" w:after="120"/>
               <w:jc w:val="left"/>
               <w:rPr>
-                <w:kern w:val="0"/>
-                <w:lang w:val="en-US" w:eastAsia="en-US" w:bidi="ar-SA"/>
-              </w:rPr>
-            </w:pPr>
-            <w:r>
-              <w:rPr>
+                <w:rFonts w:ascii="C059" w:hAnsi="C059"/>
+              </w:rPr>
+            </w:pPr>
+            <w:r>
+              <w:rPr>
+                <w:rFonts w:ascii="C059" w:hAnsi="C059"/>
                 <w:kern w:val="0"/>
                 <w:lang w:val="en-US" w:eastAsia="en-US" w:bidi="ar-SA"/>
               </w:rPr>
@@ -1531,13 +1556,12 @@
               <w:spacing w:before="0" w:after="120"/>
               <w:jc w:val="right"/>
               <w:rPr>
-                <w:b/>
-                <w:b/>
-                <w:bCs/>
-              </w:rPr>
-            </w:pPr>
-            <w:r>
-              <w:rPr>
+                <w:rFonts w:ascii="C059" w:hAnsi="C059"/>
+              </w:rPr>
+            </w:pPr>
+            <w:r>
+              <w:rPr>
+                <w:rFonts w:ascii="C059" w:hAnsi="C059"/>
                 <w:b/>
                 <w:bCs/>
                 <w:kern w:val="0"/>
@@ -1560,12 +1584,12 @@
               <w:spacing w:before="0" w:after="120"/>
               <w:jc w:val="left"/>
               <w:rPr>
-                <w:kern w:val="0"/>
-                <w:lang w:val="en-US" w:eastAsia="en-US" w:bidi="ar-SA"/>
-              </w:rPr>
-            </w:pPr>
-            <w:r>
-              <w:rPr>
+                <w:rFonts w:ascii="C059" w:hAnsi="C059"/>
+              </w:rPr>
+            </w:pPr>
+            <w:r>
+              <w:rPr>
+                <w:rFonts w:ascii="C059" w:hAnsi="C059"/>
                 <w:kern w:val="0"/>
                 <w:lang w:val="en-US" w:eastAsia="en-US" w:bidi="ar-SA"/>
               </w:rPr>
@@ -1589,15 +1613,14 @@
               <w:spacing w:before="0" w:after="120"/>
               <w:jc w:val="right"/>
               <w:rPr>
-                <w:b/>
+                <w:rFonts w:ascii="C059" w:hAnsi="C059"/>
+              </w:rPr>
+            </w:pPr>
+            <w:r>
+              <w:rPr>
+                <w:rFonts w:ascii="C059" w:hAnsi="C059"/>
                 <w:b/>
                 <w:bCs/>
-              </w:rPr>
-            </w:pPr>
-            <w:r>
-              <w:rPr>
-                <w:b/>
-                <w:bCs/>
                 <w:kern w:val="0"/>
                 <w:lang w:val="en-US" w:eastAsia="en-US" w:bidi="ar-SA"/>
               </w:rPr>
@@ -1612,13 +1635,12 @@
               <w:spacing w:before="0" w:after="120"/>
               <w:jc w:val="right"/>
               <w:rPr>
-                <w:b/>
-                <w:b/>
-                <w:bCs/>
-              </w:rPr>
-            </w:pPr>
-            <w:r>
-              <w:rPr>
+                <w:rFonts w:ascii="C059" w:hAnsi="C059"/>
+              </w:rPr>
+            </w:pPr>
+            <w:r>
+              <w:rPr>
+                <w:rFonts w:ascii="C059" w:hAnsi="C059"/>
                 <w:b/>
                 <w:bCs/>
                 <w:kern w:val="0"/>
@@ -1641,12 +1663,12 @@
               <w:spacing w:before="0" w:after="120"/>
               <w:jc w:val="left"/>
               <w:rPr>
-                <w:kern w:val="0"/>
-                <w:lang w:val="en-US" w:eastAsia="en-US" w:bidi="ar-SA"/>
-              </w:rPr>
-            </w:pPr>
-            <w:r>
-              <w:rPr>
+                <w:rFonts w:ascii="C059" w:hAnsi="C059"/>
+              </w:rPr>
+            </w:pPr>
+            <w:r>
+              <w:rPr>
+                <w:rFonts w:ascii="C059" w:hAnsi="C059"/>
                 <w:kern w:val="0"/>
                 <w:lang w:val="en-US" w:eastAsia="en-US" w:bidi="ar-SA"/>
               </w:rPr>
@@ -1664,6 +1686,7 @@
           <w:tab w:val="left" w:pos="2250" w:leader="none"/>
         </w:tabs>
         <w:rPr>
+          <w:rFonts w:ascii="C059" w:hAnsi="C059"/>
           <w:b/>
           <w:b/>
           <w:bCs/>
@@ -1671,6 +1694,7 @@
       </w:pPr>
       <w:r>
         <w:rPr>
+          <w:rFonts w:ascii="C059" w:hAnsi="C059"/>
           <w:b/>
           <w:bCs/>
         </w:rPr>
@@ -1680,196 +1704,209 @@
       <w:pPr>
         <w:pStyle w:val="Heading2"/>
         <w:rPr>
-          <w:b/>
+          <w:rFonts w:ascii="C059" w:hAnsi="C059"/>
+        </w:rPr>
+      </w:pPr>
+      <w:r>
+        <w:rPr>
+          <w:rFonts w:ascii="C059" w:hAnsi="C059"/>
           <w:b/>
           <w:bCs/>
         </w:rPr>
-      </w:pPr>
-      <w:r>
-        <w:rPr>
+        <w:t xml:space="preserve">Journal 1.3 </w:t>
+      </w:r>
+      <w:r>
+        <w:rPr>
+          <w:rFonts w:ascii="C059" w:hAnsi="C059"/>
+        </w:rPr>
+        <w:t>| Commentary on Sources</w:t>
+      </w:r>
+    </w:p>
+    <w:p>
+      <w:pPr>
+        <w:pStyle w:val="Heading3"/>
+        <w:rPr>
+          <w:rFonts w:ascii="C059" w:hAnsi="C059"/>
+        </w:rPr>
+      </w:pPr>
+      <w:r>
+        <w:rPr>
+          <w:rFonts w:ascii="C059" w:hAnsi="C059"/>
+        </w:rPr>
+        <w:t>Instructions &amp; Expectations</w:t>
+      </w:r>
+    </w:p>
+    <w:p>
+      <w:pPr>
+        <w:pStyle w:val="Normal"/>
+        <w:rPr>
+          <w:rFonts w:ascii="C059" w:hAnsi="C059"/>
+        </w:rPr>
+      </w:pPr>
+      <w:r>
+        <w:rPr>
+          <w:rFonts w:cs="Calibri" w:ascii="C059" w:hAnsi="C059" w:cstheme="minorHAnsi"/>
+        </w:rPr>
+        <w:t xml:space="preserve">For this Journal entry you will need to find </w:t>
+      </w:r>
+      <w:r>
+        <w:rPr>
+          <w:rFonts w:cs="Calibri" w:ascii="C059" w:hAnsi="C059" w:cstheme="minorHAnsi"/>
           <w:b/>
           <w:bCs/>
         </w:rPr>
-        <w:t xml:space="preserve">Journal 1.3 </w:t>
-      </w:r>
-      <w:r>
-        <w:rPr/>
-        <w:t>| Commentary on Sources</w:t>
+        <w:t>at least five sources</w:t>
+      </w:r>
+      <w:r>
+        <w:rPr>
+          <w:rFonts w:cs="Calibri" w:ascii="C059" w:hAnsi="C059" w:cstheme="minorHAnsi"/>
+        </w:rPr>
+        <w:t xml:space="preserve"> that provide you with information about the production of your commodity. These sources should be either newspaper articles or reports written by governments or non-governmental organizations. These sources should not include editorials/opinion pieces, blog entries, or personal websites.</w:t>
       </w:r>
     </w:p>
     <w:p>
       <w:pPr>
-        <w:pStyle w:val="Heading3"/>
-        <w:rPr/>
-      </w:pPr>
-      <w:r>
-        <w:rPr/>
-        <w:t>Instructions &amp; Expectations</w:t>
+        <w:pStyle w:val="Normal"/>
+        <w:rPr>
+          <w:rFonts w:ascii="C059" w:hAnsi="C059"/>
+        </w:rPr>
+      </w:pPr>
+      <w:r>
+        <w:rPr>
+          <w:rFonts w:cs="Calibri" w:ascii="C059" w:hAnsi="C059" w:cstheme="minorHAnsi"/>
+        </w:rPr>
+        <w:t>Look at the questions for your next Journal (1.4) and use these questions to guide your research.</w:t>
       </w:r>
     </w:p>
     <w:p>
       <w:pPr>
-        <w:pStyle w:val="Normal"/>
-        <w:rPr>
-          <w:rFonts w:ascii="Calibri" w:hAnsi="Calibri" w:cs="Calibri" w:asciiTheme="minorHAnsi" w:cstheme="minorHAnsi" w:hAnsiTheme="minorHAnsi"/>
-        </w:rPr>
-      </w:pPr>
-      <w:r>
-        <w:rPr>
-          <w:rFonts w:cs="Calibri" w:ascii="Calibri" w:hAnsi="Calibri" w:asciiTheme="minorHAnsi" w:cstheme="minorHAnsi" w:hAnsiTheme="minorHAnsi"/>
-        </w:rPr>
-        <w:t xml:space="preserve">For this Journal entry you will need to find </w:t>
-      </w:r>
-      <w:r>
-        <w:rPr>
-          <w:rFonts w:cs="Calibri" w:ascii="Calibri" w:hAnsi="Calibri" w:asciiTheme="minorHAnsi" w:cstheme="minorHAnsi" w:hAnsiTheme="minorHAnsi"/>
-          <w:b/>
-          <w:bCs/>
-        </w:rPr>
-        <w:t>at least five sources</w:t>
-      </w:r>
-      <w:r>
-        <w:rPr>
-          <w:rFonts w:cs="Calibri" w:ascii="Calibri" w:hAnsi="Calibri" w:asciiTheme="minorHAnsi" w:cstheme="minorHAnsi" w:hAnsiTheme="minorHAnsi"/>
-        </w:rPr>
-        <w:t xml:space="preserve"> that provide you with information about the production of your commodity. These sources should be either newspaper articles or reports written by governments or non-governmental organizations. These sources should not include editorials/opinion pieces, blog entries, or personal websites.</w:t>
+        <w:pStyle w:val="Heading3"/>
+        <w:rPr>
+          <w:rFonts w:ascii="C059" w:hAnsi="C059"/>
+        </w:rPr>
+      </w:pPr>
+      <w:r>
+        <w:rPr>
+          <w:rFonts w:ascii="C059" w:hAnsi="C059"/>
+        </w:rPr>
+        <w:t>Succeeding in your Research</w:t>
       </w:r>
     </w:p>
     <w:p>
       <w:pPr>
         <w:pStyle w:val="Normal"/>
         <w:rPr>
-          <w:rFonts w:ascii="Calibri" w:hAnsi="Calibri" w:cs="Calibri" w:asciiTheme="minorHAnsi" w:cstheme="minorHAnsi" w:hAnsiTheme="minorHAnsi"/>
-        </w:rPr>
-      </w:pPr>
-      <w:r>
-        <w:rPr>
-          <w:rFonts w:cs="Calibri" w:ascii="Calibri" w:hAnsi="Calibri" w:asciiTheme="minorHAnsi" w:cstheme="minorHAnsi" w:hAnsiTheme="minorHAnsi"/>
-        </w:rPr>
-        <w:t>Look at the questions for your next Journal (1.4) and use these questions to guide your research.</w:t>
+          <w:rFonts w:ascii="C059" w:hAnsi="C059"/>
+        </w:rPr>
+      </w:pPr>
+      <w:r>
+        <w:rPr>
+          <w:rFonts w:cs="Calibri" w:ascii="C059" w:hAnsi="C059" w:cstheme="minorHAnsi"/>
+        </w:rPr>
+        <w:t>To find answers to these questions, begin by looking at the website for the brand you selected. What information do they have about the production of their commodity?  Take notes on what you find. </w:t>
+      </w:r>
+      <w:r>
+        <w:rPr>
+          <w:rFonts w:cs="Calibri" w:ascii="C059" w:hAnsi="C059" w:cstheme="minorHAnsi"/>
+          <w:i/>
+          <w:iCs/>
+        </w:rPr>
+        <w:t>While you read, consider how the goals of the company may shape what information is included and how it is presented.</w:t>
+      </w:r>
+      <w:r>
+        <w:rPr>
+          <w:rFonts w:cs="Calibri" w:ascii="C059" w:hAnsi="C059" w:cstheme="minorHAnsi"/>
+        </w:rPr>
+        <w:t> </w:t>
       </w:r>
     </w:p>
     <w:p>
       <w:pPr>
-        <w:pStyle w:val="Heading3"/>
-        <w:rPr/>
-      </w:pPr>
-      <w:r>
-        <w:rPr/>
-        <w:t>Succeeding in your Research</w:t>
+        <w:pStyle w:val="Normal"/>
+        <w:rPr>
+          <w:rFonts w:ascii="C059" w:hAnsi="C059"/>
+        </w:rPr>
+      </w:pPr>
+      <w:r>
+        <w:rPr>
+          <w:rFonts w:cs="Calibri" w:ascii="C059" w:hAnsi="C059" w:cstheme="minorHAnsi"/>
+        </w:rPr>
+        <w:t>Another obvious starting point is Wikipedia.  You can read this for relevant information and ideas, but it will </w:t>
+      </w:r>
+      <w:r>
+        <w:rPr>
+          <w:rFonts w:cs="Calibri" w:ascii="C059" w:hAnsi="C059" w:cstheme="minorHAnsi"/>
+          <w:i/>
+          <w:iCs/>
+        </w:rPr>
+        <w:t xml:space="preserve">not </w:t>
+      </w:r>
+      <w:r>
+        <w:rPr>
+          <w:rFonts w:cs="Calibri" w:ascii="C059" w:hAnsi="C059" w:cstheme="minorHAnsi"/>
+        </w:rPr>
+        <w:t>count as one of your sources.</w:t>
       </w:r>
     </w:p>
     <w:p>
       <w:pPr>
         <w:pStyle w:val="Normal"/>
         <w:rPr>
-          <w:rFonts w:ascii="Calibri" w:hAnsi="Calibri" w:cs="Calibri" w:asciiTheme="minorHAnsi" w:cstheme="minorHAnsi" w:hAnsiTheme="minorHAnsi"/>
-        </w:rPr>
-      </w:pPr>
-      <w:r>
-        <w:rPr>
-          <w:rFonts w:cs="Calibri" w:ascii="Calibri" w:hAnsi="Calibri" w:asciiTheme="minorHAnsi" w:cstheme="minorHAnsi" w:hAnsiTheme="minorHAnsi"/>
-        </w:rPr>
-        <w:t>To find answers to these questions, begin by looking at the website for the brand you selected. What information do they have about the production of their commodity?  Take notes on what you find. </w:t>
-      </w:r>
-      <w:r>
-        <w:rPr>
-          <w:rFonts w:cs="Calibri" w:ascii="Calibri" w:hAnsi="Calibri" w:asciiTheme="minorHAnsi" w:cstheme="minorHAnsi" w:hAnsiTheme="minorHAnsi"/>
-          <w:i/>
-          <w:iCs/>
-        </w:rPr>
-        <w:t>While you read, consider how the goals of the company may shape what information is included and how it is presented.</w:t>
-      </w:r>
-      <w:r>
-        <w:rPr>
-          <w:rFonts w:cs="Calibri" w:ascii="Calibri" w:hAnsi="Calibri" w:asciiTheme="minorHAnsi" w:cstheme="minorHAnsi" w:hAnsiTheme="minorHAnsi"/>
-        </w:rPr>
-        <w:t> </w:t>
+          <w:rFonts w:ascii="C059" w:hAnsi="C059"/>
+        </w:rPr>
+      </w:pPr>
+      <w:r>
+        <w:rPr>
+          <w:rFonts w:cs="Calibri" w:ascii="C059" w:hAnsi="C059" w:cstheme="minorHAnsi"/>
+          <w:u w:val="single"/>
+        </w:rPr>
+        <w:t>Research Tip:</w:t>
+      </w:r>
+      <w:r>
+        <w:rPr>
+          <w:rFonts w:cs="Calibri" w:ascii="C059" w:hAnsi="C059" w:cstheme="minorHAnsi"/>
+        </w:rPr>
+        <w:t xml:space="preserve"> Articles often make reference to other articles, either in text or in their reference list (if they have one). By following up these links you can quickly expand your pool of relevant sources!</w:t>
       </w:r>
     </w:p>
     <w:p>
       <w:pPr>
         <w:pStyle w:val="Normal"/>
         <w:rPr>
-          <w:rFonts w:ascii="Calibri" w:hAnsi="Calibri" w:cs="Calibri" w:asciiTheme="minorHAnsi" w:cstheme="minorHAnsi" w:hAnsiTheme="minorHAnsi"/>
-        </w:rPr>
-      </w:pPr>
-      <w:r>
-        <w:rPr>
-          <w:rFonts w:cs="Calibri" w:ascii="Calibri" w:hAnsi="Calibri" w:asciiTheme="minorHAnsi" w:cstheme="minorHAnsi" w:hAnsiTheme="minorHAnsi"/>
-        </w:rPr>
-        <w:t>Another obvious starting point is Wikipedia.  You can read this for relevant information and ideas, but it will </w:t>
-      </w:r>
-      <w:r>
-        <w:rPr>
-          <w:rFonts w:cs="Calibri" w:ascii="Calibri" w:hAnsi="Calibri" w:asciiTheme="minorHAnsi" w:cstheme="minorHAnsi" w:hAnsiTheme="minorHAnsi"/>
-          <w:i/>
-          <w:iCs/>
-        </w:rPr>
-        <w:t xml:space="preserve">not </w:t>
-      </w:r>
-      <w:r>
-        <w:rPr>
-          <w:rFonts w:cs="Calibri" w:ascii="Calibri" w:hAnsi="Calibri" w:asciiTheme="minorHAnsi" w:cstheme="minorHAnsi" w:hAnsiTheme="minorHAnsi"/>
-        </w:rPr>
-        <w:t>count as one of your sources.</w:t>
+          <w:rFonts w:ascii="C059" w:hAnsi="C059"/>
+        </w:rPr>
+      </w:pPr>
+      <w:r>
+        <w:rPr>
+          <w:rFonts w:cs="Calibri" w:ascii="C059" w:hAnsi="C059" w:cstheme="minorHAnsi"/>
+        </w:rPr>
+        <w:t>Be persistent: if the first five sources you read do not allow you to sufficiently answer the questions above, read more sources!</w:t>
       </w:r>
     </w:p>
     <w:p>
       <w:pPr>
-        <w:pStyle w:val="Normal"/>
-        <w:rPr>
-          <w:rFonts w:ascii="Calibri" w:hAnsi="Calibri" w:cs="Calibri" w:asciiTheme="minorHAnsi" w:cstheme="minorHAnsi" w:hAnsiTheme="minorHAnsi"/>
-        </w:rPr>
-      </w:pPr>
-      <w:r>
-        <w:rPr>
-          <w:rFonts w:cs="Calibri" w:ascii="Calibri" w:hAnsi="Calibri" w:asciiTheme="minorHAnsi" w:cstheme="minorHAnsi" w:hAnsiTheme="minorHAnsi"/>
-          <w:u w:val="single"/>
-        </w:rPr>
-        <w:t>Research Tip:</w:t>
-      </w:r>
-      <w:r>
-        <w:rPr>
-          <w:rFonts w:cs="Calibri" w:ascii="Calibri" w:hAnsi="Calibri" w:asciiTheme="minorHAnsi" w:cstheme="minorHAnsi" w:hAnsiTheme="minorHAnsi"/>
-        </w:rPr>
-        <w:t xml:space="preserve"> Articles often make reference to other articles, either in text or in their reference list (if they have one). By following up these links you can quickly expand your pool of relevant sources!</w:t>
+        <w:pStyle w:val="Heading3"/>
+        <w:rPr>
+          <w:rFonts w:ascii="C059" w:hAnsi="C059"/>
+        </w:rPr>
+      </w:pPr>
+      <w:r>
+        <w:rPr>
+          <w:rFonts w:ascii="C059" w:hAnsi="C059"/>
+        </w:rPr>
+        <w:t xml:space="preserve">Task </w:t>
       </w:r>
     </w:p>
     <w:p>
       <w:pPr>
         <w:pStyle w:val="Normal"/>
         <w:rPr>
-          <w:rFonts w:ascii="Calibri" w:hAnsi="Calibri" w:cs="Calibri" w:asciiTheme="minorHAnsi" w:cstheme="minorHAnsi" w:hAnsiTheme="minorHAnsi"/>
-        </w:rPr>
-      </w:pPr>
-      <w:r>
-        <w:rPr>
-          <w:rFonts w:cs="Calibri" w:ascii="Calibri" w:hAnsi="Calibri" w:asciiTheme="minorHAnsi" w:cstheme="minorHAnsi" w:hAnsiTheme="minorHAnsi"/>
-        </w:rPr>
-        <w:t>Be persistent: if the first five sources you read do not allow you to sufficiently answer the questions above, read more sources!</w:t>
-      </w:r>
-    </w:p>
-    <w:p>
-      <w:pPr>
-        <w:pStyle w:val="Heading3"/>
-        <w:rPr/>
-      </w:pPr>
-      <w:r>
-        <w:rPr/>
-        <w:t xml:space="preserve">Task </w:t>
-      </w:r>
-    </w:p>
-    <w:p>
-      <w:pPr>
-        <w:pStyle w:val="Normal"/>
-        <w:rPr>
-          <w:rFonts w:ascii="Calibri" w:hAnsi="Calibri" w:cs="Calibri" w:asciiTheme="minorHAnsi" w:cstheme="minorHAnsi" w:hAnsiTheme="minorHAnsi"/>
-        </w:rPr>
-      </w:pPr>
-      <w:r>
-        <w:rPr>
-          <w:rFonts w:cs="Calibri" w:ascii="Calibri" w:hAnsi="Calibri" w:asciiTheme="minorHAnsi" w:cstheme="minorHAnsi" w:hAnsiTheme="minorHAnsi"/>
+          <w:rFonts w:ascii="C059" w:hAnsi="C059"/>
+        </w:rPr>
+      </w:pPr>
+      <w:r>
+        <w:rPr>
+          <w:rFonts w:cs="Calibri" w:ascii="C059" w:hAnsi="C059" w:cstheme="minorHAnsi"/>
         </w:rPr>
         <w:t>Include the company website, plus at least 5 more relevant sources.  List them, along with a brief commentary.  Write 2-4 sentences of commentary for each source:</w:t>
       </w:r>
@@ -1882,12 +1919,12 @@
           <w:numId w:val="5"/>
         </w:numPr>
         <w:rPr>
-          <w:rFonts w:eastAsia="Times New Roman" w:cs="Calibri" w:cstheme="minorHAnsi"/>
-        </w:rPr>
-      </w:pPr>
-      <w:r>
-        <w:rPr>
-          <w:rFonts w:cs="Calibri" w:cstheme="minorHAnsi"/>
+          <w:rFonts w:ascii="C059" w:hAnsi="C059"/>
+        </w:rPr>
+      </w:pPr>
+      <w:r>
+        <w:rPr>
+          <w:rFonts w:cs="Calibri" w:ascii="C059" w:hAnsi="C059" w:cstheme="minorHAnsi"/>
         </w:rPr>
         <w:t>briefly summarize its content and how it contributes to your analysis / what information it provides</w:t>
       </w:r>
@@ -1900,18 +1937,18 @@
           <w:numId w:val="5"/>
         </w:numPr>
         <w:rPr>
-          <w:rFonts w:eastAsia="Times New Roman" w:cs="Calibri" w:cstheme="minorHAnsi"/>
-        </w:rPr>
-      </w:pPr>
-      <w:r>
-        <w:rPr>
-          <w:rFonts w:cs="Calibri" w:cstheme="minorHAnsi"/>
+          <w:rFonts w:ascii="C059" w:hAnsi="C059"/>
+        </w:rPr>
+      </w:pPr>
+      <w:r>
+        <w:rPr>
+          <w:rFonts w:cs="Calibri" w:ascii="C059" w:hAnsi="C059" w:cstheme="minorHAnsi"/>
         </w:rPr>
         <w:t>also include the web address of the source</w:t>
       </w:r>
       <w:r>
         <w:rPr>
-          <w:rFonts w:eastAsia="Times New Roman" w:cs="Calibri" w:cstheme="minorHAnsi"/>
+          <w:rFonts w:eastAsia="Times New Roman" w:cs="Calibri" w:ascii="C059" w:hAnsi="C059" w:cstheme="minorHAnsi"/>
         </w:rPr>
         <w:t xml:space="preserve"> </w:t>
       </w:r>
@@ -1920,12 +1957,12 @@
       <w:pPr>
         <w:pStyle w:val="Normal"/>
         <w:rPr>
-          <w:rFonts w:ascii="Calibri" w:hAnsi="Calibri" w:cs="Calibri" w:asciiTheme="minorHAnsi" w:cstheme="minorHAnsi" w:hAnsiTheme="minorHAnsi"/>
-        </w:rPr>
-      </w:pPr>
-      <w:r>
-        <w:rPr>
-          <w:rFonts w:eastAsia="" w:cs="MoolBoran" w:ascii="Calibri Light" w:hAnsi="Calibri Light" w:asciiTheme="majorHAnsi" w:cstheme="majorBidi" w:eastAsiaTheme="majorEastAsia" w:hAnsiTheme="majorHAnsi"/>
+          <w:rFonts w:ascii="C059" w:hAnsi="C059"/>
+        </w:rPr>
+      </w:pPr>
+      <w:r>
+        <w:rPr>
+          <w:rFonts w:eastAsia="" w:cs="MoolBoran" w:ascii="C059" w:hAnsi="C059" w:cstheme="majorBidi" w:eastAsiaTheme="majorEastAsia"/>
           <w:color w:val="1F3763" w:themeColor="accent1" w:themeShade="7f"/>
           <w:sz w:val="24"/>
           <w:szCs w:val="24"/>
@@ -1934,13 +1971,13 @@
       </w:r>
       <w:r>
         <w:rPr>
-          <w:rFonts w:cs="Calibri" w:ascii="Calibri" w:hAnsi="Calibri" w:asciiTheme="minorHAnsi" w:cstheme="minorHAnsi" w:hAnsiTheme="minorHAnsi"/>
+          <w:rFonts w:cs="Calibri" w:ascii="C059" w:hAnsi="C059" w:cstheme="minorHAnsi"/>
         </w:rPr>
         <w:t xml:space="preserve"> This assignment needs to be completed by </w:t>
       </w:r>
       <w:r>
         <w:rPr>
-          <w:rFonts w:cs="Calibri" w:ascii="Calibri" w:hAnsi="Calibri" w:asciiTheme="minorHAnsi" w:cstheme="minorHAnsi" w:hAnsiTheme="minorHAnsi"/>
+          <w:rFonts w:cs="Calibri" w:ascii="C059" w:hAnsi="C059" w:cstheme="minorHAnsi"/>
           <w:b/>
           <w:bCs/>
         </w:rPr>
@@ -1984,15 +2021,14 @@
               <w:spacing w:before="0" w:after="120"/>
               <w:jc w:val="left"/>
               <w:rPr>
-                <w:b/>
+                <w:rFonts w:ascii="C059" w:hAnsi="C059"/>
+              </w:rPr>
+            </w:pPr>
+            <w:r>
+              <w:rPr>
+                <w:rFonts w:ascii="C059" w:hAnsi="C059"/>
                 <w:b/>
                 <w:bCs/>
-              </w:rPr>
-            </w:pPr>
-            <w:r>
-              <w:rPr>
-                <w:b/>
-                <w:bCs/>
                 <w:kern w:val="0"/>
                 <w:lang w:val="en-US" w:eastAsia="en-US" w:bidi="ar-SA"/>
               </w:rPr>
@@ -2007,13 +2043,12 @@
               <w:spacing w:before="0" w:after="120"/>
               <w:jc w:val="left"/>
               <w:rPr>
-                <w:i/>
-                <w:i/>
-                <w:iCs/>
-              </w:rPr>
-            </w:pPr>
-            <w:r>
-              <w:rPr>
+                <w:rFonts w:ascii="C059" w:hAnsi="C059"/>
+              </w:rPr>
+            </w:pPr>
+            <w:r>
+              <w:rPr>
+                <w:rFonts w:ascii="C059" w:hAnsi="C059"/>
                 <w:i/>
                 <w:iCs/>
                 <w:kern w:val="0"/>
@@ -2037,13 +2072,12 @@
               <w:spacing w:before="0" w:after="120"/>
               <w:jc w:val="left"/>
               <w:rPr>
-                <w:b/>
-                <w:b/>
-                <w:bCs/>
-              </w:rPr>
-            </w:pPr>
-            <w:r>
-              <w:rPr>
+                <w:rFonts w:ascii="C059" w:hAnsi="C059"/>
+              </w:rPr>
+            </w:pPr>
+            <w:r>
+              <w:rPr>
+                <w:rFonts w:ascii="C059" w:hAnsi="C059"/>
                 <w:b/>
                 <w:bCs/>
                 <w:kern w:val="0"/>
@@ -2070,24 +2104,24 @@
               <w:spacing w:before="0" w:after="120"/>
               <w:jc w:val="left"/>
               <w:rPr>
-                <w:b/>
-                <w:b/>
-                <w:bCs/>
-                <w:i/>
-                <w:i/>
-                <w:iCs/>
-              </w:rPr>
-            </w:pPr>
-            <w:r>
-              <w:rPr>
-                <w:b/>
-                <w:bCs/>
-                <w:i/>
-                <w:iCs/>
-                <w:kern w:val="0"/>
-                <w:lang w:val="en-US" w:eastAsia="en-US" w:bidi="ar-SA"/>
-              </w:rPr>
-              <w:t xml:space="preserve">Example </w:t>
+                <w:rFonts w:ascii="C059" w:hAnsi="C059"/>
+                <w:b w:val="false"/>
+                <w:b w:val="false"/>
+                <w:bCs w:val="false"/>
+                <w:i w:val="false"/>
+                <w:i w:val="false"/>
+                <w:iCs w:val="false"/>
+              </w:rPr>
+            </w:pPr>
+            <w:r>
+              <w:rPr>
+                <w:rFonts w:ascii="C059" w:hAnsi="C059"/>
+                <w:b w:val="false"/>
+                <w:bCs w:val="false"/>
+                <w:i w:val="false"/>
+                <w:iCs w:val="false"/>
+              </w:rPr>
+              <w:t>Apple</w:t>
             </w:r>
           </w:p>
           <w:p>
@@ -2097,17 +2131,47 @@
               <w:suppressAutoHyphens w:val="true"/>
               <w:spacing w:before="0" w:after="120"/>
               <w:jc w:val="left"/>
-              <w:rPr>
-                <w:kern w:val="0"/>
-                <w:lang w:val="en-US" w:eastAsia="en-US" w:bidi="ar-SA"/>
-              </w:rPr>
-            </w:pPr>
-            <w:r>
-              <w:rPr>
-                <w:kern w:val="0"/>
-                <w:lang w:val="en-US" w:eastAsia="en-US" w:bidi="ar-SA"/>
-              </w:rPr>
-              <w:t>Commodity Chain and Coffee Prices. https://kencaf.com/commodity-chain-and-coffee-prices/</w:t>
+              <w:rPr/>
+            </w:pPr>
+            <w:hyperlink r:id="rId5">
+              <w:r>
+                <w:rPr>
+                  <w:rStyle w:val="InternetLink"/>
+                  <w:rFonts w:ascii="C059" w:hAnsi="C059"/>
+                  <w:b w:val="false"/>
+                  <w:bCs w:val="false"/>
+                  <w:i w:val="false"/>
+                  <w:iCs w:val="false"/>
+                </w:rPr>
+                <w:t>https://www.apple.com/</w:t>
+              </w:r>
+            </w:hyperlink>
+          </w:p>
+          <w:p>
+            <w:pPr>
+              <w:pStyle w:val="Normal"/>
+              <w:widowControl w:val="false"/>
+              <w:suppressAutoHyphens w:val="true"/>
+              <w:spacing w:before="0" w:after="120"/>
+              <w:jc w:val="left"/>
+              <w:rPr>
+                <w:rFonts w:ascii="C059" w:hAnsi="C059"/>
+                <w:b w:val="false"/>
+                <w:b w:val="false"/>
+                <w:bCs w:val="false"/>
+                <w:i w:val="false"/>
+                <w:i w:val="false"/>
+                <w:iCs w:val="false"/>
+              </w:rPr>
+            </w:pPr>
+            <w:r>
+              <w:rPr>
+                <w:rFonts w:ascii="C059" w:hAnsi="C059"/>
+                <w:b w:val="false"/>
+                <w:bCs w:val="false"/>
+                <w:i w:val="false"/>
+                <w:iCs w:val="false"/>
+              </w:rPr>
             </w:r>
           </w:p>
         </w:tc>
@@ -2125,44 +2189,24 @@
               <w:spacing w:before="0" w:after="120"/>
               <w:jc w:val="left"/>
               <w:rPr>
-                <w:b/>
-                <w:b/>
-                <w:bCs/>
-                <w:i/>
-                <w:i/>
-                <w:iCs/>
-              </w:rPr>
-            </w:pPr>
-            <w:r>
-              <w:rPr>
-                <w:b/>
-                <w:bCs/>
-                <w:i/>
-                <w:iCs/>
-                <w:kern w:val="0"/>
-                <w:lang w:val="en-US" w:eastAsia="en-US" w:bidi="ar-SA"/>
-              </w:rPr>
-              <w:t>Example</w:t>
-            </w:r>
-          </w:p>
-          <w:p>
-            <w:pPr>
-              <w:pStyle w:val="Normal"/>
-              <w:widowControl w:val="false"/>
-              <w:suppressAutoHyphens w:val="true"/>
-              <w:spacing w:before="0" w:after="120"/>
-              <w:jc w:val="left"/>
-              <w:rPr>
-                <w:kern w:val="0"/>
-                <w:lang w:val="en-US" w:eastAsia="en-US" w:bidi="ar-SA"/>
-              </w:rPr>
-            </w:pPr>
-            <w:r>
-              <w:rPr>
-                <w:kern w:val="0"/>
-                <w:lang w:val="en-US" w:eastAsia="en-US" w:bidi="ar-SA"/>
-              </w:rPr>
-              <w:t>This webpage has some useful statistics about the production and supply of coffee. It has two graphics that helped me to better understand all the steps between the producer and the consumer, and how these are related.</w:t>
+                <w:rFonts w:ascii="C059" w:hAnsi="C059"/>
+                <w:b w:val="false"/>
+                <w:b w:val="false"/>
+                <w:bCs w:val="false"/>
+                <w:i w:val="false"/>
+                <w:i w:val="false"/>
+                <w:iCs w:val="false"/>
+              </w:rPr>
+            </w:pPr>
+            <w:r>
+              <w:rPr>
+                <w:rFonts w:ascii="C059" w:hAnsi="C059"/>
+                <w:b w:val="false"/>
+                <w:bCs w:val="false"/>
+                <w:i w:val="false"/>
+                <w:iCs w:val="false"/>
+              </w:rPr>
+              <w:t xml:space="preserve">This is the official website for Apple and its products. This is majority consumer-oriented, with ads for its latest products, so I will have to dig a little deeper to find information regarding its suppliers and manufacturing. </w:t>
             </w:r>
           </w:p>
         </w:tc>
@@ -2182,15 +2226,50 @@
               <w:spacing w:before="0" w:after="120"/>
               <w:jc w:val="left"/>
               <w:rPr>
-                <w:kern w:val="0"/>
-                <w:lang w:val="en-US" w:eastAsia="en-US" w:bidi="ar-SA"/>
-              </w:rPr>
-            </w:pPr>
-            <w:r>
-              <w:rPr>
-                <w:kern w:val="0"/>
-                <w:lang w:val="en-US" w:eastAsia="en-US" w:bidi="ar-SA"/>
-              </w:rPr>
+                <w:rFonts w:ascii="C059" w:hAnsi="C059"/>
+                <w:kern w:val="0"/>
+                <w:lang w:val="en-US" w:eastAsia="en-US" w:bidi="ar-SA"/>
+              </w:rPr>
+            </w:pPr>
+            <w:r>
+              <w:rPr>
+                <w:rFonts w:ascii="C059" w:hAnsi="C059"/>
+                <w:kern w:val="0"/>
+                <w:lang w:val="en-US" w:eastAsia="en-US" w:bidi="ar-SA"/>
+              </w:rPr>
+              <w:t xml:space="preserve">Where is the iPhone Made? </w:t>
+            </w:r>
+          </w:p>
+          <w:p>
+            <w:pPr>
+              <w:pStyle w:val="Normal"/>
+              <w:widowControl w:val="false"/>
+              <w:suppressAutoHyphens w:val="true"/>
+              <w:spacing w:before="0" w:after="120"/>
+              <w:jc w:val="left"/>
+              <w:rPr>
+                <w:kern w:val="0"/>
+                <w:lang w:val="en-US" w:eastAsia="en-US" w:bidi="ar-SA"/>
+              </w:rPr>
+            </w:pPr>
+            <w:hyperlink r:id="rId6">
+              <w:r>
+                <w:rPr>
+                  <w:rStyle w:val="InternetLink"/>
+                  <w:rFonts w:ascii="C059" w:hAnsi="C059"/>
+                  <w:kern w:val="0"/>
+                  <w:lang w:val="en-US" w:eastAsia="en-US" w:bidi="ar-SA"/>
+                </w:rPr>
+                <w:t>https://www.lifewire.com/where-is-the-iphone-made-1999503</w:t>
+              </w:r>
+            </w:hyperlink>
+            <w:r>
+              <w:rPr>
+                <w:rFonts w:ascii="C059" w:hAnsi="C059"/>
+                <w:kern w:val="0"/>
+                <w:lang w:val="en-US" w:eastAsia="en-US" w:bidi="ar-SA"/>
+              </w:rPr>
+              <w:t>?</w:t>
             </w:r>
           </w:p>
         </w:tc>
@@ -2207,15 +2286,18 @@
               <w:spacing w:before="0" w:after="120"/>
               <w:jc w:val="left"/>
               <w:rPr>
-                <w:kern w:val="0"/>
-                <w:lang w:val="en-US" w:eastAsia="en-US" w:bidi="ar-SA"/>
-              </w:rPr>
-            </w:pPr>
-            <w:r>
-              <w:rPr>
-                <w:kern w:val="0"/>
-                <w:lang w:val="en-US" w:eastAsia="en-US" w:bidi="ar-SA"/>
-              </w:rPr>
+                <w:rFonts w:ascii="C059" w:hAnsi="C059"/>
+                <w:kern w:val="0"/>
+                <w:lang w:val="en-US" w:eastAsia="en-US" w:bidi="ar-SA"/>
+              </w:rPr>
+            </w:pPr>
+            <w:r>
+              <w:rPr>
+                <w:rFonts w:ascii="C059" w:hAnsi="C059"/>
+                <w:kern w:val="0"/>
+                <w:lang w:val="en-US" w:eastAsia="en-US" w:bidi="ar-SA"/>
+              </w:rPr>
+              <w:t>This article offers an overview of what materials go into creating an iPhone, where those materials come from, and how they are combined into the final product. For example, the article mentions that some camera parts are made in Japan, while the accelerometer is manufactured in Germany and the gyroscope is made in Switzerland.</w:t>
             </w:r>
           </w:p>
         </w:tc>
@@ -2239,8 +2321,57 @@
                 <w:lang w:val="en-US" w:eastAsia="en-US" w:bidi="ar-SA"/>
               </w:rPr>
             </w:pPr>
-            <w:r>
-              <w:rPr>
+            <w:hyperlink r:id="rId7">
+              <w:r>
+                <w:rPr>
+                  <w:rFonts w:ascii="C059" w:hAnsi="C059"/>
+                  <w:kern w:val="0"/>
+                  <w:lang w:val="en-US" w:eastAsia="en-US" w:bidi="ar-SA"/>
+                </w:rPr>
+                <w:t>Apple Inc.</w:t>
+              </w:r>
+            </w:hyperlink>
+          </w:p>
+          <w:p>
+            <w:pPr>
+              <w:pStyle w:val="Normal"/>
+              <w:widowControl w:val="false"/>
+              <w:suppressAutoHyphens w:val="true"/>
+              <w:spacing w:before="0" w:after="120"/>
+              <w:jc w:val="left"/>
+              <w:rPr>
+                <w:kern w:val="0"/>
+                <w:lang w:val="en-US" w:eastAsia="en-US" w:bidi="ar-SA"/>
+              </w:rPr>
+            </w:pPr>
+            <w:hyperlink r:id="rId8">
+              <w:r>
+                <w:rPr>
+                  <w:rStyle w:val="InternetLink"/>
+                  <w:rFonts w:ascii="C059" w:hAnsi="C059"/>
+                  <w:kern w:val="0"/>
+                  <w:lang w:val="en-US" w:eastAsia="en-US" w:bidi="ar-SA"/>
+                </w:rPr>
+                <w:t>https://www.reuters.com/companies/AAPL.O/financials</w:t>
+              </w:r>
+            </w:hyperlink>
+          </w:p>
+          <w:p>
+            <w:pPr>
+              <w:pStyle w:val="Normal"/>
+              <w:widowControl w:val="false"/>
+              <w:suppressAutoHyphens w:val="true"/>
+              <w:spacing w:before="0" w:after="120"/>
+              <w:jc w:val="left"/>
+              <w:rPr>
+                <w:rFonts w:ascii="C059" w:hAnsi="C059"/>
+                <w:kern w:val="0"/>
+                <w:lang w:val="en-US" w:eastAsia="en-US" w:bidi="ar-SA"/>
+              </w:rPr>
+            </w:pPr>
+            <w:r>
+              <w:rPr>
+                <w:rFonts w:ascii="C059" w:hAnsi="C059"/>
                 <w:kern w:val="0"/>
                 <w:lang w:val="en-US" w:eastAsia="en-US" w:bidi="ar-SA"/>
               </w:rPr>
@@ -2260,15 +2391,18 @@
               <w:spacing w:before="0" w:after="120"/>
               <w:jc w:val="left"/>
               <w:rPr>
-                <w:kern w:val="0"/>
-                <w:lang w:val="en-US" w:eastAsia="en-US" w:bidi="ar-SA"/>
-              </w:rPr>
-            </w:pPr>
-            <w:r>
-              <w:rPr>
-                <w:kern w:val="0"/>
-                <w:lang w:val="en-US" w:eastAsia="en-US" w:bidi="ar-SA"/>
-              </w:rPr>
+                <w:rFonts w:ascii="C059" w:hAnsi="C059"/>
+                <w:kern w:val="0"/>
+                <w:lang w:val="en-US" w:eastAsia="en-US" w:bidi="ar-SA"/>
+              </w:rPr>
+            </w:pPr>
+            <w:r>
+              <w:rPr>
+                <w:rFonts w:ascii="C059" w:hAnsi="C059"/>
+                <w:kern w:val="0"/>
+                <w:lang w:val="en-US" w:eastAsia="en-US" w:bidi="ar-SA"/>
+              </w:rPr>
+              <w:t xml:space="preserve">This article offers an overview on the history of the company, its profits, and other general information. This article can be used to answer preliminary questions about the investigation. </w:t>
             </w:r>
           </w:p>
         </w:tc>
@@ -2284,20 +2418,58 @@
             <w:pPr>
               <w:pStyle w:val="Normal"/>
               <w:widowControl w:val="false"/>
-              <w:suppressAutoHyphens w:val="true"/>
-              <w:spacing w:before="0" w:after="120"/>
-              <w:jc w:val="left"/>
-              <w:rPr>
-                <w:kern w:val="0"/>
-                <w:lang w:val="en-US" w:eastAsia="en-US" w:bidi="ar-SA"/>
-              </w:rPr>
-            </w:pPr>
-            <w:r>
-              <w:rPr>
-                <w:kern w:val="0"/>
-                <w:lang w:val="en-US" w:eastAsia="en-US" w:bidi="ar-SA"/>
-              </w:rPr>
-            </w:r>
+              <w:spacing w:before="240" w:after="120"/>
+              <w:rPr>
+                <w:rFonts w:ascii="C059" w:hAnsi="C059"/>
+                <w:b w:val="false"/>
+                <w:b w:val="false"/>
+                <w:bCs w:val="false"/>
+                <w:color w:val="000000"/>
+                <w:sz w:val="22"/>
+                <w:szCs w:val="22"/>
+                <w:lang w:val="en-US" w:eastAsia="en-US" w:bidi="ar-SA"/>
+              </w:rPr>
+            </w:pPr>
+            <w:r>
+              <w:rPr>
+                <w:rFonts w:ascii="C059" w:hAnsi="C059"/>
+                <w:b w:val="false"/>
+                <w:bCs w:val="false"/>
+                <w:i w:val="false"/>
+                <w:caps w:val="false"/>
+                <w:smallCaps w:val="false"/>
+                <w:color w:val="000000"/>
+                <w:spacing w:val="0"/>
+                <w:sz w:val="22"/>
+                <w:szCs w:val="22"/>
+                <w:lang w:val="en-US" w:eastAsia="en-US" w:bidi="ar-SA"/>
+              </w:rPr>
+              <w:t>Women force change at Indian iPhone plant, sick from bad food, crowded dorms</w:t>
+            </w:r>
+          </w:p>
+          <w:p>
+            <w:pPr>
+              <w:pStyle w:val="Heading1"/>
+              <w:widowControl w:val="false"/>
+              <w:spacing w:before="240" w:after="120"/>
+              <w:rPr>
+                <w:rFonts w:ascii="C059" w:hAnsi="C059"/>
+                <w:lang w:val="en-US" w:eastAsia="en-US" w:bidi="ar-SA"/>
+              </w:rPr>
+            </w:pPr>
+            <w:hyperlink r:id="rId9">
+              <w:r>
+                <w:rPr>
+                  <w:rStyle w:val="InternetLink"/>
+                  <w:rFonts w:ascii="C059" w:hAnsi="C059"/>
+                  <w:color w:val="000000"/>
+                  <w:sz w:val="22"/>
+                  <w:szCs w:val="22"/>
+                  <w:lang w:val="en-US" w:eastAsia="en-US" w:bidi="ar-SA"/>
+                </w:rPr>
+                <w:t>https://www.reuters.com/world/india/women-force-change-indian-iphone-plant-sick-bad-food-crowded-dorms-2021-12-30/</w:t>
+              </w:r>
+            </w:hyperlink>
           </w:p>
         </w:tc>
         <w:tc>
@@ -2313,15 +2485,34 @@
               <w:spacing w:before="0" w:after="120"/>
               <w:jc w:val="left"/>
               <w:rPr>
-                <w:kern w:val="0"/>
-                <w:lang w:val="en-US" w:eastAsia="en-US" w:bidi="ar-SA"/>
-              </w:rPr>
-            </w:pPr>
-            <w:r>
-              <w:rPr>
-                <w:kern w:val="0"/>
-                <w:lang w:val="en-US" w:eastAsia="en-US" w:bidi="ar-SA"/>
-              </w:rPr>
+                <w:rFonts w:ascii="C059" w:hAnsi="C059"/>
+                <w:kern w:val="0"/>
+                <w:lang w:val="en-US" w:eastAsia="en-US" w:bidi="ar-SA"/>
+              </w:rPr>
+            </w:pPr>
+            <w:r>
+              <w:rPr>
+                <w:rFonts w:ascii="C059" w:hAnsi="C059"/>
+                <w:kern w:val="0"/>
+                <w:lang w:val="en-US" w:eastAsia="en-US" w:bidi="ar-SA"/>
+              </w:rPr>
+              <w:t xml:space="preserve">This article is a Reuters investigation into one Foxconn-run (assembly, not producing) factory and the condition its workers are in. I can use this </w:t>
+            </w:r>
+            <w:r>
+              <w:rPr>
+                <w:rFonts w:ascii="C059" w:hAnsi="C059"/>
+                <w:kern w:val="0"/>
+                <w:lang w:val="en-US" w:eastAsia="en-US" w:bidi="ar-SA"/>
+              </w:rPr>
+              <w:t xml:space="preserve">article </w:t>
+            </w:r>
+            <w:r>
+              <w:rPr>
+                <w:rFonts w:ascii="C059" w:hAnsi="C059"/>
+                <w:kern w:val="0"/>
+                <w:lang w:val="en-US" w:eastAsia="en-US" w:bidi="ar-SA"/>
+              </w:rPr>
+              <w:t xml:space="preserve">to answer the question about the working conditions of the people who assemble the iPhone. </w:t>
             </w:r>
           </w:p>
         </w:tc>
@@ -2341,16 +2532,44 @@
               <w:spacing w:before="0" w:after="120"/>
               <w:jc w:val="left"/>
               <w:rPr>
-                <w:kern w:val="0"/>
-                <w:lang w:val="en-US" w:eastAsia="en-US" w:bidi="ar-SA"/>
-              </w:rPr>
-            </w:pPr>
-            <w:r>
-              <w:rPr>
-                <w:kern w:val="0"/>
-                <w:lang w:val="en-US" w:eastAsia="en-US" w:bidi="ar-SA"/>
-              </w:rPr>
-            </w:r>
+                <w:rFonts w:ascii="C059" w:hAnsi="C059"/>
+                <w:kern w:val="0"/>
+                <w:lang w:val="en-US" w:eastAsia="en-US" w:bidi="ar-SA"/>
+              </w:rPr>
+            </w:pPr>
+            <w:r>
+              <w:rPr>
+                <w:rFonts w:ascii="C059" w:hAnsi="C059"/>
+                <w:kern w:val="0"/>
+                <w:lang w:val="en-US" w:eastAsia="en-US" w:bidi="ar-SA"/>
+              </w:rPr>
+              <w:t xml:space="preserve">Are iPhones Bad for the Environment? </w:t>
+            </w:r>
+          </w:p>
+          <w:p>
+            <w:pPr>
+              <w:pStyle w:val="Normal"/>
+              <w:widowControl w:val="false"/>
+              <w:suppressAutoHyphens w:val="true"/>
+              <w:spacing w:before="0" w:after="120"/>
+              <w:jc w:val="left"/>
+              <w:rPr>
+                <w:rFonts w:ascii="C059" w:hAnsi="C059"/>
+                <w:kern w:val="0"/>
+                <w:lang w:val="en-US" w:eastAsia="en-US" w:bidi="ar-SA"/>
+              </w:rPr>
+            </w:pPr>
+            <w:hyperlink r:id="rId10">
+              <w:r>
+                <w:rPr>
+                  <w:rStyle w:val="InternetLink"/>
+                  <w:rFonts w:ascii="C059" w:hAnsi="C059"/>
+                  <w:kern w:val="0"/>
+                  <w:lang w:val="en-US" w:eastAsia="en-US" w:bidi="ar-SA"/>
+                </w:rPr>
+                <w:t>https://www.compareandrecycle.co.uk/blog/are-iphones-bad-for-the-environment</w:t>
+              </w:r>
+            </w:hyperlink>
           </w:p>
         </w:tc>
         <w:tc>
@@ -2366,15 +2585,18 @@
               <w:spacing w:before="0" w:after="120"/>
               <w:jc w:val="left"/>
               <w:rPr>
-                <w:kern w:val="0"/>
-                <w:lang w:val="en-US" w:eastAsia="en-US" w:bidi="ar-SA"/>
-              </w:rPr>
-            </w:pPr>
-            <w:r>
-              <w:rPr>
-                <w:kern w:val="0"/>
-                <w:lang w:val="en-US" w:eastAsia="en-US" w:bidi="ar-SA"/>
-              </w:rPr>
+                <w:rFonts w:ascii="C059" w:hAnsi="C059"/>
+                <w:kern w:val="0"/>
+                <w:lang w:val="en-US" w:eastAsia="en-US" w:bidi="ar-SA"/>
+              </w:rPr>
+            </w:pPr>
+            <w:r>
+              <w:rPr>
+                <w:rFonts w:ascii="C059" w:hAnsi="C059"/>
+                <w:kern w:val="0"/>
+                <w:lang w:val="en-US" w:eastAsia="en-US" w:bidi="ar-SA"/>
+              </w:rPr>
+              <w:t xml:space="preserve">This article discusses the environmental impacts of the supply chain for an iPhone, from mining raw materials to assembly to shipping. I can use this article to figure out the environmental impacts of the iPhone. </w:t>
             </w:r>
           </w:p>
         </w:tc>
@@ -2388,22 +2610,64 @@
           </w:tcPr>
           <w:p>
             <w:pPr>
+              <w:pStyle w:val="Heading1"/>
+              <w:widowControl w:val="false"/>
+              <w:suppressAutoHyphens w:val="true"/>
+              <w:spacing w:before="0" w:after="120"/>
+              <w:jc w:val="left"/>
+              <w:rPr>
+                <w:rFonts w:ascii="C059" w:hAnsi="C059"/>
+                <w:b w:val="false"/>
+                <w:b w:val="false"/>
+                <w:bCs w:val="false"/>
+                <w:kern w:val="0"/>
+                <w:sz w:val="22"/>
+                <w:szCs w:val="22"/>
+                <w:lang w:val="en-US" w:eastAsia="en-US" w:bidi="ar-SA"/>
+              </w:rPr>
+            </w:pPr>
+            <w:r>
+              <w:rPr>
+                <w:rFonts w:ascii="C059" w:hAnsi="C059"/>
+                <w:b w:val="false"/>
+                <w:bCs w:val="false"/>
+                <w:i w:val="false"/>
+                <w:caps w:val="false"/>
+                <w:smallCaps w:val="false"/>
+                <w:color w:val="121212"/>
+                <w:spacing w:val="0"/>
+                <w:kern w:val="0"/>
+                <w:sz w:val="22"/>
+                <w:szCs w:val="22"/>
+                <w:lang w:val="en-US" w:eastAsia="en-US" w:bidi="ar-SA"/>
+              </w:rPr>
+              <w:t>Apple reports record profits amid concerns over economic impact of coronavirus</w:t>
+            </w:r>
+          </w:p>
+          <w:p>
+            <w:pPr>
               <w:pStyle w:val="Normal"/>
               <w:widowControl w:val="false"/>
               <w:suppressAutoHyphens w:val="true"/>
               <w:spacing w:before="0" w:after="120"/>
               <w:jc w:val="left"/>
               <w:rPr>
-                <w:kern w:val="0"/>
-                <w:lang w:val="en-US" w:eastAsia="en-US" w:bidi="ar-SA"/>
-              </w:rPr>
-            </w:pPr>
-            <w:r>
-              <w:rPr>
-                <w:kern w:val="0"/>
-                <w:lang w:val="en-US" w:eastAsia="en-US" w:bidi="ar-SA"/>
-              </w:rPr>
-            </w:r>
+                <w:rFonts w:ascii="C059" w:hAnsi="C059"/>
+                <w:kern w:val="0"/>
+                <w:lang w:val="en-US" w:eastAsia="en-US" w:bidi="ar-SA"/>
+              </w:rPr>
+            </w:pPr>
+            <w:hyperlink r:id="rId11">
+              <w:r>
+                <w:rPr>
+                  <w:rStyle w:val="InternetLink"/>
+                  <w:rFonts w:ascii="C059" w:hAnsi="C059"/>
+                  <w:kern w:val="0"/>
+                  <w:lang w:val="en-US" w:eastAsia="en-US" w:bidi="ar-SA"/>
+                </w:rPr>
+                <w:t>https://www.theguardian.com/technology/2020/jan/28/apple-quarterly-earnings-iphone-11</w:t>
+              </w:r>
+            </w:hyperlink>
           </w:p>
         </w:tc>
         <w:tc>
@@ -2419,15 +2683,18 @@
               <w:spacing w:before="0" w:after="120"/>
               <w:jc w:val="left"/>
               <w:rPr>
-                <w:kern w:val="0"/>
-                <w:lang w:val="en-US" w:eastAsia="en-US" w:bidi="ar-SA"/>
-              </w:rPr>
-            </w:pPr>
-            <w:r>
-              <w:rPr>
-                <w:kern w:val="0"/>
-                <w:lang w:val="en-US" w:eastAsia="en-US" w:bidi="ar-SA"/>
-              </w:rPr>
+                <w:rFonts w:ascii="C059" w:hAnsi="C059"/>
+                <w:kern w:val="0"/>
+                <w:lang w:val="en-US" w:eastAsia="en-US" w:bidi="ar-SA"/>
+              </w:rPr>
+            </w:pPr>
+            <w:r>
+              <w:rPr>
+                <w:rFonts w:ascii="C059" w:hAnsi="C059"/>
+                <w:kern w:val="0"/>
+                <w:lang w:val="en-US" w:eastAsia="en-US" w:bidi="ar-SA"/>
+              </w:rPr>
+              <w:t xml:space="preserve">This article, almost 2 years old, summarizes Apple’s Q1 earnings into a more easily understandable format. I can use this article to find out more about how much economic impact the iPhone has made, and justify it with Apple’s official reports. </w:t>
             </w:r>
           </w:p>
         </w:tc>
@@ -2447,16 +2714,44 @@
               <w:spacing w:before="0" w:after="120"/>
               <w:jc w:val="left"/>
               <w:rPr>
-                <w:kern w:val="0"/>
-                <w:lang w:val="en-US" w:eastAsia="en-US" w:bidi="ar-SA"/>
-              </w:rPr>
-            </w:pPr>
-            <w:r>
-              <w:rPr>
-                <w:kern w:val="0"/>
-                <w:lang w:val="en-US" w:eastAsia="en-US" w:bidi="ar-SA"/>
-              </w:rPr>
-            </w:r>
+                <w:rFonts w:ascii="C059" w:hAnsi="C059"/>
+                <w:kern w:val="0"/>
+                <w:lang w:val="en-US" w:eastAsia="en-US" w:bidi="ar-SA"/>
+              </w:rPr>
+            </w:pPr>
+            <w:r>
+              <w:rPr>
+                <w:rFonts w:ascii="C059" w:hAnsi="C059"/>
+                <w:kern w:val="0"/>
+                <w:lang w:val="en-US" w:eastAsia="en-US" w:bidi="ar-SA"/>
+              </w:rPr>
+              <w:t>Impact of Smartphones over Society</w:t>
+            </w:r>
+          </w:p>
+          <w:p>
+            <w:pPr>
+              <w:pStyle w:val="Normal"/>
+              <w:widowControl w:val="false"/>
+              <w:suppressAutoHyphens w:val="true"/>
+              <w:spacing w:before="0" w:after="120"/>
+              <w:jc w:val="left"/>
+              <w:rPr>
+                <w:rFonts w:ascii="C059" w:hAnsi="C059"/>
+                <w:kern w:val="0"/>
+                <w:lang w:val="en-US" w:eastAsia="en-US" w:bidi="ar-SA"/>
+              </w:rPr>
+            </w:pPr>
+            <w:hyperlink r:id="rId12">
+              <w:r>
+                <w:rPr>
+                  <w:rStyle w:val="InternetLink"/>
+                  <w:rFonts w:ascii="C059" w:hAnsi="C059"/>
+                  <w:kern w:val="0"/>
+                  <w:lang w:val="en-US" w:eastAsia="en-US" w:bidi="ar-SA"/>
+                </w:rPr>
+                <w:t>https://www.keyideasinfotech.com/blog/impact-of-smartphone-on-society/</w:t>
+              </w:r>
+            </w:hyperlink>
           </w:p>
         </w:tc>
         <w:tc>
@@ -2472,15 +2767,18 @@
               <w:spacing w:before="0" w:after="120"/>
               <w:jc w:val="left"/>
               <w:rPr>
-                <w:kern w:val="0"/>
-                <w:lang w:val="en-US" w:eastAsia="en-US" w:bidi="ar-SA"/>
-              </w:rPr>
-            </w:pPr>
-            <w:r>
-              <w:rPr>
-                <w:kern w:val="0"/>
-                <w:lang w:val="en-US" w:eastAsia="en-US" w:bidi="ar-SA"/>
-              </w:rPr>
+                <w:rFonts w:ascii="C059" w:hAnsi="C059"/>
+                <w:kern w:val="0"/>
+                <w:lang w:val="en-US" w:eastAsia="en-US" w:bidi="ar-SA"/>
+              </w:rPr>
+            </w:pPr>
+            <w:r>
+              <w:rPr>
+                <w:rFonts w:ascii="C059" w:hAnsi="C059"/>
+                <w:kern w:val="0"/>
+                <w:lang w:val="en-US" w:eastAsia="en-US" w:bidi="ar-SA"/>
+              </w:rPr>
+              <w:t xml:space="preserve">This article goes over smartphones’ general impact on society, but I can use this article for just iPhones in general since they have more than half of the market share in the United States. This article can be used to answer what social impact iPhones have had. </w:t>
             </w:r>
           </w:p>
         </w:tc>
@@ -2500,12 +2798,14 @@
               <w:spacing w:before="0" w:after="120"/>
               <w:jc w:val="left"/>
               <w:rPr>
-                <w:kern w:val="0"/>
-                <w:lang w:val="en-US" w:eastAsia="en-US" w:bidi="ar-SA"/>
-              </w:rPr>
-            </w:pPr>
-            <w:r>
-              <w:rPr>
+                <w:rFonts w:ascii="C059" w:hAnsi="C059"/>
+                <w:kern w:val="0"/>
+                <w:lang w:val="en-US" w:eastAsia="en-US" w:bidi="ar-SA"/>
+              </w:rPr>
+            </w:pPr>
+            <w:r>
+              <w:rPr>
+                <w:rFonts w:ascii="C059" w:hAnsi="C059"/>
                 <w:kern w:val="0"/>
                 <w:lang w:val="en-US" w:eastAsia="en-US" w:bidi="ar-SA"/>
               </w:rPr>
@@ -2525,12 +2825,14 @@
               <w:spacing w:before="0" w:after="120"/>
               <w:jc w:val="left"/>
               <w:rPr>
-                <w:kern w:val="0"/>
-                <w:lang w:val="en-US" w:eastAsia="en-US" w:bidi="ar-SA"/>
-              </w:rPr>
-            </w:pPr>
-            <w:r>
-              <w:rPr>
+                <w:rFonts w:ascii="C059" w:hAnsi="C059"/>
+                <w:kern w:val="0"/>
+                <w:lang w:val="en-US" w:eastAsia="en-US" w:bidi="ar-SA"/>
+              </w:rPr>
+            </w:pPr>
+            <w:r>
+              <w:rPr>
+                <w:rFonts w:ascii="C059" w:hAnsi="C059"/>
                 <w:kern w:val="0"/>
                 <w:lang w:val="en-US" w:eastAsia="en-US" w:bidi="ar-SA"/>
               </w:rPr>
@@ -2542,19 +2844,27 @@
     <w:p>
       <w:pPr>
         <w:pStyle w:val="Normal"/>
-        <w:rPr/>
-      </w:pPr>
-      <w:r>
-        <w:rPr/>
+        <w:rPr>
+          <w:rFonts w:ascii="C059" w:hAnsi="C059"/>
+        </w:rPr>
+      </w:pPr>
+      <w:r>
+        <w:rPr>
+          <w:rFonts w:ascii="C059" w:hAnsi="C059"/>
+        </w:rPr>
       </w:r>
     </w:p>
     <w:p>
       <w:pPr>
         <w:pStyle w:val="Heading3"/>
-        <w:rPr/>
-      </w:pPr>
-      <w:r>
-        <w:rPr/>
+        <w:rPr>
+          <w:rFonts w:ascii="C059" w:hAnsi="C059"/>
+        </w:rPr>
+      </w:pPr>
+      <w:r>
+        <w:rPr>
+          <w:rFonts w:ascii="C059" w:hAnsi="C059"/>
+        </w:rPr>
         <w:t>Self-Assessment</w:t>
       </w:r>
     </w:p>
@@ -2562,18 +2872,15 @@
       <w:pPr>
         <w:pStyle w:val="Normal"/>
         <w:rPr>
-          <w:rFonts w:ascii="Calibri" w:hAnsi="Calibri" w:cs="Calibri" w:asciiTheme="minorHAnsi" w:cstheme="minorHAnsi" w:hAnsiTheme="minorHAnsi"/>
-          <w:i/>
+          <w:rFonts w:ascii="C059" w:hAnsi="C059"/>
+        </w:rPr>
+      </w:pPr>
+      <w:r>
+        <w:rPr>
+          <w:rFonts w:cs="Calibri" w:ascii="C059" w:hAnsi="C059" w:cstheme="minorHAnsi"/>
           <w:i/>
           <w:iCs/>
         </w:rPr>
-      </w:pPr>
-      <w:r>
-        <w:rPr>
-          <w:rFonts w:cs="Calibri" w:ascii="Calibri" w:hAnsi="Calibri" w:asciiTheme="minorHAnsi" w:cstheme="minorHAnsi" w:hAnsiTheme="minorHAnsi"/>
-          <w:i/>
-          <w:iCs/>
-        </w:rPr>
         <w:t>Ready to begin your Final Analysis &amp; Reflection (Journal 1.4)?</w:t>
       </w:r>
     </w:p>
@@ -2581,12 +2888,12 @@
       <w:pPr>
         <w:pStyle w:val="Normal"/>
         <w:rPr>
-          <w:rFonts w:ascii="Calibri" w:hAnsi="Calibri" w:cs="Calibri" w:asciiTheme="minorHAnsi" w:cstheme="minorHAnsi" w:hAnsiTheme="minorHAnsi"/>
-        </w:rPr>
-      </w:pPr>
-      <w:r>
-        <w:rPr>
-          <w:rFonts w:cs="Calibri" w:ascii="Calibri" w:hAnsi="Calibri" w:asciiTheme="minorHAnsi" w:cstheme="minorHAnsi" w:hAnsiTheme="minorHAnsi"/>
+          <w:rFonts w:ascii="C059" w:hAnsi="C059"/>
+        </w:rPr>
+      </w:pPr>
+      <w:r>
+        <w:rPr>
+          <w:rFonts w:cs="Calibri" w:ascii="C059" w:hAnsi="C059" w:cstheme="minorHAnsi"/>
         </w:rPr>
         <w:t>Some of the questions in Journal 1.4 may be easier to answer than others -- it isn't always possible to find detailed information about every aspect of a commodity chain.  Here is a self-assessment rubric to help you confirm when you've done enough research to begin the final analysis.</w:t>
       </w:r>
@@ -2599,12 +2906,12 @@
           <w:numId w:val="6"/>
         </w:numPr>
         <w:rPr>
-          <w:rFonts w:cs="Calibri" w:cstheme="minorHAnsi"/>
-        </w:rPr>
-      </w:pPr>
-      <w:r>
-        <w:rPr>
-          <w:rFonts w:cs="Calibri" w:cstheme="minorHAnsi"/>
+          <w:rFonts w:ascii="C059" w:hAnsi="C059"/>
+        </w:rPr>
+      </w:pPr>
+      <w:r>
+        <w:rPr>
+          <w:rFonts w:cs="Calibri" w:ascii="C059" w:hAnsi="C059" w:cstheme="minorHAnsi"/>
         </w:rPr>
         <w:t>Do you feel like you can sufficiently answer all or most of the questions in Journal 1.4?  YES or NO</w:t>
       </w:r>
@@ -2617,12 +2924,12 @@
           <w:numId w:val="6"/>
         </w:numPr>
         <w:rPr>
-          <w:rFonts w:cs="Calibri" w:cstheme="minorHAnsi"/>
-        </w:rPr>
-      </w:pPr>
-      <w:r>
-        <w:rPr>
-          <w:rFonts w:cs="Calibri" w:cstheme="minorHAnsi"/>
+          <w:rFonts w:ascii="C059" w:hAnsi="C059"/>
+        </w:rPr>
+      </w:pPr>
+      <w:r>
+        <w:rPr>
+          <w:rFonts w:cs="Calibri" w:ascii="C059" w:hAnsi="C059" w:cstheme="minorHAnsi"/>
         </w:rPr>
         <w:t>If there are questions in Journal 1.4 you still feel you cannot answer, can you give a brief explanation of where and how you looked for the information, and why you think you were not able to find it? YES or NO</w:t>
       </w:r>
@@ -2632,106 +2939,109 @@
         <w:pStyle w:val="Normal"/>
         <w:ind w:left="360" w:hanging="0"/>
         <w:rPr>
-          <w:rFonts w:ascii="Calibri" w:hAnsi="Calibri" w:cs="Calibri" w:asciiTheme="minorHAnsi" w:cstheme="minorHAnsi" w:hAnsiTheme="minorHAnsi"/>
-          <w:i/>
+          <w:rFonts w:ascii="C059" w:hAnsi="C059"/>
+        </w:rPr>
+      </w:pPr>
+      <w:r>
+        <w:rPr>
+          <w:rFonts w:cs="Calibri" w:ascii="C059" w:hAnsi="C059" w:cstheme="minorHAnsi"/>
           <w:i/>
           <w:iCs/>
         </w:rPr>
-      </w:pPr>
-      <w:r>
-        <w:rPr>
-          <w:rFonts w:cs="Calibri" w:ascii="Calibri" w:hAnsi="Calibri" w:asciiTheme="minorHAnsi" w:cstheme="minorHAnsi" w:hAnsiTheme="minorHAnsi"/>
+        <w:t>If you answer "YES" to both questions, you are probably ready to begin!</w:t>
+      </w:r>
+    </w:p>
+    <w:p>
+      <w:pPr>
+        <w:pStyle w:val="Normal"/>
+        <w:ind w:left="360" w:hanging="0"/>
+        <w:rPr>
+          <w:rFonts w:ascii="C059" w:hAnsi="C059"/>
+        </w:rPr>
+      </w:pPr>
+      <w:r>
+        <w:rPr>
+          <w:rFonts w:cs="Calibri" w:ascii="C059" w:hAnsi="C059" w:cstheme="minorHAnsi"/>
           <w:i/>
           <w:iCs/>
         </w:rPr>
-        <w:t>If you answer "YES" to both questions, you are probably ready to begin!</w:t>
+        <w:t>If you answer "NO" to either of these questions, look back at the sources you have and also consider looking for more sources.</w:t>
       </w:r>
     </w:p>
     <w:p>
       <w:pPr>
-        <w:pStyle w:val="Normal"/>
-        <w:ind w:left="360" w:hanging="0"/>
-        <w:rPr>
-          <w:rFonts w:ascii="Calibri" w:hAnsi="Calibri" w:cs="Calibri" w:asciiTheme="minorHAnsi" w:cstheme="minorHAnsi" w:hAnsiTheme="minorHAnsi"/>
-          <w:i/>
-          <w:i/>
-          <w:iCs/>
-        </w:rPr>
-      </w:pPr>
-      <w:r>
-        <w:rPr>
-          <w:rFonts w:cs="Calibri" w:ascii="Calibri" w:hAnsi="Calibri" w:asciiTheme="minorHAnsi" w:cstheme="minorHAnsi" w:hAnsiTheme="minorHAnsi"/>
-          <w:i/>
-          <w:iCs/>
-        </w:rPr>
-        <w:t>If you answer "NO" to either of these questions, look back at the sources you have and also consider looking for more sources.</w:t>
+        <w:pStyle w:val="Heading2"/>
+        <w:rPr>
+          <w:rFonts w:ascii="C059" w:hAnsi="C059"/>
+        </w:rPr>
+      </w:pPr>
+      <w:r>
+        <w:rPr>
+          <w:rFonts w:ascii="C059" w:hAnsi="C059"/>
+          <w:b/>
+          <w:bCs/>
+        </w:rPr>
+        <w:t>Journal 1.4</w:t>
+      </w:r>
+      <w:r>
+        <w:rPr>
+          <w:rFonts w:ascii="C059" w:hAnsi="C059"/>
+        </w:rPr>
+        <w:t xml:space="preserve"> | Final Analysis &amp; Reflection</w:t>
       </w:r>
     </w:p>
     <w:p>
       <w:pPr>
-        <w:pStyle w:val="Heading2"/>
-        <w:rPr/>
-      </w:pPr>
-      <w:r>
-        <w:rPr>
+        <w:pStyle w:val="Heading3"/>
+        <w:rPr>
+          <w:rFonts w:ascii="C059" w:hAnsi="C059"/>
+        </w:rPr>
+      </w:pPr>
+      <w:r>
+        <w:rPr>
+          <w:rFonts w:ascii="C059" w:hAnsi="C059"/>
+        </w:rPr>
+        <w:t>Instructions &amp; Expectations</w:t>
+      </w:r>
+    </w:p>
+    <w:p>
+      <w:pPr>
+        <w:pStyle w:val="Normal"/>
+        <w:rPr>
+          <w:rFonts w:ascii="C059" w:hAnsi="C059"/>
+        </w:rPr>
+      </w:pPr>
+      <w:r>
+        <w:rPr>
+          <w:rFonts w:cs="Calibri" w:ascii="C059" w:hAnsi="C059" w:cstheme="minorHAnsi"/>
+        </w:rPr>
+        <w:t xml:space="preserve">Drawing on the information you learned from your sources, write your analysis &amp; reflection by responding to each of the following questions; each response should be </w:t>
+      </w:r>
+      <w:r>
+        <w:rPr>
+          <w:rFonts w:cs="Calibri" w:ascii="C059" w:hAnsi="C059" w:cstheme="minorHAnsi"/>
           <w:b/>
           <w:bCs/>
         </w:rPr>
-        <w:t>Journal 1.4</w:t>
-      </w:r>
-      <w:r>
-        <w:rPr/>
-        <w:t xml:space="preserve"> | Final Analysis &amp; Reflection</w:t>
+        <w:t>150 – 250 words, unless otherwise noted</w:t>
+      </w:r>
+      <w:r>
+        <w:rPr>
+          <w:rFonts w:cs="Calibri" w:ascii="C059" w:hAnsi="C059" w:cstheme="minorHAnsi"/>
+        </w:rPr>
+        <w:t>.</w:t>
       </w:r>
     </w:p>
     <w:p>
       <w:pPr>
-        <w:pStyle w:val="Heading3"/>
-        <w:rPr/>
-      </w:pPr>
-      <w:r>
-        <w:rPr/>
-        <w:t>Instructions &amp; Expectations</w:t>
-      </w:r>
-    </w:p>
-    <w:p>
-      <w:pPr>
         <w:pStyle w:val="Normal"/>
         <w:rPr>
-          <w:rFonts w:ascii="Calibri" w:hAnsi="Calibri" w:cs="Calibri" w:asciiTheme="minorHAnsi" w:cstheme="minorHAnsi" w:hAnsiTheme="minorHAnsi"/>
-        </w:rPr>
-      </w:pPr>
-      <w:r>
-        <w:rPr>
-          <w:rFonts w:cs="Calibri" w:ascii="Calibri" w:hAnsi="Calibri" w:asciiTheme="minorHAnsi" w:cstheme="minorHAnsi" w:hAnsiTheme="minorHAnsi"/>
-        </w:rPr>
-        <w:t xml:space="preserve">Drawing on the information you learned from your sources, write your analysis &amp; reflection by responding to each of the following questions; each response should be </w:t>
-      </w:r>
-      <w:r>
-        <w:rPr>
-          <w:rFonts w:cs="Calibri" w:ascii="Calibri" w:hAnsi="Calibri" w:asciiTheme="minorHAnsi" w:cstheme="minorHAnsi" w:hAnsiTheme="minorHAnsi"/>
-          <w:b/>
-          <w:bCs/>
-        </w:rPr>
-        <w:t>150 – 250 words, unless otherwise noted</w:t>
-      </w:r>
-      <w:r>
-        <w:rPr>
-          <w:rFonts w:cs="Calibri" w:ascii="Calibri" w:hAnsi="Calibri" w:asciiTheme="minorHAnsi" w:cstheme="minorHAnsi" w:hAnsiTheme="minorHAnsi"/>
-        </w:rPr>
-        <w:t>.</w:t>
-      </w:r>
-    </w:p>
-    <w:p>
-      <w:pPr>
-        <w:pStyle w:val="Normal"/>
-        <w:rPr>
-          <w:rFonts w:ascii="Calibri" w:hAnsi="Calibri" w:cs="Calibri" w:asciiTheme="minorHAnsi" w:cstheme="minorHAnsi" w:hAnsiTheme="minorHAnsi"/>
-        </w:rPr>
-      </w:pPr>
-      <w:r>
-        <w:rPr>
-          <w:rFonts w:eastAsia="" w:cs="Calibri" w:ascii="Calibri" w:hAnsi="Calibri" w:asciiTheme="minorHAnsi" w:cstheme="minorHAnsi" w:eastAsiaTheme="majorEastAsia" w:hAnsiTheme="minorHAnsi"/>
+          <w:rFonts w:ascii="C059" w:hAnsi="C059"/>
+        </w:rPr>
+      </w:pPr>
+      <w:r>
+        <w:rPr>
+          <w:rFonts w:eastAsia="" w:cs="Calibri" w:ascii="C059" w:hAnsi="C059" w:cstheme="minorHAnsi" w:eastAsiaTheme="majorEastAsia"/>
           <w:color w:val="1F3763" w:themeColor="accent1" w:themeShade="7f"/>
           <w:sz w:val="24"/>
           <w:szCs w:val="24"/>
@@ -2740,13 +3050,13 @@
       </w:r>
       <w:r>
         <w:rPr>
-          <w:rFonts w:cs="Calibri" w:ascii="Calibri" w:hAnsi="Calibri" w:asciiTheme="minorHAnsi" w:cstheme="minorHAnsi" w:hAnsiTheme="minorHAnsi"/>
+          <w:rFonts w:cs="Calibri" w:ascii="C059" w:hAnsi="C059" w:cstheme="minorHAnsi"/>
         </w:rPr>
         <w:t xml:space="preserve"> This assignment needs to be completed by </w:t>
       </w:r>
       <w:r>
         <w:rPr>
-          <w:rFonts w:cs="Calibri" w:ascii="Calibri" w:hAnsi="Calibri" w:asciiTheme="minorHAnsi" w:cstheme="minorHAnsi" w:hAnsiTheme="minorHAnsi"/>
+          <w:rFonts w:cs="Calibri" w:ascii="C059" w:hAnsi="C059" w:cstheme="minorHAnsi"/>
           <w:b/>
           <w:bCs/>
         </w:rPr>
@@ -2754,7 +3064,7 @@
       </w:r>
       <w:r>
         <w:rPr>
-          <w:rFonts w:cs="Calibri" w:ascii="Calibri" w:hAnsi="Calibri" w:asciiTheme="minorHAnsi" w:cstheme="minorHAnsi" w:hAnsiTheme="minorHAnsi"/>
+          <w:rFonts w:cs="Calibri" w:ascii="C059" w:hAnsi="C059" w:cstheme="minorHAnsi"/>
         </w:rPr>
         <w:t>.</w:t>
       </w:r>
@@ -2763,12 +3073,12 @@
       <w:pPr>
         <w:pStyle w:val="Normal"/>
         <w:rPr>
-          <w:rFonts w:ascii="Calibri" w:hAnsi="Calibri" w:cs="Calibri" w:asciiTheme="minorHAnsi" w:cstheme="minorHAnsi" w:hAnsiTheme="minorHAnsi"/>
-        </w:rPr>
-      </w:pPr>
-      <w:r>
-        <w:rPr>
-          <w:rFonts w:cs="Calibri" w:cstheme="minorHAnsi" w:ascii="Calibri" w:hAnsi="Calibri"/>
+          <w:rFonts w:ascii="C059" w:hAnsi="C059" w:cs="Calibri" w:cstheme="minorHAnsi"/>
+        </w:rPr>
+      </w:pPr>
+      <w:r>
+        <w:rPr>
+          <w:rFonts w:cs="Calibri" w:cstheme="minorHAnsi" w:ascii="C059" w:hAnsi="C059"/>
         </w:rPr>
       </w:r>
     </w:p>
@@ -2814,15 +3124,12 @@
               <w:contextualSpacing/>
               <w:jc w:val="left"/>
               <w:rPr>
-                <w:rFonts w:ascii="Cambria" w:hAnsi="Cambria"/>
-                <w:b/>
-                <w:b/>
-                <w:bCs/>
-              </w:rPr>
-            </w:pPr>
-            <w:r>
-              <w:rPr>
-                <w:rFonts w:ascii="Cambria" w:hAnsi="Cambria"/>
+                <w:rFonts w:ascii="C059" w:hAnsi="C059"/>
+              </w:rPr>
+            </w:pPr>
+            <w:r>
+              <w:rPr>
+                <w:rFonts w:ascii="C059" w:hAnsi="C059"/>
                 <w:b/>
                 <w:bCs/>
                 <w:kern w:val="0"/>
@@ -2851,15 +3158,18 @@
               <w:ind w:left="360" w:hanging="360"/>
               <w:jc w:val="left"/>
               <w:rPr>
-                <w:kern w:val="0"/>
-                <w:lang w:val="en-US" w:eastAsia="en-US" w:bidi="ar-SA"/>
-              </w:rPr>
-            </w:pPr>
-            <w:r>
-              <w:rPr>
-                <w:kern w:val="0"/>
-                <w:lang w:val="en-US" w:eastAsia="en-US" w:bidi="ar-SA"/>
-              </w:rPr>
+                <w:rFonts w:ascii="C059" w:hAnsi="C059"/>
+                <w:kern w:val="0"/>
+                <w:lang w:val="en-US" w:eastAsia="en-US" w:bidi="ar-SA"/>
+              </w:rPr>
+            </w:pPr>
+            <w:r>
+              <w:rPr>
+                <w:rFonts w:ascii="C059" w:hAnsi="C059"/>
+                <w:kern w:val="0"/>
+                <w:lang w:val="en-US" w:eastAsia="en-US" w:bidi="ar-SA"/>
+              </w:rPr>
+              <w:t xml:space="preserve">I picked the Apple iPhone. </w:t>
             </w:r>
           </w:p>
         </w:tc>
@@ -2885,15 +3195,12 @@
               <w:contextualSpacing/>
               <w:jc w:val="left"/>
               <w:rPr>
-                <w:rFonts w:ascii="Cambria" w:hAnsi="Cambria"/>
-                <w:b/>
-                <w:b/>
-                <w:bCs/>
-              </w:rPr>
-            </w:pPr>
-            <w:r>
-              <w:rPr>
-                <w:rFonts w:ascii="Cambria" w:hAnsi="Cambria"/>
+                <w:rFonts w:ascii="C059" w:hAnsi="C059"/>
+              </w:rPr>
+            </w:pPr>
+            <w:r>
+              <w:rPr>
+                <w:rFonts w:ascii="C059" w:hAnsi="C059"/>
                 <w:b/>
                 <w:bCs/>
                 <w:kern w:val="0"/>
@@ -2922,15 +3229,18 @@
               <w:ind w:left="360" w:hanging="360"/>
               <w:jc w:val="left"/>
               <w:rPr>
-                <w:kern w:val="0"/>
-                <w:lang w:val="en-US" w:eastAsia="en-US" w:bidi="ar-SA"/>
-              </w:rPr>
-            </w:pPr>
-            <w:r>
-              <w:rPr>
-                <w:kern w:val="0"/>
-                <w:lang w:val="en-US" w:eastAsia="en-US" w:bidi="ar-SA"/>
-              </w:rPr>
+                <w:rFonts w:ascii="C059" w:hAnsi="C059"/>
+                <w:kern w:val="0"/>
+                <w:lang w:val="en-US" w:eastAsia="en-US" w:bidi="ar-SA"/>
+              </w:rPr>
+            </w:pPr>
+            <w:r>
+              <w:rPr>
+                <w:rFonts w:ascii="C059" w:hAnsi="C059"/>
+                <w:kern w:val="0"/>
+                <w:lang w:val="en-US" w:eastAsia="en-US" w:bidi="ar-SA"/>
+              </w:rPr>
+              <w:t xml:space="preserve">Apple is located in Cupertino, California, in the middle of Silicon Valley. They made approximately 94.68 billion dollars in 2020. </w:t>
             </w:r>
           </w:p>
         </w:tc>
@@ -2958,15 +3268,12 @@
               <w:contextualSpacing/>
               <w:jc w:val="left"/>
               <w:rPr>
-                <w:rFonts w:ascii="Cambria" w:hAnsi="Cambria"/>
-                <w:b/>
-                <w:b/>
-                <w:bCs/>
-              </w:rPr>
-            </w:pPr>
-            <w:r>
-              <w:rPr>
-                <w:rFonts w:ascii="Cambria" w:hAnsi="Cambria"/>
+                <w:rFonts w:ascii="C059" w:hAnsi="C059"/>
+              </w:rPr>
+            </w:pPr>
+            <w:r>
+              <w:rPr>
+                <w:rFonts w:ascii="C059" w:hAnsi="C059"/>
                 <w:i/>
                 <w:iCs/>
                 <w:kern w:val="0"/>
@@ -2976,7 +3283,7 @@
             </w:r>
             <w:r>
               <w:rPr>
-                <w:rFonts w:ascii="Cambria" w:hAnsi="Cambria"/>
+                <w:rFonts w:ascii="C059" w:hAnsi="C059"/>
                 <w:b/>
                 <w:bCs/>
                 <w:kern w:val="0"/>
@@ -3005,15 +3312,106 @@
               <w:ind w:left="360" w:hanging="360"/>
               <w:jc w:val="left"/>
               <w:rPr>
-                <w:kern w:val="0"/>
-                <w:lang w:val="en-US" w:eastAsia="en-US" w:bidi="ar-SA"/>
-              </w:rPr>
-            </w:pPr>
-            <w:r>
-              <w:rPr>
-                <w:kern w:val="0"/>
-                <w:lang w:val="en-US" w:eastAsia="en-US" w:bidi="ar-SA"/>
-              </w:rPr>
+                <w:rFonts w:ascii="C059" w:hAnsi="C059"/>
+                <w:kern w:val="0"/>
+                <w:lang w:val="en-US" w:eastAsia="en-US" w:bidi="ar-SA"/>
+              </w:rPr>
+            </w:pPr>
+            <w:r>
+              <w:rPr>
+                <w:rFonts w:ascii="C059" w:hAnsi="C059"/>
+                <w:kern w:val="0"/>
+                <w:lang w:val="en-US" w:eastAsia="en-US" w:bidi="ar-SA"/>
+              </w:rPr>
+              <w:t xml:space="preserve">First, the iPhone itself is designed in Apple’s headquarters in California, where it goes through hundreds of prototypes before settling on a final model. </w:t>
+            </w:r>
+            <w:r>
+              <w:rPr>
+                <w:rFonts w:ascii="C059" w:hAnsi="C059"/>
+                <w:kern w:val="0"/>
+                <w:lang w:val="en-US" w:eastAsia="en-US" w:bidi="ar-SA"/>
+              </w:rPr>
+              <w:t xml:space="preserve">The materials required to create the iPhone come from many different places, </w:t>
+            </w:r>
+            <w:r>
+              <w:rPr>
+                <w:rFonts w:ascii="C059" w:hAnsi="C059"/>
+                <w:kern w:val="0"/>
+                <w:lang w:val="en-US" w:eastAsia="en-US" w:bidi="ar-SA"/>
+              </w:rPr>
+              <w:t>but most rare earth materials, which are the ones that are combined and used in electronic circuits, are mined in Mongolia. These materials include lanthanides, scandium, and yt</w:t>
+            </w:r>
+            <w:r>
+              <w:rPr>
+                <w:rFonts w:ascii="C059" w:hAnsi="C059"/>
+                <w:kern w:val="0"/>
+                <w:lang w:val="en-US" w:eastAsia="en-US" w:bidi="ar-SA"/>
+              </w:rPr>
+              <w:t>t</w:t>
+            </w:r>
+            <w:r>
+              <w:rPr>
+                <w:rFonts w:ascii="C059" w:hAnsi="C059"/>
+                <w:kern w:val="0"/>
+                <w:lang w:val="en-US" w:eastAsia="en-US" w:bidi="ar-SA"/>
+              </w:rPr>
+              <w:t xml:space="preserve">rium. </w:t>
+            </w:r>
+            <w:r>
+              <w:rPr>
+                <w:rFonts w:ascii="C059" w:hAnsi="C059"/>
+                <w:kern w:val="0"/>
+                <w:lang w:val="en-US" w:eastAsia="en-US" w:bidi="ar-SA"/>
+              </w:rPr>
+              <w:t xml:space="preserve">In addition to this, Apple sources parts from Japan (camera, compass, LCD screen), Switzerland (gyroscope), Germany (accelerometer), the U.S. (glass screen, Wi-Fi Ship, audio chips), and China (battery). </w:t>
+            </w:r>
+            <w:r>
+              <w:rPr>
+                <w:rFonts w:ascii="C059" w:hAnsi="C059"/>
+                <w:kern w:val="0"/>
+                <w:lang w:val="en-US" w:eastAsia="en-US" w:bidi="ar-SA"/>
+              </w:rPr>
+              <w:t xml:space="preserve">Interestingly, Apple gets some of its iPhone parts from rival smartphone companies, such as its battery and processor, which comes from Samsung (its biggest competitor), and its LCD screen, which comes from </w:t>
+            </w:r>
+            <w:r>
+              <w:rPr>
+                <w:rFonts w:ascii="C059" w:hAnsi="C059"/>
+                <w:kern w:val="0"/>
+                <w:lang w:val="en-US" w:eastAsia="en-US" w:bidi="ar-SA"/>
+              </w:rPr>
+              <w:t>LG, another Korean smartphone company.</w:t>
+            </w:r>
+            <w:r>
+              <w:rPr>
+                <w:rFonts w:ascii="C059" w:hAnsi="C059"/>
+                <w:kern w:val="0"/>
+                <w:lang w:val="en-US" w:eastAsia="en-US" w:bidi="ar-SA"/>
+              </w:rPr>
+              <w:t xml:space="preserve"> </w:t>
+            </w:r>
+            <w:r>
+              <w:rPr>
+                <w:rFonts w:ascii="C059" w:hAnsi="C059"/>
+                <w:kern w:val="0"/>
+                <w:lang w:val="en-US" w:eastAsia="en-US" w:bidi="ar-SA"/>
+              </w:rPr>
+              <w:t xml:space="preserve">Unlike the raw materials procured from and mined in Mongolia, these parts are created in factories normally. </w:t>
+            </w:r>
+            <w:r>
+              <w:rPr>
+                <w:rFonts w:ascii="C059" w:hAnsi="C059"/>
+                <w:kern w:val="0"/>
+                <w:lang w:val="en-US" w:eastAsia="en-US" w:bidi="ar-SA"/>
+              </w:rPr>
+              <w:t xml:space="preserve">Finally, all of the software is created in the U.S.; </w:t>
+            </w:r>
+            <w:r>
+              <w:rPr>
+                <w:rFonts w:ascii="C059" w:hAnsi="C059"/>
+                <w:kern w:val="0"/>
+                <w:lang w:val="en-US" w:eastAsia="en-US" w:bidi="ar-SA"/>
+              </w:rPr>
+              <w:t xml:space="preserve">in fact, a $500 million data center was built in North Carolina for Apple’s use quite recently. </w:t>
             </w:r>
           </w:p>
         </w:tc>
@@ -3039,27 +3437,24 @@
               <w:contextualSpacing/>
               <w:jc w:val="left"/>
               <w:rPr>
-                <w:rFonts w:ascii="Cambria" w:hAnsi="Cambria"/>
-                <w:b/>
+                <w:rFonts w:ascii="C059" w:hAnsi="C059"/>
+              </w:rPr>
+            </w:pPr>
+            <w:r>
+              <w:rPr>
+                <w:rFonts w:ascii="C059" w:hAnsi="C059"/>
+                <w:i/>
+                <w:iCs/>
+                <w:kern w:val="0"/>
+                <w:lang w:val="en-US" w:eastAsia="en-US" w:bidi="ar-SA"/>
+              </w:rPr>
+              <w:t>Assess</w:t>
+            </w:r>
+            <w:r>
+              <w:rPr>
+                <w:rFonts w:ascii="C059" w:hAnsi="C059"/>
                 <w:b/>
                 <w:bCs/>
-              </w:rPr>
-            </w:pPr>
-            <w:r>
-              <w:rPr>
-                <w:rFonts w:ascii="Cambria" w:hAnsi="Cambria"/>
-                <w:i/>
-                <w:iCs/>
-                <w:kern w:val="0"/>
-                <w:lang w:val="en-US" w:eastAsia="en-US" w:bidi="ar-SA"/>
-              </w:rPr>
-              <w:t>Assess</w:t>
-            </w:r>
-            <w:r>
-              <w:rPr>
-                <w:rFonts w:ascii="Cambria" w:hAnsi="Cambria"/>
-                <w:b/>
-                <w:bCs/>
                 <w:kern w:val="0"/>
                 <w:lang w:val="en-US" w:eastAsia="en-US" w:bidi="ar-SA"/>
               </w:rPr>
@@ -3067,7 +3462,7 @@
             </w:r>
             <w:r>
               <w:rPr>
-                <w:rFonts w:ascii="Cambria" w:hAnsi="Cambria"/>
+                <w:rFonts w:ascii="C059" w:hAnsi="C059"/>
                 <w:b/>
                 <w:bCs/>
                 <w:i/>
@@ -3079,7 +3474,7 @@
             </w:r>
             <w:r>
               <w:rPr>
-                <w:rFonts w:ascii="Cambria" w:hAnsi="Cambria"/>
+                <w:rFonts w:ascii="C059" w:hAnsi="C059"/>
                 <w:b/>
                 <w:bCs/>
                 <w:kern w:val="0"/>
@@ -3108,15 +3503,48 @@
               <w:ind w:left="360" w:hanging="360"/>
               <w:jc w:val="left"/>
               <w:rPr>
-                <w:kern w:val="0"/>
-                <w:lang w:val="en-US" w:eastAsia="en-US" w:bidi="ar-SA"/>
-              </w:rPr>
-            </w:pPr>
-            <w:r>
-              <w:rPr>
-                <w:kern w:val="0"/>
-                <w:lang w:val="en-US" w:eastAsia="en-US" w:bidi="ar-SA"/>
-              </w:rPr>
+                <w:rFonts w:ascii="C059" w:hAnsi="C059"/>
+                <w:kern w:val="0"/>
+                <w:lang w:val="en-US" w:eastAsia="en-US" w:bidi="ar-SA"/>
+              </w:rPr>
+            </w:pPr>
+            <w:r>
+              <w:rPr>
+                <w:rFonts w:ascii="C059" w:hAnsi="C059"/>
+                <w:kern w:val="0"/>
+                <w:lang w:val="en-US" w:eastAsia="en-US" w:bidi="ar-SA"/>
+              </w:rPr>
+              <w:t xml:space="preserve">I couldn’t find many sources that discussed the working conditions of the people who </w:t>
+            </w:r>
+            <w:r>
+              <w:rPr>
+                <w:rFonts w:ascii="C059" w:hAnsi="C059"/>
+                <w:i/>
+                <w:iCs/>
+                <w:kern w:val="0"/>
+                <w:lang w:val="en-US" w:eastAsia="en-US" w:bidi="ar-SA"/>
+              </w:rPr>
+              <w:t xml:space="preserve">produce </w:t>
+            </w:r>
+            <w:r>
+              <w:rPr>
+                <w:rFonts w:ascii="C059" w:hAnsi="C059"/>
+                <w:i w:val="false"/>
+                <w:iCs w:val="false"/>
+                <w:kern w:val="0"/>
+                <w:lang w:val="en-US" w:eastAsia="en-US" w:bidi="ar-SA"/>
+              </w:rPr>
+              <w:t xml:space="preserve">the materials; rather, I found articles on the people who assembled them. This is most likely because the mines and other factories which service Apple also service hundreds of other companies. Obviously, the conditions for mines and other raw materials will be bad in developing countries, but I could not find a source that says for certain that the mines that service Apple have bad working conditions. </w:t>
+            </w:r>
+            <w:r>
+              <w:rPr>
+                <w:rFonts w:ascii="C059" w:hAnsi="C059"/>
+                <w:i w:val="false"/>
+                <w:iCs w:val="false"/>
+                <w:kern w:val="0"/>
+                <w:lang w:val="en-US" w:eastAsia="en-US" w:bidi="ar-SA"/>
+              </w:rPr>
+              <w:t xml:space="preserve">I mostly looked online, but I took a trip to the library to see if I could dig up anything more. </w:t>
             </w:r>
           </w:p>
         </w:tc>
@@ -3142,15 +3570,12 @@
               <w:contextualSpacing/>
               <w:jc w:val="left"/>
               <w:rPr>
-                <w:rFonts w:ascii="Cambria" w:hAnsi="Cambria"/>
-                <w:b/>
-                <w:b/>
-                <w:bCs/>
-              </w:rPr>
-            </w:pPr>
-            <w:r>
-              <w:rPr>
-                <w:rFonts w:ascii="Cambria" w:hAnsi="Cambria"/>
+                <w:rFonts w:ascii="C059" w:hAnsi="C059"/>
+              </w:rPr>
+            </w:pPr>
+            <w:r>
+              <w:rPr>
+                <w:rFonts w:ascii="C059" w:hAnsi="C059"/>
                 <w:i/>
                 <w:iCs/>
                 <w:kern w:val="0"/>
@@ -3160,7 +3585,7 @@
             </w:r>
             <w:r>
               <w:rPr>
-                <w:rFonts w:ascii="Cambria" w:hAnsi="Cambria"/>
+                <w:rFonts w:ascii="C059" w:hAnsi="C059"/>
                 <w:b/>
                 <w:bCs/>
                 <w:kern w:val="0"/>
@@ -3189,15 +3614,42 @@
               <w:ind w:left="360" w:hanging="360"/>
               <w:jc w:val="left"/>
               <w:rPr>
-                <w:kern w:val="0"/>
-                <w:lang w:val="en-US" w:eastAsia="en-US" w:bidi="ar-SA"/>
-              </w:rPr>
-            </w:pPr>
-            <w:r>
-              <w:rPr>
-                <w:kern w:val="0"/>
-                <w:lang w:val="en-US" w:eastAsia="en-US" w:bidi="ar-SA"/>
-              </w:rPr>
+                <w:rFonts w:ascii="C059" w:hAnsi="C059"/>
+                <w:kern w:val="0"/>
+                <w:lang w:val="en-US" w:eastAsia="en-US" w:bidi="ar-SA"/>
+              </w:rPr>
+            </w:pPr>
+            <w:r>
+              <w:rPr>
+                <w:rFonts w:ascii="C059" w:hAnsi="C059"/>
+                <w:kern w:val="0"/>
+                <w:lang w:val="en-US" w:eastAsia="en-US" w:bidi="ar-SA"/>
+              </w:rPr>
+              <w:t xml:space="preserve">Apple contracts to two companies to assemble almost all iPhones – FoxConn </w:t>
+            </w:r>
+            <w:r>
+              <w:rPr>
+                <w:rFonts w:ascii="C059" w:hAnsi="C059"/>
+                <w:kern w:val="0"/>
+                <w:lang w:val="en-US" w:eastAsia="en-US" w:bidi="ar-SA"/>
+              </w:rPr>
+              <w:t xml:space="preserve">and Pegatron, both based in Taiwan, but have factories all over Asia, mostly concentrated in the South and Southeast. </w:t>
+            </w:r>
+            <w:r>
+              <w:rPr>
+                <w:rFonts w:ascii="C059" w:hAnsi="C059"/>
+                <w:kern w:val="0"/>
+                <w:lang w:val="en-US" w:eastAsia="en-US" w:bidi="ar-SA"/>
+              </w:rPr>
+              <w:t xml:space="preserve">However, there is one huge factory employing almost 350,000 people that exclusively makes iPhones, located in Zhengzhou, China, a city in one of China’s poorest regions. Here, phones are assembled using parts imported from specialists in other countries in a conventional assembly line. </w:t>
+            </w:r>
+            <w:r>
+              <w:rPr>
+                <w:rFonts w:ascii="C059" w:hAnsi="C059"/>
+                <w:kern w:val="0"/>
+                <w:lang w:val="en-US" w:eastAsia="en-US" w:bidi="ar-SA"/>
+              </w:rPr>
+              <w:t xml:space="preserve">There are also many complex machines that Apple design, prototype, and engineer in California and then send over to factories in China to help with more efficient assembly, such as a gyroscope tester and large-capacity furnaces. Next, after the phone has been assembled, thousands of phones are loaded into large aluminum packages and sent by plane (Apple tried cargo ships for a while, but since iPhones were so small, using planes was more cost-effective and fast) to Apple distribution centers, where they distribute to retailers such as the official Apple stores as well as places like Costco or Best Buy. </w:t>
             </w:r>
           </w:p>
         </w:tc>
@@ -3223,27 +3675,24 @@
               <w:contextualSpacing/>
               <w:jc w:val="left"/>
               <w:rPr>
-                <w:rFonts w:ascii="Cambria" w:hAnsi="Cambria"/>
-                <w:b/>
+                <w:rFonts w:ascii="C059" w:hAnsi="C059"/>
+              </w:rPr>
+            </w:pPr>
+            <w:r>
+              <w:rPr>
+                <w:rFonts w:ascii="C059" w:hAnsi="C059"/>
+                <w:i/>
+                <w:iCs/>
+                <w:kern w:val="0"/>
+                <w:lang w:val="en-US" w:eastAsia="en-US" w:bidi="ar-SA"/>
+              </w:rPr>
+              <w:t>Assess</w:t>
+            </w:r>
+            <w:r>
+              <w:rPr>
+                <w:rFonts w:ascii="C059" w:hAnsi="C059"/>
                 <w:b/>
                 <w:bCs/>
-              </w:rPr>
-            </w:pPr>
-            <w:r>
-              <w:rPr>
-                <w:rFonts w:ascii="Cambria" w:hAnsi="Cambria"/>
-                <w:i/>
-                <w:iCs/>
-                <w:kern w:val="0"/>
-                <w:lang w:val="en-US" w:eastAsia="en-US" w:bidi="ar-SA"/>
-              </w:rPr>
-              <w:t>Assess</w:t>
-            </w:r>
-            <w:r>
-              <w:rPr>
-                <w:rFonts w:ascii="Cambria" w:hAnsi="Cambria"/>
-                <w:b/>
-                <w:bCs/>
                 <w:kern w:val="0"/>
                 <w:lang w:val="en-US" w:eastAsia="en-US" w:bidi="ar-SA"/>
               </w:rPr>
@@ -3251,7 +3700,7 @@
             </w:r>
             <w:r>
               <w:rPr>
-                <w:rFonts w:ascii="Cambria" w:hAnsi="Cambria"/>
+                <w:rFonts w:ascii="C059" w:hAnsi="C059"/>
                 <w:b/>
                 <w:bCs/>
                 <w:i/>
@@ -3263,7 +3712,7 @@
             </w:r>
             <w:r>
               <w:rPr>
-                <w:rFonts w:ascii="Cambria" w:hAnsi="Cambria"/>
+                <w:rFonts w:ascii="C059" w:hAnsi="C059"/>
                 <w:b/>
                 <w:bCs/>
                 <w:kern w:val="0"/>
@@ -3292,15 +3741,60 @@
               <w:ind w:left="360" w:hanging="360"/>
               <w:jc w:val="left"/>
               <w:rPr>
-                <w:kern w:val="0"/>
-                <w:lang w:val="en-US" w:eastAsia="en-US" w:bidi="ar-SA"/>
-              </w:rPr>
-            </w:pPr>
-            <w:r>
-              <w:rPr>
-                <w:kern w:val="0"/>
-                <w:lang w:val="en-US" w:eastAsia="en-US" w:bidi="ar-SA"/>
-              </w:rPr>
+                <w:rFonts w:ascii="C059" w:hAnsi="C059"/>
+                <w:kern w:val="0"/>
+                <w:lang w:val="en-US" w:eastAsia="en-US" w:bidi="ar-SA"/>
+              </w:rPr>
+            </w:pPr>
+            <w:r>
+              <w:rPr>
+                <w:rFonts w:ascii="C059" w:hAnsi="C059"/>
+                <w:kern w:val="0"/>
+                <w:lang w:val="en-US" w:eastAsia="en-US" w:bidi="ar-SA"/>
+              </w:rPr>
+              <w:t xml:space="preserve">The working conditions of people who asseble iPhones are extremely unsatisfactory. Workers usually work a 60 hour workweek and make a little less than $2 an hour – compare this to workers in the U.S., who earn about $23 an hour and work a 40 hour workweek. Additionally, living conditions are quite poor, with </w:t>
+            </w:r>
+            <w:r>
+              <w:rPr>
+                <w:rFonts w:ascii="C059" w:hAnsi="C059"/>
+                <w:kern w:val="0"/>
+                <w:lang w:val="en-US" w:eastAsia="en-US" w:bidi="ar-SA"/>
+              </w:rPr>
+              <w:t>7 or more people sharing a single dorm room, often with no running water or electricity. There have been numerous suicides at the factory with workers jumping out of the 7</w:t>
+            </w:r>
+            <w:r>
+              <w:rPr>
+                <w:rFonts w:ascii="C059" w:hAnsi="C059"/>
+                <w:kern w:val="0"/>
+                <w:vertAlign w:val="superscript"/>
+                <w:lang w:val="en-US" w:eastAsia="en-US" w:bidi="ar-SA"/>
+              </w:rPr>
+              <w:t>th</w:t>
+            </w:r>
+            <w:r>
+              <w:rPr>
+                <w:rFonts w:ascii="C059" w:hAnsi="C059"/>
+                <w:kern w:val="0"/>
+                <w:lang w:val="en-US" w:eastAsia="en-US" w:bidi="ar-SA"/>
+              </w:rPr>
+              <w:t xml:space="preserve"> or 8</w:t>
+            </w:r>
+            <w:r>
+              <w:rPr>
+                <w:rFonts w:ascii="C059" w:hAnsi="C059"/>
+                <w:kern w:val="0"/>
+                <w:vertAlign w:val="superscript"/>
+                <w:lang w:val="en-US" w:eastAsia="en-US" w:bidi="ar-SA"/>
+              </w:rPr>
+              <w:t>th</w:t>
+            </w:r>
+            <w:r>
+              <w:rPr>
+                <w:rFonts w:ascii="C059" w:hAnsi="C059"/>
+                <w:kern w:val="0"/>
+                <w:lang w:val="en-US" w:eastAsia="en-US" w:bidi="ar-SA"/>
+              </w:rPr>
+              <w:t xml:space="preserve"> story of dorm rooms as well as the factory itself. The workplace environment in terms of people is also very aggressive. One worker mentions that his manager “won’t scold you”…if they find a mistake during production. Instead, “they will scold you in front of everyone in a meeting later.” Sometimes, when a worker has made an especially costly mistake, he or she is made to write a formal apology letter and read it out at the meeting. </w:t>
             </w:r>
           </w:p>
         </w:tc>
@@ -3326,15 +3820,12 @@
               <w:contextualSpacing/>
               <w:jc w:val="left"/>
               <w:rPr>
-                <w:rFonts w:ascii="Cambria" w:hAnsi="Cambria"/>
-                <w:b/>
-                <w:b/>
-                <w:bCs/>
-              </w:rPr>
-            </w:pPr>
-            <w:r>
-              <w:rPr>
-                <w:rFonts w:ascii="Cambria" w:hAnsi="Cambria"/>
+                <w:rFonts w:ascii="C059" w:hAnsi="C059"/>
+              </w:rPr>
+            </w:pPr>
+            <w:r>
+              <w:rPr>
+                <w:rFonts w:ascii="C059" w:hAnsi="C059"/>
                 <w:i/>
                 <w:iCs/>
                 <w:kern w:val="0"/>
@@ -3344,7 +3835,7 @@
             </w:r>
             <w:r>
               <w:rPr>
-                <w:rFonts w:ascii="Cambria" w:hAnsi="Cambria"/>
+                <w:rFonts w:ascii="C059" w:hAnsi="C059"/>
                 <w:b/>
                 <w:bCs/>
                 <w:kern w:val="0"/>
@@ -3373,15 +3864,95 @@
               <w:ind w:left="360" w:hanging="360"/>
               <w:jc w:val="left"/>
               <w:rPr>
-                <w:kern w:val="0"/>
-                <w:lang w:val="en-US" w:eastAsia="en-US" w:bidi="ar-SA"/>
-              </w:rPr>
-            </w:pPr>
-            <w:r>
-              <w:rPr>
-                <w:kern w:val="0"/>
-                <w:lang w:val="en-US" w:eastAsia="en-US" w:bidi="ar-SA"/>
-              </w:rPr>
+                <w:rFonts w:ascii="C059" w:hAnsi="C059"/>
+                <w:kern w:val="0"/>
+                <w:lang w:val="en-US" w:eastAsia="en-US" w:bidi="ar-SA"/>
+              </w:rPr>
+            </w:pPr>
+            <w:r>
+              <w:rPr>
+                <w:rFonts w:ascii="C059" w:hAnsi="C059"/>
+                <w:kern w:val="0"/>
+                <w:lang w:val="en-US" w:eastAsia="en-US" w:bidi="ar-SA"/>
+              </w:rPr>
+              <w:t xml:space="preserve">Iphones, and smartphones in general, have a relatively short lifespan – most people just keep a phone for a year, throw it away and get the new generation when it comes out. However, Apple is making moves to curb the environmental impact that new manufactured iPhones have by using recyclable materials – Apple now uses 100% recycled tin in their microprocessor, and have robots that harvest raw materials from thrown away iPhones. Additionally, some Apple Stores and data centers are now powered by 100% renewable energy. </w:t>
+            </w:r>
+          </w:p>
+          <w:p>
+            <w:pPr>
+              <w:pStyle w:val="Normal"/>
+              <w:widowControl w:val="false"/>
+              <w:suppressAutoHyphens w:val="true"/>
+              <w:spacing w:before="0" w:after="120"/>
+              <w:ind w:left="360" w:hanging="360"/>
+              <w:jc w:val="left"/>
+              <w:rPr>
+                <w:rFonts w:ascii="C059" w:hAnsi="C059"/>
+                <w:kern w:val="0"/>
+                <w:lang w:val="en-US" w:eastAsia="en-US" w:bidi="ar-SA"/>
+              </w:rPr>
+            </w:pPr>
+            <w:r>
+              <w:rPr>
+                <w:rFonts w:ascii="C059" w:hAnsi="C059"/>
+                <w:kern w:val="0"/>
+                <w:lang w:val="en-US" w:eastAsia="en-US" w:bidi="ar-SA"/>
+              </w:rPr>
+              <w:t xml:space="preserve">However, mining raw materials for iPhones and huge manufacturing factories have had a huge impact on the environment. Apple reports that 71% of its carbon emissions are caused by mining and manufacturing, and that carbon emissions are only going up with each new generation of iPhone. Apple also makes it hard to repair your phone if you crack the screen or do something else, preventing you from simply keeping the phone and not upgrading. </w:t>
+            </w:r>
+          </w:p>
+          <w:p>
+            <w:pPr>
+              <w:pStyle w:val="Normal"/>
+              <w:widowControl w:val="false"/>
+              <w:suppressAutoHyphens w:val="true"/>
+              <w:spacing w:before="0" w:after="120"/>
+              <w:ind w:left="360" w:hanging="360"/>
+              <w:jc w:val="left"/>
+              <w:rPr>
+                <w:rFonts w:ascii="C059" w:hAnsi="C059"/>
+                <w:kern w:val="0"/>
+                <w:lang w:val="en-US" w:eastAsia="en-US" w:bidi="ar-SA"/>
+              </w:rPr>
+            </w:pPr>
+            <w:r>
+              <w:rPr>
+                <w:rFonts w:ascii="C059" w:hAnsi="C059"/>
+                <w:kern w:val="0"/>
+                <w:lang w:val="en-US" w:eastAsia="en-US" w:bidi="ar-SA"/>
+              </w:rPr>
+              <w:t xml:space="preserve">Economically, Apple has bolstered the world economy as a whole. Apple is worth $3 trillion now, which is bigger than the GDP of most countries, including Brazil, Italy, and Canada. </w:t>
+            </w:r>
+            <w:r>
+              <w:rPr>
+                <w:rFonts w:ascii="C059" w:hAnsi="C059"/>
+                <w:kern w:val="0"/>
+                <w:lang w:val="en-US" w:eastAsia="en-US" w:bidi="ar-SA"/>
+              </w:rPr>
+              <w:t xml:space="preserve">Note that iPhone sales make up more than half of these earnings. Apple has also created millions of jobs in the United States and many millions more in other countries. Recently, Apple decided to invest $430 billion in the US economy, including suppliers, data centers, and movie productions for their streaming service, Apple TV+. </w:t>
+            </w:r>
+          </w:p>
+          <w:p>
+            <w:pPr>
+              <w:pStyle w:val="Normal"/>
+              <w:widowControl w:val="false"/>
+              <w:suppressAutoHyphens w:val="true"/>
+              <w:spacing w:before="0" w:after="120"/>
+              <w:ind w:left="360" w:hanging="360"/>
+              <w:jc w:val="left"/>
+              <w:rPr>
+                <w:rFonts w:ascii="C059" w:hAnsi="C059"/>
+                <w:kern w:val="0"/>
+                <w:lang w:val="en-US" w:eastAsia="en-US" w:bidi="ar-SA"/>
+              </w:rPr>
+            </w:pPr>
+            <w:r>
+              <w:rPr>
+                <w:rFonts w:ascii="C059" w:hAnsi="C059"/>
+                <w:kern w:val="0"/>
+                <w:lang w:val="en-US" w:eastAsia="en-US" w:bidi="ar-SA"/>
+              </w:rPr>
+              <w:t xml:space="preserve">Socially, the iPhone brought what we now consider a smartphone, pioneering touch screens, a voicemail where you could pick messages, as well as other industry firsts. However, it has also, according to some people, given society a new addiction, almost as bad as tobacco or opium – glowing phone screens. </w:t>
             </w:r>
           </w:p>
         </w:tc>
@@ -3409,15 +3980,12 @@
               <w:contextualSpacing/>
               <w:jc w:val="left"/>
               <w:rPr>
-                <w:rFonts w:ascii="Cambria" w:hAnsi="Cambria" w:cs="Calibri" w:cstheme="minorHAnsi"/>
-                <w:b/>
-                <w:b/>
-                <w:bCs/>
-              </w:rPr>
-            </w:pPr>
-            <w:r>
-              <w:rPr>
-                <w:rFonts w:cs="Calibri" w:ascii="Cambria" w:hAnsi="Cambria" w:cstheme="minorHAnsi"/>
+                <w:rFonts w:ascii="C059" w:hAnsi="C059"/>
+              </w:rPr>
+            </w:pPr>
+            <w:r>
+              <w:rPr>
+                <w:rFonts w:cs="Calibri" w:ascii="C059" w:hAnsi="C059" w:cstheme="minorHAnsi"/>
                 <w:i/>
                 <w:iCs/>
                 <w:kern w:val="0"/>
@@ -3427,7 +3995,7 @@
             </w:r>
             <w:r>
               <w:rPr>
-                <w:rFonts w:cs="Calibri" w:ascii="Cambria" w:hAnsi="Cambria" w:cstheme="minorHAnsi"/>
+                <w:rFonts w:cs="Calibri" w:ascii="C059" w:hAnsi="C059" w:cstheme="minorHAnsi"/>
                 <w:b/>
                 <w:bCs/>
                 <w:kern w:val="0"/>
@@ -3456,13 +4024,20 @@
               <w:ind w:left="360" w:hanging="360"/>
               <w:jc w:val="left"/>
               <w:rPr>
-                <w:rFonts w:cs="Calibri" w:cstheme="minorHAnsi"/>
-              </w:rPr>
-            </w:pPr>
-            <w:r>
-              <w:rPr>
-                <w:rFonts w:cs="Calibri" w:cstheme="minorHAnsi"/>
-              </w:rPr>
+                <w:rFonts w:ascii="C059" w:hAnsi="C059" w:cs="Calibri" w:cstheme="minorHAnsi"/>
+              </w:rPr>
+            </w:pPr>
+            <w:r>
+              <w:rPr>
+                <w:rFonts w:cs="Calibri" w:cstheme="minorHAnsi" w:ascii="C059" w:hAnsi="C059"/>
+              </w:rPr>
+              <w:t xml:space="preserve">Since the iPhone is one of the most well-known products in the world, I think there were more resources than normal exploring its supply chain. The main challenge I faced was finding resources that talked about Apple’s connection to raw materials mined in Mongolia and elsewhere, </w:t>
+            </w:r>
+            <w:r>
+              <w:rPr>
+                <w:rFonts w:cs="Calibri" w:cstheme="minorHAnsi" w:ascii="C059" w:hAnsi="C059"/>
+              </w:rPr>
+              <w:t xml:space="preserve">as well as sifting through different perspectives on workers’ conditions and Apple’s role in this – for example, when asked about the Foxconn suicides, Steve Jobs simply remarked that the suicide rate in Foxconn, almost a nation-state in itself employing 300,000+ people, was lower than the United States’s. I might have faced these challenges purely because Apple was – and is – such a gigantic company, with ties all over the world; people might not have bothered writing about where Apple procured its raw materials from because they genuinely didn’t know – the connections might have been too tenuous, too thin, to warrant any sort of investigation. However, I am thankful I picked such a popular product and not something like an H&amp;M jacket, since people definitely wouldn’t bother to investigate that. </w:t>
             </w:r>
           </w:p>
         </w:tc>
@@ -3490,15 +4065,12 @@
               <w:contextualSpacing/>
               <w:jc w:val="left"/>
               <w:rPr>
-                <w:rFonts w:ascii="Cambria" w:hAnsi="Cambria" w:cs="Calibri" w:cstheme="minorHAnsi"/>
-                <w:b/>
-                <w:b/>
-                <w:bCs/>
-              </w:rPr>
-            </w:pPr>
-            <w:r>
-              <w:rPr>
-                <w:rFonts w:cs="Calibri" w:ascii="Cambria" w:hAnsi="Cambria" w:cstheme="minorHAnsi"/>
+                <w:rFonts w:ascii="C059" w:hAnsi="C059"/>
+              </w:rPr>
+            </w:pPr>
+            <w:r>
+              <w:rPr>
+                <w:rFonts w:cs="Calibri" w:ascii="C059" w:hAnsi="C059" w:cstheme="minorHAnsi"/>
                 <w:i/>
                 <w:iCs/>
                 <w:kern w:val="0"/>
@@ -3508,7 +4080,7 @@
             </w:r>
             <w:r>
               <w:rPr>
-                <w:rFonts w:cs="Calibri" w:ascii="Cambria" w:hAnsi="Cambria" w:cstheme="minorHAnsi"/>
+                <w:rFonts w:cs="Calibri" w:ascii="C059" w:hAnsi="C059" w:cstheme="minorHAnsi"/>
                 <w:b/>
                 <w:bCs/>
                 <w:kern w:val="0"/>
@@ -3537,13 +4109,33 @@
               <w:ind w:left="360" w:hanging="360"/>
               <w:jc w:val="left"/>
               <w:rPr>
-                <w:rFonts w:cs="Calibri" w:cstheme="minorHAnsi"/>
-              </w:rPr>
-            </w:pPr>
-            <w:r>
-              <w:rPr>
-                <w:rFonts w:cs="Calibri" w:cstheme="minorHAnsi"/>
-              </w:rPr>
+                <w:rFonts w:ascii="C059" w:hAnsi="C059" w:cs="Calibri" w:cstheme="minorHAnsi"/>
+              </w:rPr>
+            </w:pPr>
+            <w:r>
+              <w:rPr>
+                <w:rFonts w:cs="Calibri" w:cstheme="minorHAnsi" w:ascii="C059" w:hAnsi="C059"/>
+              </w:rPr>
+              <w:t xml:space="preserve">Learning about Foxconn and its gigantic factory made me think about how Apple is using flexible accumulation to build up its profits as much as possible – in its initial stages, most manufacturing of Apple’s computers and other hardware was done in the U.S., but as manufacturing costs increased, Apple began offshoring factories and outsourcing jobs to workers in developing countries to save money and turn a bigger profit. </w:t>
+            </w:r>
+          </w:p>
+          <w:p>
+            <w:pPr>
+              <w:pStyle w:val="Normal"/>
+              <w:widowControl w:val="false"/>
+              <w:suppressAutoHyphens w:val="true"/>
+              <w:spacing w:before="0" w:after="120"/>
+              <w:ind w:left="360" w:hanging="360"/>
+              <w:jc w:val="left"/>
+              <w:rPr>
+                <w:rFonts w:ascii="C059" w:hAnsi="C059" w:cs="Calibri" w:cstheme="minorHAnsi"/>
+              </w:rPr>
+            </w:pPr>
+            <w:r>
+              <w:rPr>
+                <w:rFonts w:cs="Calibri" w:cstheme="minorHAnsi" w:ascii="C059" w:hAnsi="C059"/>
+              </w:rPr>
+              <w:t xml:space="preserve">Additionally, the exchange of ideas between different countries just to build a single product – Apple designing it in California, sending it over to Taiwan and the Phillippines for prototyping, and then finally to China for building, made me think that this was just another version of the triangle trade. </w:t>
             </w:r>
           </w:p>
         </w:tc>
@@ -3571,12 +4163,12 @@
               <w:contextualSpacing/>
               <w:jc w:val="left"/>
               <w:rPr>
-                <w:rFonts w:ascii="Cambria" w:hAnsi="Cambria" w:cs="Calibri" w:cstheme="minorHAnsi"/>
-              </w:rPr>
-            </w:pPr>
-            <w:r>
-              <w:rPr>
-                <w:rFonts w:cs="Calibri" w:ascii="Cambria" w:hAnsi="Cambria" w:cstheme="minorHAnsi"/>
+                <w:rFonts w:ascii="C059" w:hAnsi="C059"/>
+              </w:rPr>
+            </w:pPr>
+            <w:r>
+              <w:rPr>
+                <w:rFonts w:cs="Calibri" w:ascii="C059" w:hAnsi="C059" w:cstheme="minorHAnsi"/>
                 <w:i/>
                 <w:iCs/>
                 <w:kern w:val="0"/>
@@ -3586,7 +4178,7 @@
             </w:r>
             <w:r>
               <w:rPr>
-                <w:rFonts w:cs="Calibri" w:ascii="Cambria" w:hAnsi="Cambria" w:cstheme="minorHAnsi"/>
+                <w:rFonts w:cs="Calibri" w:ascii="C059" w:hAnsi="C059" w:cstheme="minorHAnsi"/>
                 <w:kern w:val="0"/>
                 <w:lang w:val="en-US" w:eastAsia="en-US" w:bidi="ar-SA"/>
               </w:rPr>
@@ -3594,7 +4186,7 @@
             </w:r>
             <w:r>
               <w:rPr>
-                <w:rFonts w:cs="Calibri" w:ascii="Cambria" w:hAnsi="Cambria" w:cstheme="minorHAnsi"/>
+                <w:rFonts w:cs="Calibri" w:ascii="C059" w:hAnsi="C059" w:cstheme="minorHAnsi"/>
                 <w:b/>
                 <w:bCs/>
                 <w:kern w:val="0"/>
@@ -3623,13 +4215,20 @@
               <w:ind w:left="360" w:hanging="360"/>
               <w:jc w:val="left"/>
               <w:rPr>
-                <w:rFonts w:cs="Calibri" w:cstheme="minorHAnsi"/>
-              </w:rPr>
-            </w:pPr>
-            <w:r>
-              <w:rPr>
-                <w:rFonts w:cs="Calibri" w:cstheme="minorHAnsi"/>
-              </w:rPr>
+                <w:rFonts w:ascii="C059" w:hAnsi="C059" w:cs="Calibri" w:cstheme="minorHAnsi"/>
+              </w:rPr>
+            </w:pPr>
+            <w:r>
+              <w:rPr>
+                <w:rFonts w:cs="Calibri" w:cstheme="minorHAnsi" w:ascii="C059" w:hAnsi="C059"/>
+              </w:rPr>
+              <w:t xml:space="preserve">My feelings about the iPhone have changed quite a bit. I always knew there was a bit of overseas work going into the manufacturing of the iPhone, but I never thought that it was going to be to this extent. Since every iPhone box says “designed in California”, I just thought that the iPhone was manufactured here by skilled, well-paid workers. </w:t>
+            </w:r>
+            <w:r>
+              <w:rPr>
+                <w:rFonts w:cs="Calibri" w:cstheme="minorHAnsi" w:ascii="C059" w:hAnsi="C059"/>
+              </w:rPr>
+              <w:t xml:space="preserve">However, after learning more about the long hours that workers put in to assemble parts just for what we consider spare change, I look at my phone in a different way. It was also interesting to me how most of the parts in an iPhone are not actually manufactured by Apple at all – they just subcontract to Asian companies which both build and test the processor, and then have their name slapped on it and put in one of millions of iPhones. It made me realize what Steve Jobs said about Apple a decade ago was true – Apple is, first and foremost, a design company. </w:t>
             </w:r>
           </w:p>
         </w:tc>
@@ -3657,12 +4256,12 @@
               <w:contextualSpacing/>
               <w:jc w:val="left"/>
               <w:rPr>
-                <w:rFonts w:ascii="Cambria" w:hAnsi="Cambria" w:cs="Calibri" w:cstheme="minorHAnsi"/>
-              </w:rPr>
-            </w:pPr>
-            <w:r>
-              <w:rPr>
-                <w:rFonts w:cs="Calibri" w:ascii="Cambria" w:hAnsi="Cambria" w:cstheme="minorHAnsi"/>
+                <w:rFonts w:ascii="C059" w:hAnsi="C059"/>
+              </w:rPr>
+            </w:pPr>
+            <w:r>
+              <w:rPr>
+                <w:rFonts w:cs="Calibri" w:ascii="C059" w:hAnsi="C059" w:cstheme="minorHAnsi"/>
                 <w:i/>
                 <w:iCs/>
                 <w:kern w:val="0"/>
@@ -3672,7 +4271,7 @@
             </w:r>
             <w:r>
               <w:rPr>
-                <w:rFonts w:cs="Calibri" w:ascii="Cambria" w:hAnsi="Cambria" w:cstheme="minorHAnsi"/>
+                <w:rFonts w:cs="Calibri" w:ascii="C059" w:hAnsi="C059" w:cstheme="minorHAnsi"/>
                 <w:kern w:val="0"/>
                 <w:lang w:val="en-US" w:eastAsia="en-US" w:bidi="ar-SA"/>
               </w:rPr>
@@ -3680,7 +4279,7 @@
             </w:r>
             <w:r>
               <w:rPr>
-                <w:rFonts w:cs="Calibri" w:ascii="Cambria" w:hAnsi="Cambria" w:cstheme="minorHAnsi"/>
+                <w:rFonts w:cs="Calibri" w:ascii="C059" w:hAnsi="C059" w:cstheme="minorHAnsi"/>
                 <w:i/>
                 <w:iCs/>
                 <w:kern w:val="0"/>
@@ -3690,7 +4289,7 @@
             </w:r>
             <w:r>
               <w:rPr>
-                <w:rFonts w:cs="Calibri" w:ascii="Cambria" w:hAnsi="Cambria" w:cstheme="minorHAnsi"/>
+                <w:rFonts w:cs="Calibri" w:ascii="C059" w:hAnsi="C059" w:cstheme="minorHAnsi"/>
                 <w:b/>
                 <w:bCs/>
                 <w:kern w:val="0"/>
@@ -3719,13 +4318,14 @@
               <w:ind w:left="360" w:hanging="360"/>
               <w:jc w:val="left"/>
               <w:rPr>
-                <w:rFonts w:cs="Calibri" w:cstheme="minorHAnsi"/>
-              </w:rPr>
-            </w:pPr>
-            <w:r>
-              <w:rPr>
-                <w:rFonts w:cs="Calibri" w:cstheme="minorHAnsi"/>
-              </w:rPr>
+                <w:rFonts w:ascii="C059" w:hAnsi="C059" w:cs="Calibri" w:cstheme="minorHAnsi"/>
+              </w:rPr>
+            </w:pPr>
+            <w:r>
+              <w:rPr>
+                <w:rFonts w:cs="Calibri" w:cstheme="minorHAnsi" w:ascii="C059" w:hAnsi="C059"/>
+              </w:rPr>
+              <w:t xml:space="preserve">I have learned that I should try to consider what goes into a product without taking it for granted. I should acknowledge that many people work long hours just to get a product into my hands, including miners, manufacturers, shippers, etc. </w:t>
             </w:r>
           </w:p>
         </w:tc>
@@ -3753,12 +4353,12 @@
               <w:contextualSpacing/>
               <w:jc w:val="left"/>
               <w:rPr>
-                <w:rFonts w:ascii="Cambria" w:hAnsi="Cambria" w:cs="Calibri" w:cstheme="minorHAnsi"/>
-              </w:rPr>
-            </w:pPr>
-            <w:r>
-              <w:rPr>
-                <w:rFonts w:cs="Calibri" w:ascii="Cambria" w:hAnsi="Cambria" w:cstheme="minorHAnsi"/>
+                <w:rFonts w:ascii="C059" w:hAnsi="C059"/>
+              </w:rPr>
+            </w:pPr>
+            <w:r>
+              <w:rPr>
+                <w:rFonts w:cs="Calibri" w:ascii="C059" w:hAnsi="C059" w:cstheme="minorHAnsi"/>
                 <w:i/>
                 <w:iCs/>
                 <w:kern w:val="0"/>
@@ -3768,7 +4368,7 @@
             </w:r>
             <w:r>
               <w:rPr>
-                <w:rFonts w:cs="Calibri" w:ascii="Cambria" w:hAnsi="Cambria" w:cstheme="minorHAnsi"/>
+                <w:rFonts w:cs="Calibri" w:ascii="C059" w:hAnsi="C059" w:cstheme="minorHAnsi"/>
                 <w:b/>
                 <w:bCs/>
                 <w:kern w:val="0"/>
@@ -3797,13 +4397,14 @@
               <w:ind w:left="360" w:hanging="360"/>
               <w:jc w:val="left"/>
               <w:rPr>
-                <w:rFonts w:cs="Calibri" w:cstheme="minorHAnsi"/>
-              </w:rPr>
-            </w:pPr>
-            <w:r>
-              <w:rPr>
-                <w:rFonts w:cs="Calibri" w:cstheme="minorHAnsi"/>
-              </w:rPr>
+                <w:rFonts w:ascii="C059" w:hAnsi="C059" w:cs="Calibri" w:cstheme="minorHAnsi"/>
+              </w:rPr>
+            </w:pPr>
+            <w:r>
+              <w:rPr>
+                <w:rFonts w:cs="Calibri" w:cstheme="minorHAnsi" w:ascii="C059" w:hAnsi="C059"/>
+              </w:rPr>
+              <w:t xml:space="preserve">I should have e-mailed reporters for the articles I read and asked them for more information, perhaps pointing me to a different, more comprehensive source than the one I was considering. </w:t>
             </w:r>
           </w:p>
         </w:tc>
@@ -3812,26 +4413,32 @@
     <w:p>
       <w:pPr>
         <w:pStyle w:val="Normal"/>
-        <w:rPr/>
-      </w:pPr>
-      <w:r>
-        <w:rPr/>
+        <w:rPr>
+          <w:rFonts w:ascii="C059" w:hAnsi="C059"/>
+        </w:rPr>
+      </w:pPr>
+      <w:r>
+        <w:rPr>
+          <w:rFonts w:ascii="C059" w:hAnsi="C059"/>
+        </w:rPr>
       </w:r>
     </w:p>
     <w:p>
       <w:pPr>
         <w:pStyle w:val="Normal"/>
         <w:spacing w:before="0" w:after="0"/>
-        <w:rPr/>
+        <w:rPr>
+          <w:rFonts w:ascii="C059" w:hAnsi="C059"/>
+        </w:rPr>
       </w:pPr>
       <w:r>
         <w:rPr/>
       </w:r>
     </w:p>
     <w:sectPr>
-      <w:footerReference w:type="even" r:id="rId4"/>
-      <w:footerReference w:type="default" r:id="rId5"/>
-      <w:footerReference w:type="first" r:id="rId6"/>
+      <w:footerReference w:type="even" r:id="rId13"/>
+      <w:footerReference w:type="default" r:id="rId14"/>
+      <w:footerReference w:type="first" r:id="rId15"/>
       <w:type w:val="nextPage"/>
       <w:pgSz w:w="12240" w:h="15840"/>
       <w:pgMar w:left="720" w:right="720" w:gutter="0" w:header="0" w:top="720" w:footer="720" w:bottom="777"/>
@@ -3852,7 +4459,7 @@
         <w:docPartGallery w:val="Page Numbers (Bottom of Page)"/>
         <w:docPartUnique w:val="true"/>
       </w:docPartObj>
-      <w:id w:val="924236269"/>
+      <w:id w:val="569889318"/>
     </w:sdtPr>
     <w:sdtContent>
       <w:p>
@@ -3940,7 +4547,7 @@
         <w:docPartGallery w:val="Page Numbers (Bottom of Page)"/>
         <w:docPartUnique w:val="true"/>
       </w:docPartObj>
-      <w:id w:val="1466343770"/>
+      <w:id w:val="1729348427"/>
     </w:sdtPr>
     <w:sdtContent>
       <w:p>
@@ -3972,7 +4579,7 @@
           <w:rPr>
             <w:rStyle w:val="Pagenumber"/>
           </w:rPr>
-          <w:t>6</w:t>
+          <w:t>9</w:t>
         </w:r>
         <w:r>
           <w:rPr>
@@ -4024,7 +4631,7 @@
         <w:docPartGallery w:val="Page Numbers (Bottom of Page)"/>
         <w:docPartUnique w:val="true"/>
       </w:docPartObj>
-      <w:id w:val="322715327"/>
+      <w:id w:val="1605051753"/>
     </w:sdtPr>
     <w:sdtContent>
       <w:p>
@@ -4056,7 +4663,7 @@
           <w:rPr>
             <w:rStyle w:val="Pagenumber"/>
           </w:rPr>
-          <w:t>6</w:t>
+          <w:t>9</w:t>
         </w:r>
         <w:r>
           <w:rPr>
@@ -5876,6 +6483,14 @@
       <w:iCs/>
     </w:rPr>
   </w:style>
+  <w:style w:type="character" w:styleId="InternetLink">
+    <w:name w:val="Hyperlink"/>
+    <w:rPr>
+      <w:color w:val="000080"/>
+      <w:u w:val="single"/>
+      <w:lang w:val="zxx" w:eastAsia="zxx" w:bidi="zxx"/>
+    </w:rPr>
+  </w:style>
   <w:style w:type="paragraph" w:styleId="Heading">
     <w:name w:val="Heading"/>
     <w:basedOn w:val="Normal"/>
@@ -6095,6 +6710,29 @@
       <w:rFonts w:ascii="Times New Roman" w:hAnsi="Times New Roman"/>
       <w:sz w:val="24"/>
       <w:szCs w:val="24"/>
+    </w:rPr>
+  </w:style>
+  <w:style w:type="paragraph" w:styleId="TableContents">
+    <w:name w:val="Table Contents"/>
+    <w:basedOn w:val="Normal"/>
+    <w:qFormat/>
+    <w:pPr>
+      <w:widowControl w:val="false"/>
+      <w:suppressLineNumbers/>
+    </w:pPr>
+    <w:rPr/>
+  </w:style>
+  <w:style w:type="paragraph" w:styleId="TableHeading">
+    <w:name w:val="Table Heading"/>
+    <w:basedOn w:val="TableContents"/>
+    <w:qFormat/>
+    <w:pPr>
+      <w:suppressLineNumbers/>
+      <w:jc w:val="center"/>
+    </w:pPr>
+    <w:rPr>
+      <w:b/>
+      <w:bCs/>
     </w:rPr>
   </w:style>
   <w:style w:type="numbering" w:styleId="NoList" w:default="1">

--- a/sem2/anthro104/readingResponses/answers/FWP1 Project Journal TEMPLATE.docx
+++ b/sem2/anthro104/readingResponses/answers/FWP1 Project Journal TEMPLATE.docx
@@ -4135,7 +4135,7 @@
               <w:rPr>
                 <w:rFonts w:cs="Calibri" w:cstheme="minorHAnsi" w:ascii="C059" w:hAnsi="C059"/>
               </w:rPr>
-              <w:t xml:space="preserve">Additionally, the exchange of ideas between different countries just to build a single product – Apple designing it in California, sending it over to Taiwan and the Phillippines for prototyping, and then finally to China for building, made me think that this was just another version of the triangle trade. </w:t>
+              <w:t xml:space="preserve">Additionally, the exchange of ideas between different countries just to build a single product – Apple designing it in California, sending it over to Taiwan and the Phillippines for prototyping, and then finally to China for building, made me think that this was just another version of the triangle trade, with different resources coming in from different places, combining, and making something brand new.  </w:t>
             </w:r>
           </w:p>
         </w:tc>
@@ -4459,7 +4459,7 @@
         <w:docPartGallery w:val="Page Numbers (Bottom of Page)"/>
         <w:docPartUnique w:val="true"/>
       </w:docPartObj>
-      <w:id w:val="569889318"/>
+      <w:id w:val="61900356"/>
     </w:sdtPr>
     <w:sdtContent>
       <w:p>
@@ -4547,7 +4547,7 @@
         <w:docPartGallery w:val="Page Numbers (Bottom of Page)"/>
         <w:docPartUnique w:val="true"/>
       </w:docPartObj>
-      <w:id w:val="1729348427"/>
+      <w:id w:val="278680110"/>
     </w:sdtPr>
     <w:sdtContent>
       <w:p>
@@ -4631,7 +4631,7 @@
         <w:docPartGallery w:val="Page Numbers (Bottom of Page)"/>
         <w:docPartUnique w:val="true"/>
       </w:docPartObj>
-      <w:id w:val="1605051753"/>
+      <w:id w:val="1364135029"/>
     </w:sdtPr>
     <w:sdtContent>
       <w:p>
